--- a/Lab_3/lab_3_protsenko_kb241.docx
+++ b/Lab_3/lab_3_protsenko_kb241.docx
@@ -4,14 +4,4899 @@
   <w:body>
     <w:p>
       <w:pPr>
+        <w:spacing w:after="0" w:line="360" w:lineRule="auto"/>
+        <w:jc w:val="right"/>
+        <w:rPr>
+          <w:rFonts w:ascii="Times New Roman" w:hAnsi="Times New Roman" w:cs="Times New Roman"/>
+          <w:b/>
+          <w:bCs/>
+          <w:sz w:val="28"/>
+          <w:szCs w:val="28"/>
+          <w:lang w:val="uk-UA"/>
+        </w:rPr>
+      </w:pPr>
+      <w:r>
+        <w:rPr>
+          <w:rFonts w:ascii="Times New Roman" w:hAnsi="Times New Roman" w:cs="Times New Roman"/>
+          <w:b/>
+          <w:bCs/>
+          <w:sz w:val="28"/>
+          <w:szCs w:val="28"/>
+          <w:lang w:val="uk-UA"/>
+        </w:rPr>
+        <w:t>Виконав: Проценко Євгеній</w:t>
+      </w:r>
+    </w:p>
+    <w:p>
+      <w:pPr>
+        <w:spacing w:after="0" w:line="360" w:lineRule="auto"/>
+        <w:jc w:val="right"/>
+        <w:rPr>
+          <w:rFonts w:ascii="Times New Roman" w:hAnsi="Times New Roman" w:cs="Times New Roman"/>
+          <w:b/>
+          <w:bCs/>
+          <w:sz w:val="28"/>
+          <w:szCs w:val="28"/>
+          <w:lang w:val="uk-UA"/>
+        </w:rPr>
+      </w:pPr>
+      <w:r>
+        <w:rPr>
+          <w:rFonts w:ascii="Times New Roman" w:hAnsi="Times New Roman" w:cs="Times New Roman"/>
+          <w:b/>
+          <w:bCs/>
+          <w:sz w:val="28"/>
+          <w:szCs w:val="28"/>
+          <w:lang w:val="uk-UA"/>
+        </w:rPr>
+        <w:t>КБ-241</w:t>
+      </w:r>
+    </w:p>
+    <w:p>
+      <w:pPr>
+        <w:spacing w:after="0" w:line="360" w:lineRule="auto"/>
+        <w:jc w:val="center"/>
+        <w:rPr>
+          <w:rFonts w:ascii="Times New Roman" w:hAnsi="Times New Roman" w:cs="Times New Roman"/>
+          <w:b/>
+          <w:bCs/>
+          <w:sz w:val="28"/>
+          <w:szCs w:val="28"/>
+          <w:lang w:val="ru-RU"/>
+        </w:rPr>
+      </w:pPr>
+      <w:r>
+        <w:rPr>
+          <w:rFonts w:ascii="Times New Roman" w:hAnsi="Times New Roman" w:cs="Times New Roman"/>
+          <w:b/>
+          <w:bCs/>
+          <w:sz w:val="28"/>
+          <w:szCs w:val="28"/>
+          <w:lang w:val="uk-UA"/>
+        </w:rPr>
+        <w:t>Звіт до лабораторної роботи №</w:t>
+      </w:r>
+      <w:r>
+        <w:rPr>
+          <w:rFonts w:ascii="Times New Roman" w:hAnsi="Times New Roman" w:cs="Times New Roman"/>
+          <w:b/>
+          <w:bCs/>
+          <w:sz w:val="28"/>
+          <w:szCs w:val="28"/>
+          <w:lang w:val="ru-RU"/>
+        </w:rPr>
+        <w:t>3</w:t>
+      </w:r>
+    </w:p>
+    <w:p>
+      <w:pPr>
+        <w:spacing w:after="0" w:line="360" w:lineRule="auto"/>
+        <w:jc w:val="center"/>
+        <w:rPr>
+          <w:rFonts w:ascii="Times New Roman" w:hAnsi="Times New Roman" w:cs="Times New Roman"/>
+          <w:b/>
+          <w:bCs/>
+          <w:sz w:val="28"/>
+          <w:szCs w:val="28"/>
+          <w:lang w:val="uk-UA"/>
+        </w:rPr>
+      </w:pPr>
+      <w:r>
+        <w:rPr>
+          <w:rFonts w:ascii="Times New Roman" w:hAnsi="Times New Roman" w:cs="Times New Roman"/>
+          <w:b/>
+          <w:bCs/>
+          <w:sz w:val="28"/>
+          <w:szCs w:val="28"/>
+          <w:lang w:val="uk-UA"/>
+        </w:rPr>
+        <w:t>Базові принципи ООП</w:t>
+      </w:r>
+    </w:p>
+    <w:p>
+      <w:pPr>
+        <w:spacing w:after="0" w:line="360" w:lineRule="auto"/>
+        <w:jc w:val="both"/>
+        <w:rPr>
+          <w:rFonts w:ascii="Times New Roman" w:hAnsi="Times New Roman" w:cs="Times New Roman"/>
+          <w:sz w:val="28"/>
+          <w:szCs w:val="28"/>
+          <w:lang w:val="uk-UA"/>
+        </w:rPr>
+      </w:pPr>
+    </w:p>
+    <w:p>
+      <w:pPr>
+        <w:spacing w:after="0" w:line="360" w:lineRule="auto"/>
+        <w:jc w:val="both"/>
+        <w:rPr>
+          <w:rFonts w:ascii="Times New Roman" w:hAnsi="Times New Roman" w:cs="Times New Roman"/>
+          <w:sz w:val="28"/>
+          <w:szCs w:val="28"/>
+          <w:lang w:val="uk-UA"/>
+        </w:rPr>
+      </w:pPr>
+      <w:r>
+        <w:rPr>
+          <w:rFonts w:ascii="Times New Roman" w:hAnsi="Times New Roman" w:cs="Times New Roman"/>
+          <w:b/>
+          <w:bCs/>
+          <w:sz w:val="28"/>
+          <w:szCs w:val="28"/>
+          <w:lang w:val="uk-UA"/>
+        </w:rPr>
+        <w:t>Мета роботи</w:t>
+      </w:r>
+      <w:r>
+        <w:rPr>
+          <w:rFonts w:ascii="Times New Roman" w:hAnsi="Times New Roman" w:cs="Times New Roman"/>
+          <w:sz w:val="28"/>
+          <w:szCs w:val="28"/>
+          <w:lang w:val="uk-UA"/>
+        </w:rPr>
+        <w:t>:</w:t>
+      </w:r>
+    </w:p>
+    <w:p>
+      <w:pPr>
+        <w:spacing w:after="0" w:line="360" w:lineRule="auto"/>
+        <w:jc w:val="both"/>
+        <w:rPr>
+          <w:rFonts w:ascii="Times New Roman" w:hAnsi="Times New Roman" w:cs="Times New Roman"/>
+          <w:sz w:val="28"/>
+          <w:szCs w:val="28"/>
+          <w:lang w:val="en-US"/>
+        </w:rPr>
+      </w:pPr>
+      <w:r>
+        <w:rPr>
+          <w:rFonts w:ascii="Times New Roman" w:hAnsi="Times New Roman" w:cs="Times New Roman"/>
+          <w:sz w:val="28"/>
+          <w:szCs w:val="28"/>
+          <w:lang w:val="uk-UA"/>
+        </w:rPr>
+        <w:t xml:space="preserve">Використовуючи теоретичне підґрунтя про базові принципи ООП та підходи використання в </w:t>
+      </w:r>
+      <w:r>
+        <w:rPr>
+          <w:rFonts w:ascii="Times New Roman" w:hAnsi="Times New Roman" w:cs="Times New Roman"/>
+          <w:sz w:val="28"/>
+          <w:szCs w:val="28"/>
+          <w:lang w:val="en-US"/>
+        </w:rPr>
+        <w:t>Java</w:t>
+      </w:r>
+      <w:r>
+        <w:rPr>
+          <w:rFonts w:ascii="Times New Roman" w:hAnsi="Times New Roman" w:cs="Times New Roman"/>
+          <w:sz w:val="28"/>
+          <w:szCs w:val="28"/>
+          <w:lang w:val="ru-RU"/>
+        </w:rPr>
+        <w:t xml:space="preserve"> </w:t>
+      </w:r>
+      <w:r>
+        <w:rPr>
+          <w:rFonts w:ascii="Times New Roman" w:hAnsi="Times New Roman" w:cs="Times New Roman"/>
+          <w:sz w:val="28"/>
+          <w:szCs w:val="28"/>
+          <w:lang w:val="uk-UA"/>
+        </w:rPr>
+        <w:t>виконати дії що будуть вказано в завданні до лабораторної роботи.</w:t>
+      </w:r>
+    </w:p>
+    <w:p>
+      <w:pPr>
+        <w:spacing w:after="0" w:line="360" w:lineRule="auto"/>
+        <w:jc w:val="both"/>
+        <w:rPr>
+          <w:rFonts w:ascii="Times New Roman" w:hAnsi="Times New Roman" w:cs="Times New Roman"/>
+          <w:b/>
+          <w:bCs/>
+          <w:sz w:val="28"/>
+          <w:szCs w:val="28"/>
+          <w:lang w:val="uk-UA"/>
+        </w:rPr>
+      </w:pPr>
+      <w:r>
+        <w:rPr>
+          <w:rFonts w:ascii="Times New Roman" w:hAnsi="Times New Roman" w:cs="Times New Roman"/>
+          <w:b/>
+          <w:bCs/>
+          <w:sz w:val="28"/>
+          <w:szCs w:val="28"/>
+          <w:lang w:val="uk-UA"/>
+        </w:rPr>
+        <w:t>Хід роботи:</w:t>
+      </w:r>
+    </w:p>
+    <w:p>
+      <w:pPr>
+        <w:spacing w:after="0" w:line="360" w:lineRule="auto"/>
+        <w:jc w:val="both"/>
+        <w:rPr>
+          <w:rFonts w:ascii="Times New Roman" w:hAnsi="Times New Roman" w:cs="Times New Roman"/>
+          <w:sz w:val="28"/>
+          <w:szCs w:val="28"/>
+          <w:lang w:val="uk-UA"/>
+        </w:rPr>
+      </w:pPr>
+      <w:r>
+        <w:rPr>
+          <w:rFonts w:ascii="Times New Roman" w:hAnsi="Times New Roman" w:cs="Times New Roman"/>
+          <w:sz w:val="28"/>
+          <w:szCs w:val="28"/>
+          <w:lang w:val="uk-UA"/>
+        </w:rPr>
+        <w:t>Виконую надані завдання та подаю скріншоти з готовим кодом і результатом тестувань:</w:t>
+      </w:r>
+    </w:p>
+    <w:p>
+      <w:pPr>
+        <w:pStyle w:val="a9"/>
+        <w:numPr>
+          <w:ilvl w:val="0"/>
+          <w:numId w:val="19"/>
+        </w:numPr>
+        <w:spacing w:after="0" w:line="360" w:lineRule="auto"/>
+        <w:ind w:left="0" w:firstLine="567"/>
+        <w:rPr>
+          <w:rFonts w:ascii="Times New Roman" w:hAnsi="Times New Roman" w:cs="Times New Roman"/>
+          <w:sz w:val="28"/>
+          <w:szCs w:val="28"/>
+          <w:lang w:val="en-US"/>
+        </w:rPr>
+      </w:pPr>
+      <w:r>
+        <w:rPr>
+          <w:rFonts w:ascii="Times New Roman" w:hAnsi="Times New Roman" w:cs="Times New Roman"/>
+          <w:sz w:val="28"/>
+          <w:szCs w:val="28"/>
+          <w:lang w:val="uk-UA"/>
+        </w:rPr>
+        <w:t>Створити клас</w:t>
+      </w:r>
+      <w:r>
+        <w:rPr>
+          <w:rFonts w:ascii="Times New Roman" w:hAnsi="Times New Roman" w:cs="Times New Roman"/>
+          <w:sz w:val="28"/>
+          <w:szCs w:val="28"/>
+          <w:lang w:val="en-US"/>
+        </w:rPr>
+        <w:t xml:space="preserve"> </w:t>
+      </w:r>
+      <w:r>
+        <w:rPr>
+          <w:rFonts w:ascii="Times New Roman" w:hAnsi="Times New Roman" w:cs="Times New Roman"/>
+          <w:sz w:val="28"/>
+          <w:szCs w:val="28"/>
+          <w:lang w:val="en-US"/>
+        </w:rPr>
+        <w:t>Ticket</w:t>
+      </w:r>
+      <w:r>
+        <w:rPr>
+          <w:rFonts w:ascii="Times New Roman" w:hAnsi="Times New Roman" w:cs="Times New Roman"/>
+          <w:sz w:val="28"/>
+          <w:szCs w:val="28"/>
+          <w:lang w:val="uk-UA"/>
+        </w:rPr>
+        <w:t xml:space="preserve"> </w:t>
+      </w:r>
+      <w:r>
+        <w:rPr>
+          <w:rFonts w:ascii="Times New Roman" w:hAnsi="Times New Roman" w:cs="Times New Roman"/>
+          <w:sz w:val="28"/>
+          <w:szCs w:val="28"/>
+          <w:lang w:val="uk-UA"/>
+        </w:rPr>
+        <w:t xml:space="preserve">(Рис. </w:t>
+      </w:r>
+      <w:r>
+        <w:rPr>
+          <w:rFonts w:ascii="Times New Roman" w:hAnsi="Times New Roman" w:cs="Times New Roman"/>
+          <w:sz w:val="28"/>
+          <w:szCs w:val="28"/>
+          <w:lang w:val="uk-UA"/>
+        </w:rPr>
+        <w:t>1</w:t>
+      </w:r>
+      <w:r>
+        <w:rPr>
+          <w:rFonts w:ascii="Times New Roman" w:hAnsi="Times New Roman" w:cs="Times New Roman"/>
+          <w:sz w:val="28"/>
+          <w:szCs w:val="28"/>
+          <w:lang w:val="uk-UA"/>
+        </w:rPr>
+        <w:t>).</w:t>
+      </w:r>
+    </w:p>
+    <w:p>
+      <w:pPr>
+        <w:spacing w:after="0" w:line="360" w:lineRule="auto"/>
+        <w:ind w:firstLine="567"/>
+        <w:rPr>
+          <w:rFonts w:ascii="Times New Roman" w:hAnsi="Times New Roman" w:cs="Times New Roman"/>
+          <w:sz w:val="28"/>
+          <w:szCs w:val="28"/>
+          <w:lang w:val="en-US"/>
+        </w:rPr>
+      </w:pPr>
+      <w:r>
+        <w:rPr>
+          <w:rFonts w:ascii="Times New Roman" w:hAnsi="Times New Roman" w:cs="Times New Roman"/>
+          <w:sz w:val="28"/>
+          <w:szCs w:val="28"/>
+          <w:lang w:val="uk-UA"/>
+        </w:rPr>
+        <w:t>Кожен</w:t>
+      </w:r>
+      <w:r>
+        <w:rPr>
+          <w:rFonts w:ascii="Times New Roman" w:hAnsi="Times New Roman" w:cs="Times New Roman"/>
+          <w:sz w:val="28"/>
+          <w:szCs w:val="28"/>
+          <w:lang w:val="ru-RU"/>
+        </w:rPr>
+        <w:t xml:space="preserve"> </w:t>
+      </w:r>
+      <w:r>
+        <w:rPr>
+          <w:rFonts w:ascii="Times New Roman" w:hAnsi="Times New Roman" w:cs="Times New Roman"/>
+          <w:i/>
+          <w:iCs/>
+          <w:sz w:val="28"/>
+          <w:szCs w:val="28"/>
+          <w:lang w:val="en-US"/>
+        </w:rPr>
+        <w:t>ticket</w:t>
+      </w:r>
+      <w:r>
+        <w:rPr>
+          <w:rFonts w:ascii="Times New Roman" w:hAnsi="Times New Roman" w:cs="Times New Roman"/>
+          <w:sz w:val="28"/>
+          <w:szCs w:val="28"/>
+          <w:lang w:val="ru-RU"/>
+        </w:rPr>
+        <w:t xml:space="preserve"> </w:t>
+      </w:r>
+      <w:r>
+        <w:rPr>
+          <w:rFonts w:ascii="Times New Roman" w:hAnsi="Times New Roman" w:cs="Times New Roman"/>
+          <w:sz w:val="28"/>
+          <w:szCs w:val="28"/>
+          <w:lang w:val="uk-UA"/>
+        </w:rPr>
+        <w:t>має свій ідентифікатор, ім'я та приблизний час для його виконання</w:t>
+      </w:r>
+      <w:r>
+        <w:rPr>
+          <w:rFonts w:ascii="Times New Roman" w:hAnsi="Times New Roman" w:cs="Times New Roman"/>
+          <w:sz w:val="28"/>
+          <w:szCs w:val="28"/>
+          <w:lang w:val="ru-RU"/>
+        </w:rPr>
+        <w:t xml:space="preserve">. </w:t>
+      </w:r>
+      <w:r>
+        <w:rPr>
+          <w:rFonts w:ascii="Times New Roman" w:hAnsi="Times New Roman" w:cs="Times New Roman"/>
+          <w:sz w:val="28"/>
+          <w:szCs w:val="28"/>
+          <w:lang w:val="uk-UA"/>
+        </w:rPr>
+        <w:t>Ці значення надаються через конструктор класу</w:t>
+      </w:r>
+      <w:r>
+        <w:rPr>
+          <w:rFonts w:ascii="Times New Roman" w:hAnsi="Times New Roman" w:cs="Times New Roman"/>
+          <w:sz w:val="28"/>
+          <w:szCs w:val="28"/>
+          <w:lang w:val="en-US"/>
+        </w:rPr>
+        <w:t xml:space="preserve"> </w:t>
+      </w:r>
+      <w:r>
+        <w:rPr>
+          <w:rFonts w:ascii="Times New Roman" w:hAnsi="Times New Roman" w:cs="Times New Roman"/>
+          <w:i/>
+          <w:iCs/>
+          <w:sz w:val="28"/>
+          <w:szCs w:val="28"/>
+          <w:lang w:val="en-US"/>
+        </w:rPr>
+        <w:t>Ticket</w:t>
+      </w:r>
+      <w:r>
+        <w:rPr>
+          <w:rFonts w:ascii="Times New Roman" w:hAnsi="Times New Roman" w:cs="Times New Roman"/>
+          <w:sz w:val="28"/>
+          <w:szCs w:val="28"/>
+          <w:lang w:val="en-US"/>
+        </w:rPr>
+        <w:t xml:space="preserve">. </w:t>
+      </w:r>
+    </w:p>
+    <w:p>
+      <w:pPr>
+        <w:spacing w:after="0" w:line="360" w:lineRule="auto"/>
+        <w:ind w:firstLine="567"/>
+        <w:rPr>
+          <w:rFonts w:ascii="Times New Roman" w:hAnsi="Times New Roman" w:cs="Times New Roman"/>
+          <w:sz w:val="28"/>
+          <w:szCs w:val="28"/>
+          <w:lang w:val="en-US"/>
+        </w:rPr>
+      </w:pPr>
+      <w:r>
+        <w:rPr>
+          <w:rFonts w:ascii="Times New Roman" w:hAnsi="Times New Roman" w:cs="Times New Roman"/>
+          <w:i/>
+          <w:iCs/>
+          <w:sz w:val="28"/>
+          <w:szCs w:val="28"/>
+          <w:lang w:val="en-US"/>
+        </w:rPr>
+        <w:t>Ticket</w:t>
+      </w:r>
+      <w:r>
+        <w:rPr>
+          <w:rFonts w:ascii="Times New Roman" w:hAnsi="Times New Roman" w:cs="Times New Roman"/>
+          <w:sz w:val="28"/>
+          <w:szCs w:val="28"/>
+          <w:lang w:val="ru-RU"/>
+        </w:rPr>
+        <w:t xml:space="preserve"> </w:t>
+      </w:r>
+      <w:r>
+        <w:rPr>
+          <w:rFonts w:ascii="Times New Roman" w:hAnsi="Times New Roman" w:cs="Times New Roman"/>
+          <w:sz w:val="28"/>
+          <w:szCs w:val="28"/>
+          <w:lang w:val="uk-UA"/>
+        </w:rPr>
+        <w:t>може вважатися завершеним або незавершеним. Щойно створений</w:t>
+      </w:r>
+      <w:r>
+        <w:rPr>
+          <w:rFonts w:ascii="Times New Roman" w:hAnsi="Times New Roman" w:cs="Times New Roman"/>
+          <w:sz w:val="28"/>
+          <w:szCs w:val="28"/>
+          <w:lang w:val="en-US"/>
+        </w:rPr>
+        <w:t xml:space="preserve"> </w:t>
+      </w:r>
+      <w:r>
+        <w:rPr>
+          <w:rFonts w:ascii="Times New Roman" w:hAnsi="Times New Roman" w:cs="Times New Roman"/>
+          <w:i/>
+          <w:iCs/>
+          <w:sz w:val="28"/>
+          <w:szCs w:val="28"/>
+          <w:lang w:val="en-US"/>
+        </w:rPr>
+        <w:t>ticket</w:t>
+      </w:r>
+      <w:r>
+        <w:rPr>
+          <w:rFonts w:ascii="Times New Roman" w:hAnsi="Times New Roman" w:cs="Times New Roman"/>
+          <w:sz w:val="28"/>
+          <w:szCs w:val="28"/>
+          <w:lang w:val="en-US"/>
+        </w:rPr>
+        <w:t xml:space="preserve"> </w:t>
+      </w:r>
+      <w:r>
+        <w:rPr>
+          <w:rFonts w:ascii="Times New Roman" w:hAnsi="Times New Roman" w:cs="Times New Roman"/>
+          <w:sz w:val="28"/>
+          <w:szCs w:val="28"/>
+          <w:lang w:val="uk-UA"/>
+        </w:rPr>
+        <w:t>вважається незавершеним.</w:t>
+      </w:r>
+    </w:p>
+    <w:p>
+      <w:pPr>
+        <w:spacing w:after="0" w:line="360" w:lineRule="auto"/>
+        <w:ind w:firstLine="567"/>
+        <w:jc w:val="both"/>
+        <w:rPr>
+          <w:rFonts w:ascii="Times New Roman" w:hAnsi="Times New Roman" w:cs="Times New Roman"/>
+          <w:sz w:val="28"/>
+          <w:szCs w:val="28"/>
+          <w:lang w:val="en-US"/>
+        </w:rPr>
+      </w:pPr>
+      <w:proofErr w:type="spellStart"/>
+      <w:proofErr w:type="gramStart"/>
+      <w:r>
+        <w:rPr>
+          <w:rFonts w:ascii="Times New Roman" w:hAnsi="Times New Roman" w:cs="Times New Roman"/>
+          <w:i/>
+          <w:iCs/>
+          <w:sz w:val="28"/>
+          <w:szCs w:val="28"/>
+          <w:lang w:val="en-US"/>
+        </w:rPr>
+        <w:t>getId</w:t>
+      </w:r>
+      <w:proofErr w:type="spellEnd"/>
+      <w:r>
+        <w:rPr>
+          <w:rFonts w:ascii="Times New Roman" w:hAnsi="Times New Roman" w:cs="Times New Roman"/>
+          <w:sz w:val="28"/>
+          <w:szCs w:val="28"/>
+          <w:lang w:val="en-US"/>
+        </w:rPr>
+        <w:t>(</w:t>
+      </w:r>
+      <w:proofErr w:type="gramEnd"/>
+      <w:r>
+        <w:rPr>
+          <w:rFonts w:ascii="Times New Roman" w:hAnsi="Times New Roman" w:cs="Times New Roman"/>
+          <w:sz w:val="28"/>
+          <w:szCs w:val="28"/>
+          <w:lang w:val="en-US"/>
+        </w:rPr>
+        <w:t xml:space="preserve">) - </w:t>
+      </w:r>
+      <w:r>
+        <w:rPr>
+          <w:rFonts w:ascii="Times New Roman" w:hAnsi="Times New Roman" w:cs="Times New Roman"/>
+          <w:sz w:val="28"/>
+          <w:szCs w:val="28"/>
+          <w:lang w:val="uk-UA"/>
+        </w:rPr>
+        <w:t>повертає ідентифікатор</w:t>
+      </w:r>
+      <w:r>
+        <w:rPr>
+          <w:rFonts w:ascii="Times New Roman" w:hAnsi="Times New Roman" w:cs="Times New Roman"/>
+          <w:sz w:val="28"/>
+          <w:szCs w:val="28"/>
+          <w:lang w:val="en-US"/>
+        </w:rPr>
+        <w:t xml:space="preserve"> ticket'</w:t>
+      </w:r>
+      <w:r>
+        <w:rPr>
+          <w:rFonts w:ascii="Times New Roman" w:hAnsi="Times New Roman" w:cs="Times New Roman"/>
+          <w:sz w:val="28"/>
+          <w:szCs w:val="28"/>
+          <w:lang w:val="uk-UA"/>
+        </w:rPr>
+        <w:t>у</w:t>
+      </w:r>
+      <w:r>
+        <w:rPr>
+          <w:rFonts w:ascii="Times New Roman" w:hAnsi="Times New Roman" w:cs="Times New Roman"/>
+          <w:sz w:val="28"/>
+          <w:szCs w:val="28"/>
+          <w:lang w:val="en-US"/>
+        </w:rPr>
+        <w:t>.</w:t>
+      </w:r>
+    </w:p>
+    <w:p>
+      <w:pPr>
+        <w:spacing w:after="0" w:line="360" w:lineRule="auto"/>
+        <w:ind w:firstLine="567"/>
+        <w:jc w:val="both"/>
+        <w:rPr>
+          <w:rFonts w:ascii="Times New Roman" w:hAnsi="Times New Roman" w:cs="Times New Roman"/>
+          <w:sz w:val="28"/>
+          <w:szCs w:val="28"/>
+          <w:lang w:val="en-US"/>
+        </w:rPr>
+      </w:pPr>
+      <w:proofErr w:type="spellStart"/>
+      <w:proofErr w:type="gramStart"/>
+      <w:r>
+        <w:rPr>
+          <w:rFonts w:ascii="Times New Roman" w:hAnsi="Times New Roman" w:cs="Times New Roman"/>
+          <w:i/>
+          <w:iCs/>
+          <w:sz w:val="28"/>
+          <w:szCs w:val="28"/>
+          <w:lang w:val="en-US"/>
+        </w:rPr>
+        <w:t>getName</w:t>
+      </w:r>
+      <w:proofErr w:type="spellEnd"/>
+      <w:r>
+        <w:rPr>
+          <w:rFonts w:ascii="Times New Roman" w:hAnsi="Times New Roman" w:cs="Times New Roman"/>
+          <w:sz w:val="28"/>
+          <w:szCs w:val="28"/>
+          <w:lang w:val="en-US"/>
+        </w:rPr>
+        <w:t>(</w:t>
+      </w:r>
+      <w:proofErr w:type="gramEnd"/>
+      <w:r>
+        <w:rPr>
+          <w:rFonts w:ascii="Times New Roman" w:hAnsi="Times New Roman" w:cs="Times New Roman"/>
+          <w:sz w:val="28"/>
+          <w:szCs w:val="28"/>
+          <w:lang w:val="en-US"/>
+        </w:rPr>
+        <w:t xml:space="preserve">) - </w:t>
+      </w:r>
+      <w:r>
+        <w:rPr>
+          <w:rFonts w:ascii="Times New Roman" w:hAnsi="Times New Roman" w:cs="Times New Roman"/>
+          <w:sz w:val="28"/>
+          <w:szCs w:val="28"/>
+          <w:lang w:val="uk-UA"/>
+        </w:rPr>
+        <w:t>повертає ім'я</w:t>
+      </w:r>
+      <w:r>
+        <w:rPr>
+          <w:rFonts w:ascii="Times New Roman" w:hAnsi="Times New Roman" w:cs="Times New Roman"/>
+          <w:sz w:val="28"/>
+          <w:szCs w:val="28"/>
+          <w:lang w:val="en-US"/>
+        </w:rPr>
+        <w:t xml:space="preserve"> ticket'</w:t>
+      </w:r>
+      <w:r>
+        <w:rPr>
+          <w:rFonts w:ascii="Times New Roman" w:hAnsi="Times New Roman" w:cs="Times New Roman"/>
+          <w:sz w:val="28"/>
+          <w:szCs w:val="28"/>
+          <w:lang w:val="uk-UA"/>
+        </w:rPr>
+        <w:t>у</w:t>
+      </w:r>
+      <w:r>
+        <w:rPr>
+          <w:rFonts w:ascii="Times New Roman" w:hAnsi="Times New Roman" w:cs="Times New Roman"/>
+          <w:sz w:val="28"/>
+          <w:szCs w:val="28"/>
+          <w:lang w:val="en-US"/>
+        </w:rPr>
+        <w:t>.</w:t>
+      </w:r>
+    </w:p>
+    <w:p>
+      <w:pPr>
+        <w:spacing w:after="0" w:line="360" w:lineRule="auto"/>
+        <w:ind w:firstLine="567"/>
+        <w:jc w:val="both"/>
+        <w:rPr>
+          <w:rFonts w:ascii="Times New Roman" w:hAnsi="Times New Roman" w:cs="Times New Roman"/>
+          <w:sz w:val="28"/>
+          <w:szCs w:val="28"/>
+          <w:lang w:val="en-US"/>
+        </w:rPr>
+      </w:pPr>
+      <w:proofErr w:type="spellStart"/>
+      <w:proofErr w:type="gramStart"/>
+      <w:r>
+        <w:rPr>
+          <w:rFonts w:ascii="Times New Roman" w:hAnsi="Times New Roman" w:cs="Times New Roman"/>
+          <w:i/>
+          <w:iCs/>
+          <w:sz w:val="28"/>
+          <w:szCs w:val="28"/>
+          <w:lang w:val="en-US"/>
+        </w:rPr>
+        <w:t>getEstimate</w:t>
+      </w:r>
+      <w:proofErr w:type="spellEnd"/>
+      <w:r>
+        <w:rPr>
+          <w:rFonts w:ascii="Times New Roman" w:hAnsi="Times New Roman" w:cs="Times New Roman"/>
+          <w:sz w:val="28"/>
+          <w:szCs w:val="28"/>
+          <w:lang w:val="en-US"/>
+        </w:rPr>
+        <w:t>(</w:t>
+      </w:r>
+      <w:proofErr w:type="gramEnd"/>
+      <w:r>
+        <w:rPr>
+          <w:rFonts w:ascii="Times New Roman" w:hAnsi="Times New Roman" w:cs="Times New Roman"/>
+          <w:sz w:val="28"/>
+          <w:szCs w:val="28"/>
+          <w:lang w:val="en-US"/>
+        </w:rPr>
+        <w:t xml:space="preserve">) - </w:t>
+      </w:r>
+      <w:r>
+        <w:rPr>
+          <w:rFonts w:ascii="Times New Roman" w:hAnsi="Times New Roman" w:cs="Times New Roman"/>
+          <w:sz w:val="28"/>
+          <w:szCs w:val="28"/>
+          <w:lang w:val="uk-UA"/>
+        </w:rPr>
+        <w:t>повертає оцінку</w:t>
+      </w:r>
+      <w:r>
+        <w:rPr>
+          <w:rFonts w:ascii="Times New Roman" w:hAnsi="Times New Roman" w:cs="Times New Roman"/>
+          <w:sz w:val="28"/>
+          <w:szCs w:val="28"/>
+          <w:lang w:val="en-US"/>
+        </w:rPr>
+        <w:t xml:space="preserve"> </w:t>
+      </w:r>
+      <w:proofErr w:type="spellStart"/>
+      <w:r>
+        <w:rPr>
+          <w:rFonts w:ascii="Times New Roman" w:hAnsi="Times New Roman" w:cs="Times New Roman"/>
+          <w:sz w:val="28"/>
+          <w:szCs w:val="28"/>
+          <w:lang w:val="en-US"/>
+        </w:rPr>
+        <w:t>ticket'</w:t>
+      </w:r>
+      <w:proofErr w:type="spellEnd"/>
+      <w:r>
+        <w:rPr>
+          <w:rFonts w:ascii="Times New Roman" w:hAnsi="Times New Roman" w:cs="Times New Roman"/>
+          <w:sz w:val="28"/>
+          <w:szCs w:val="28"/>
+          <w:lang w:val="uk-UA"/>
+        </w:rPr>
+        <w:t>у</w:t>
+      </w:r>
+      <w:r>
+        <w:rPr>
+          <w:rFonts w:ascii="Times New Roman" w:hAnsi="Times New Roman" w:cs="Times New Roman"/>
+          <w:sz w:val="28"/>
+          <w:szCs w:val="28"/>
+          <w:lang w:val="en-US"/>
+        </w:rPr>
+        <w:t>.</w:t>
+      </w:r>
+    </w:p>
+    <w:p>
+      <w:pPr>
+        <w:spacing w:after="0" w:line="360" w:lineRule="auto"/>
+        <w:ind w:firstLine="567"/>
+        <w:jc w:val="both"/>
+        <w:rPr>
+          <w:rFonts w:ascii="Times New Roman" w:hAnsi="Times New Roman" w:cs="Times New Roman"/>
+          <w:sz w:val="28"/>
+          <w:szCs w:val="28"/>
+          <w:lang w:val="en-US"/>
+        </w:rPr>
+      </w:pPr>
+      <w:proofErr w:type="spellStart"/>
+      <w:proofErr w:type="gramStart"/>
+      <w:r>
+        <w:rPr>
+          <w:rFonts w:ascii="Times New Roman" w:hAnsi="Times New Roman" w:cs="Times New Roman"/>
+          <w:i/>
+          <w:iCs/>
+          <w:sz w:val="28"/>
+          <w:szCs w:val="28"/>
+          <w:lang w:val="en-US"/>
+        </w:rPr>
+        <w:t>isCompleted</w:t>
+      </w:r>
+      <w:proofErr w:type="spellEnd"/>
+      <w:r>
+        <w:rPr>
+          <w:rFonts w:ascii="Times New Roman" w:hAnsi="Times New Roman" w:cs="Times New Roman"/>
+          <w:sz w:val="28"/>
+          <w:szCs w:val="28"/>
+          <w:lang w:val="en-US"/>
+        </w:rPr>
+        <w:t>(</w:t>
+      </w:r>
+      <w:proofErr w:type="gramEnd"/>
+      <w:r>
+        <w:rPr>
+          <w:rFonts w:ascii="Times New Roman" w:hAnsi="Times New Roman" w:cs="Times New Roman"/>
+          <w:sz w:val="28"/>
+          <w:szCs w:val="28"/>
+          <w:lang w:val="en-US"/>
+        </w:rPr>
+        <w:t xml:space="preserve">) - </w:t>
+      </w:r>
+      <w:r>
+        <w:rPr>
+          <w:rFonts w:ascii="Times New Roman" w:hAnsi="Times New Roman" w:cs="Times New Roman"/>
+          <w:sz w:val="28"/>
+          <w:szCs w:val="28"/>
+          <w:lang w:val="uk-UA"/>
+        </w:rPr>
+        <w:t>повертає</w:t>
+      </w:r>
+      <w:r>
+        <w:rPr>
+          <w:rFonts w:ascii="Times New Roman" w:hAnsi="Times New Roman" w:cs="Times New Roman"/>
+          <w:sz w:val="28"/>
+          <w:szCs w:val="28"/>
+          <w:lang w:val="en-US"/>
+        </w:rPr>
+        <w:t xml:space="preserve"> </w:t>
+      </w:r>
+      <w:r>
+        <w:rPr>
+          <w:rFonts w:ascii="Times New Roman" w:hAnsi="Times New Roman" w:cs="Times New Roman"/>
+          <w:i/>
+          <w:iCs/>
+          <w:sz w:val="28"/>
+          <w:szCs w:val="28"/>
+          <w:lang w:val="en-US"/>
+        </w:rPr>
+        <w:t>true</w:t>
+      </w:r>
+      <w:r>
+        <w:rPr>
+          <w:rFonts w:ascii="Times New Roman" w:hAnsi="Times New Roman" w:cs="Times New Roman"/>
+          <w:sz w:val="28"/>
+          <w:szCs w:val="28"/>
+          <w:lang w:val="en-US"/>
+        </w:rPr>
+        <w:t xml:space="preserve">, </w:t>
+      </w:r>
+      <w:r>
+        <w:rPr>
+          <w:rFonts w:ascii="Times New Roman" w:hAnsi="Times New Roman" w:cs="Times New Roman"/>
+          <w:sz w:val="28"/>
+          <w:szCs w:val="28"/>
+          <w:lang w:val="uk-UA"/>
+        </w:rPr>
+        <w:t>якщо</w:t>
+      </w:r>
+      <w:r>
+        <w:rPr>
+          <w:rFonts w:ascii="Times New Roman" w:hAnsi="Times New Roman" w:cs="Times New Roman"/>
+          <w:sz w:val="28"/>
+          <w:szCs w:val="28"/>
+          <w:lang w:val="en-US"/>
+        </w:rPr>
+        <w:t xml:space="preserve"> ticket </w:t>
+      </w:r>
+      <w:r>
+        <w:rPr>
+          <w:rFonts w:ascii="Times New Roman" w:hAnsi="Times New Roman" w:cs="Times New Roman"/>
+          <w:sz w:val="28"/>
+          <w:szCs w:val="28"/>
+          <w:lang w:val="uk-UA"/>
+        </w:rPr>
+        <w:t>завершено, інакше</w:t>
+      </w:r>
+      <w:r>
+        <w:rPr>
+          <w:rFonts w:ascii="Times New Roman" w:hAnsi="Times New Roman" w:cs="Times New Roman"/>
+          <w:sz w:val="28"/>
+          <w:szCs w:val="28"/>
+          <w:lang w:val="en-US"/>
+        </w:rPr>
+        <w:t xml:space="preserve"> — </w:t>
+      </w:r>
+      <w:r>
+        <w:rPr>
+          <w:rFonts w:ascii="Times New Roman" w:hAnsi="Times New Roman" w:cs="Times New Roman"/>
+          <w:i/>
+          <w:iCs/>
+          <w:sz w:val="28"/>
+          <w:szCs w:val="28"/>
+          <w:lang w:val="en-US"/>
+        </w:rPr>
+        <w:t>false</w:t>
+      </w:r>
+      <w:r>
+        <w:rPr>
+          <w:rFonts w:ascii="Times New Roman" w:hAnsi="Times New Roman" w:cs="Times New Roman"/>
+          <w:sz w:val="28"/>
+          <w:szCs w:val="28"/>
+          <w:lang w:val="en-US"/>
+        </w:rPr>
+        <w:t>.</w:t>
+      </w:r>
+    </w:p>
+    <w:p>
+      <w:pPr>
+        <w:spacing w:after="0" w:line="360" w:lineRule="auto"/>
+        <w:ind w:firstLine="567"/>
+        <w:jc w:val="both"/>
+        <w:rPr>
+          <w:rFonts w:ascii="Times New Roman" w:hAnsi="Times New Roman" w:cs="Times New Roman"/>
+          <w:sz w:val="28"/>
+          <w:szCs w:val="28"/>
+          <w:lang w:val="en-US"/>
+        </w:rPr>
+      </w:pPr>
+      <w:proofErr w:type="gramStart"/>
+      <w:r>
+        <w:rPr>
+          <w:rFonts w:ascii="Times New Roman" w:hAnsi="Times New Roman" w:cs="Times New Roman"/>
+          <w:i/>
+          <w:iCs/>
+          <w:sz w:val="28"/>
+          <w:szCs w:val="28"/>
+          <w:lang w:val="en-US"/>
+        </w:rPr>
+        <w:t>complete</w:t>
+      </w:r>
+      <w:r>
+        <w:rPr>
+          <w:rFonts w:ascii="Times New Roman" w:hAnsi="Times New Roman" w:cs="Times New Roman"/>
+          <w:sz w:val="28"/>
+          <w:szCs w:val="28"/>
+          <w:lang w:val="en-US"/>
+        </w:rPr>
+        <w:t>(</w:t>
+      </w:r>
+      <w:proofErr w:type="gramEnd"/>
+      <w:r>
+        <w:rPr>
+          <w:rFonts w:ascii="Times New Roman" w:hAnsi="Times New Roman" w:cs="Times New Roman"/>
+          <w:sz w:val="28"/>
+          <w:szCs w:val="28"/>
+          <w:lang w:val="en-US"/>
+        </w:rPr>
+        <w:t xml:space="preserve">) - </w:t>
+      </w:r>
+      <w:r>
+        <w:rPr>
+          <w:rFonts w:ascii="Times New Roman" w:hAnsi="Times New Roman" w:cs="Times New Roman"/>
+          <w:sz w:val="28"/>
+          <w:szCs w:val="28"/>
+          <w:lang w:val="uk-UA"/>
+        </w:rPr>
+        <w:t>переводить</w:t>
+      </w:r>
+      <w:r>
+        <w:rPr>
+          <w:rFonts w:ascii="Times New Roman" w:hAnsi="Times New Roman" w:cs="Times New Roman"/>
+          <w:sz w:val="28"/>
+          <w:szCs w:val="28"/>
+          <w:lang w:val="en-US"/>
+        </w:rPr>
+        <w:t xml:space="preserve"> ticket </w:t>
+      </w:r>
+      <w:r>
+        <w:rPr>
+          <w:rFonts w:ascii="Times New Roman" w:hAnsi="Times New Roman" w:cs="Times New Roman"/>
+          <w:sz w:val="28"/>
+          <w:szCs w:val="28"/>
+          <w:lang w:val="uk-UA"/>
+        </w:rPr>
+        <w:t>у завершений стан.</w:t>
+      </w:r>
+    </w:p>
+    <w:p>
+      <w:pPr>
+        <w:pStyle w:val="a9"/>
+        <w:numPr>
+          <w:ilvl w:val="0"/>
+          <w:numId w:val="19"/>
+        </w:numPr>
+        <w:spacing w:after="0" w:line="360" w:lineRule="auto"/>
+        <w:ind w:left="0" w:firstLine="567"/>
+        <w:jc w:val="both"/>
+        <w:rPr>
+          <w:rFonts w:ascii="Times New Roman" w:hAnsi="Times New Roman" w:cs="Times New Roman"/>
+          <w:b/>
+          <w:bCs/>
+          <w:sz w:val="28"/>
+          <w:szCs w:val="28"/>
+          <w:lang w:val="en-US"/>
+        </w:rPr>
+      </w:pPr>
+      <w:r>
+        <w:rPr>
+          <w:rFonts w:ascii="Times New Roman" w:hAnsi="Times New Roman" w:cs="Times New Roman"/>
+          <w:sz w:val="28"/>
+          <w:szCs w:val="28"/>
+          <w:lang w:val="uk-UA"/>
+        </w:rPr>
+        <w:t>Створити клас</w:t>
+      </w:r>
+      <w:r>
+        <w:rPr>
+          <w:rFonts w:ascii="Times New Roman" w:hAnsi="Times New Roman" w:cs="Times New Roman"/>
+          <w:sz w:val="28"/>
+          <w:szCs w:val="28"/>
+          <w:lang w:val="en-US"/>
+        </w:rPr>
+        <w:t xml:space="preserve"> </w:t>
+      </w:r>
+      <w:proofErr w:type="spellStart"/>
+      <w:r>
+        <w:rPr>
+          <w:rFonts w:ascii="Times New Roman" w:hAnsi="Times New Roman" w:cs="Times New Roman"/>
+          <w:sz w:val="28"/>
+          <w:szCs w:val="28"/>
+          <w:lang w:val="en-US"/>
+        </w:rPr>
+        <w:t>UserStory</w:t>
+      </w:r>
+      <w:proofErr w:type="spellEnd"/>
+      <w:r>
+        <w:rPr>
+          <w:rFonts w:ascii="Times New Roman" w:hAnsi="Times New Roman" w:cs="Times New Roman"/>
+          <w:sz w:val="28"/>
+          <w:szCs w:val="28"/>
+          <w:lang w:val="uk-UA"/>
+        </w:rPr>
+        <w:t xml:space="preserve"> </w:t>
+      </w:r>
+      <w:r>
+        <w:rPr>
+          <w:rFonts w:ascii="Times New Roman" w:hAnsi="Times New Roman" w:cs="Times New Roman"/>
+          <w:sz w:val="28"/>
+          <w:szCs w:val="28"/>
+          <w:lang w:val="uk-UA"/>
+        </w:rPr>
+        <w:t xml:space="preserve">(Рис. </w:t>
+      </w:r>
+      <w:r>
+        <w:rPr>
+          <w:rFonts w:ascii="Times New Roman" w:hAnsi="Times New Roman" w:cs="Times New Roman"/>
+          <w:sz w:val="28"/>
+          <w:szCs w:val="28"/>
+          <w:lang w:val="uk-UA"/>
+        </w:rPr>
+        <w:t>2</w:t>
+      </w:r>
+      <w:r>
+        <w:rPr>
+          <w:rFonts w:ascii="Times New Roman" w:hAnsi="Times New Roman" w:cs="Times New Roman"/>
+          <w:sz w:val="28"/>
+          <w:szCs w:val="28"/>
+          <w:lang w:val="uk-UA"/>
+        </w:rPr>
+        <w:t>).</w:t>
+      </w:r>
+    </w:p>
+    <w:p>
+      <w:pPr>
+        <w:spacing w:after="0" w:line="360" w:lineRule="auto"/>
+        <w:ind w:firstLine="567"/>
+        <w:jc w:val="both"/>
+        <w:rPr>
+          <w:rFonts w:ascii="Times New Roman" w:hAnsi="Times New Roman" w:cs="Times New Roman"/>
+          <w:sz w:val="28"/>
+          <w:szCs w:val="28"/>
+          <w:lang w:val="uk-UA"/>
+        </w:rPr>
+      </w:pPr>
+      <w:proofErr w:type="spellStart"/>
+      <w:r>
+        <w:rPr>
+          <w:rFonts w:ascii="Times New Roman" w:hAnsi="Times New Roman" w:cs="Times New Roman"/>
+          <w:i/>
+          <w:iCs/>
+          <w:sz w:val="28"/>
+          <w:szCs w:val="28"/>
+          <w:lang w:val="en-US"/>
+        </w:rPr>
+        <w:t>UserStory</w:t>
+      </w:r>
+      <w:proofErr w:type="spellEnd"/>
+      <w:r>
+        <w:rPr>
+          <w:rFonts w:ascii="Times New Roman" w:hAnsi="Times New Roman" w:cs="Times New Roman"/>
+          <w:sz w:val="28"/>
+          <w:szCs w:val="28"/>
+          <w:lang w:val="uk-UA"/>
+        </w:rPr>
+        <w:t xml:space="preserve"> (історія користувача) представляє </w:t>
+      </w:r>
+      <w:r>
+        <w:rPr>
+          <w:rFonts w:ascii="Times New Roman" w:hAnsi="Times New Roman" w:cs="Times New Roman"/>
+          <w:sz w:val="28"/>
+          <w:szCs w:val="28"/>
+          <w:lang w:val="en-US"/>
+        </w:rPr>
+        <w:t>ticket</w:t>
+      </w:r>
+      <w:r>
+        <w:rPr>
+          <w:rFonts w:ascii="Times New Roman" w:hAnsi="Times New Roman" w:cs="Times New Roman"/>
+          <w:sz w:val="28"/>
+          <w:szCs w:val="28"/>
+          <w:lang w:val="uk-UA"/>
+        </w:rPr>
+        <w:t xml:space="preserve">, який може містити залежності. Залежності — це інші екземпляри </w:t>
+      </w:r>
+      <w:proofErr w:type="spellStart"/>
+      <w:r>
+        <w:rPr>
+          <w:rFonts w:ascii="Times New Roman" w:hAnsi="Times New Roman" w:cs="Times New Roman"/>
+          <w:i/>
+          <w:iCs/>
+          <w:sz w:val="28"/>
+          <w:szCs w:val="28"/>
+          <w:lang w:val="en-US"/>
+        </w:rPr>
+        <w:t>UserStory</w:t>
+      </w:r>
+      <w:proofErr w:type="spellEnd"/>
+      <w:r>
+        <w:rPr>
+          <w:rFonts w:ascii="Times New Roman" w:hAnsi="Times New Roman" w:cs="Times New Roman"/>
+          <w:sz w:val="28"/>
+          <w:szCs w:val="28"/>
+          <w:lang w:val="en-US"/>
+        </w:rPr>
+        <w:t xml:space="preserve">, </w:t>
+      </w:r>
+      <w:r>
+        <w:rPr>
+          <w:rFonts w:ascii="Times New Roman" w:hAnsi="Times New Roman" w:cs="Times New Roman"/>
+          <w:sz w:val="28"/>
+          <w:szCs w:val="28"/>
+          <w:lang w:val="uk-UA"/>
+        </w:rPr>
+        <w:t xml:space="preserve">які мають бути завершені в першу чергу, щоб потім вдалося завершити і залежне від них </w:t>
+      </w:r>
+      <w:proofErr w:type="spellStart"/>
+      <w:r>
+        <w:rPr>
+          <w:rFonts w:ascii="Times New Roman" w:hAnsi="Times New Roman" w:cs="Times New Roman"/>
+          <w:i/>
+          <w:iCs/>
+          <w:sz w:val="28"/>
+          <w:szCs w:val="28"/>
+          <w:lang w:val="en-US"/>
+        </w:rPr>
+        <w:t>UserStory</w:t>
+      </w:r>
+      <w:proofErr w:type="spellEnd"/>
+      <w:r>
+        <w:rPr>
+          <w:rFonts w:ascii="Times New Roman" w:hAnsi="Times New Roman" w:cs="Times New Roman"/>
+          <w:sz w:val="28"/>
+          <w:szCs w:val="28"/>
+          <w:lang w:val="en-US"/>
+        </w:rPr>
+        <w:t xml:space="preserve">. </w:t>
+      </w:r>
+      <w:r>
+        <w:rPr>
+          <w:rFonts w:ascii="Times New Roman" w:hAnsi="Times New Roman" w:cs="Times New Roman"/>
+          <w:sz w:val="28"/>
+          <w:szCs w:val="28"/>
+          <w:lang w:val="uk-UA"/>
+        </w:rPr>
+        <w:t xml:space="preserve">Залежності передаються через конструктор класу </w:t>
+      </w:r>
+      <w:proofErr w:type="spellStart"/>
+      <w:r>
+        <w:rPr>
+          <w:rFonts w:ascii="Times New Roman" w:hAnsi="Times New Roman" w:cs="Times New Roman"/>
+          <w:i/>
+          <w:iCs/>
+          <w:sz w:val="28"/>
+          <w:szCs w:val="28"/>
+          <w:lang w:val="en-US"/>
+        </w:rPr>
+        <w:t>UserStory</w:t>
+      </w:r>
+      <w:proofErr w:type="spellEnd"/>
+      <w:r>
+        <w:rPr>
+          <w:rFonts w:ascii="Times New Roman" w:hAnsi="Times New Roman" w:cs="Times New Roman"/>
+          <w:sz w:val="28"/>
+          <w:szCs w:val="28"/>
+          <w:lang w:val="en-US"/>
+        </w:rPr>
+        <w:t>.</w:t>
+      </w:r>
+    </w:p>
+    <w:p>
+      <w:pPr>
+        <w:spacing w:after="0" w:line="360" w:lineRule="auto"/>
+        <w:ind w:firstLine="567"/>
+        <w:jc w:val="both"/>
+        <w:rPr>
+          <w:rFonts w:ascii="Times New Roman" w:hAnsi="Times New Roman" w:cs="Times New Roman"/>
+          <w:sz w:val="28"/>
+          <w:szCs w:val="28"/>
+          <w:lang w:val="uk-UA"/>
+        </w:rPr>
+      </w:pPr>
+      <w:proofErr w:type="gramStart"/>
+      <w:r>
+        <w:rPr>
+          <w:rFonts w:ascii="Times New Roman" w:hAnsi="Times New Roman" w:cs="Times New Roman"/>
+          <w:i/>
+          <w:iCs/>
+          <w:sz w:val="28"/>
+          <w:szCs w:val="28"/>
+          <w:lang w:val="en-US"/>
+        </w:rPr>
+        <w:t>complete</w:t>
+      </w:r>
+      <w:r>
+        <w:rPr>
+          <w:rFonts w:ascii="Times New Roman" w:hAnsi="Times New Roman" w:cs="Times New Roman"/>
+          <w:sz w:val="28"/>
+          <w:szCs w:val="28"/>
+          <w:lang w:val="en-US"/>
+        </w:rPr>
+        <w:t>(</w:t>
+      </w:r>
+      <w:proofErr w:type="gramEnd"/>
+      <w:r>
+        <w:rPr>
+          <w:rFonts w:ascii="Times New Roman" w:hAnsi="Times New Roman" w:cs="Times New Roman"/>
+          <w:sz w:val="28"/>
+          <w:szCs w:val="28"/>
+          <w:lang w:val="en-US"/>
+        </w:rPr>
+        <w:t xml:space="preserve">) </w:t>
+      </w:r>
+      <w:r>
+        <w:rPr>
+          <w:rFonts w:ascii="Times New Roman" w:hAnsi="Times New Roman" w:cs="Times New Roman"/>
+          <w:sz w:val="28"/>
+          <w:szCs w:val="28"/>
+          <w:lang w:val="uk-UA"/>
+        </w:rPr>
+        <w:t xml:space="preserve">- як і метод </w:t>
+      </w:r>
+      <w:proofErr w:type="spellStart"/>
+      <w:r>
+        <w:rPr>
+          <w:rFonts w:ascii="Times New Roman" w:hAnsi="Times New Roman" w:cs="Times New Roman"/>
+          <w:sz w:val="28"/>
+          <w:szCs w:val="28"/>
+          <w:lang w:val="en-US"/>
+        </w:rPr>
+        <w:t>Ticket#complete</w:t>
+      </w:r>
+      <w:proofErr w:type="spellEnd"/>
+      <w:r>
+        <w:rPr>
+          <w:rFonts w:ascii="Times New Roman" w:hAnsi="Times New Roman" w:cs="Times New Roman"/>
+          <w:sz w:val="28"/>
+          <w:szCs w:val="28"/>
+          <w:lang w:val="en-US"/>
+        </w:rPr>
+        <w:t xml:space="preserve">() </w:t>
+      </w:r>
+      <w:r>
+        <w:rPr>
+          <w:rFonts w:ascii="Times New Roman" w:hAnsi="Times New Roman" w:cs="Times New Roman"/>
+          <w:sz w:val="28"/>
+          <w:szCs w:val="28"/>
+          <w:lang w:val="uk-UA"/>
+        </w:rPr>
+        <w:t xml:space="preserve">- переводить </w:t>
+      </w:r>
+      <w:r>
+        <w:rPr>
+          <w:rFonts w:ascii="Times New Roman" w:hAnsi="Times New Roman" w:cs="Times New Roman"/>
+          <w:sz w:val="28"/>
+          <w:szCs w:val="28"/>
+          <w:lang w:val="en-US"/>
+        </w:rPr>
+        <w:t>ticket</w:t>
+      </w:r>
+      <w:r>
+        <w:rPr>
+          <w:rFonts w:ascii="Times New Roman" w:hAnsi="Times New Roman" w:cs="Times New Roman"/>
+          <w:sz w:val="28"/>
+          <w:szCs w:val="28"/>
+          <w:lang w:val="uk-UA"/>
+        </w:rPr>
+        <w:t xml:space="preserve"> у завершений стан. Різниця лише в тому, що історія користувача може не бути завершена, якщо його залежність ще не завершена.</w:t>
+      </w:r>
+    </w:p>
+    <w:p>
+      <w:pPr>
+        <w:spacing w:after="0" w:line="360" w:lineRule="auto"/>
+        <w:ind w:firstLine="567"/>
+        <w:jc w:val="both"/>
+        <w:rPr>
+          <w:rFonts w:ascii="Times New Roman" w:hAnsi="Times New Roman" w:cs="Times New Roman"/>
+          <w:sz w:val="28"/>
+          <w:szCs w:val="28"/>
+          <w:lang w:val="uk-UA"/>
+        </w:rPr>
+      </w:pPr>
+      <w:proofErr w:type="spellStart"/>
+      <w:proofErr w:type="gramStart"/>
+      <w:r>
+        <w:rPr>
+          <w:rFonts w:ascii="Times New Roman" w:hAnsi="Times New Roman" w:cs="Times New Roman"/>
+          <w:i/>
+          <w:iCs/>
+          <w:sz w:val="28"/>
+          <w:szCs w:val="28"/>
+          <w:lang w:val="en-US"/>
+        </w:rPr>
+        <w:t>getDependencies</w:t>
+      </w:r>
+      <w:proofErr w:type="spellEnd"/>
+      <w:r>
+        <w:rPr>
+          <w:rFonts w:ascii="Times New Roman" w:hAnsi="Times New Roman" w:cs="Times New Roman"/>
+          <w:sz w:val="28"/>
+          <w:szCs w:val="28"/>
+          <w:lang w:val="en-US"/>
+        </w:rPr>
+        <w:t>(</w:t>
+      </w:r>
+      <w:proofErr w:type="gramEnd"/>
+      <w:r>
+        <w:rPr>
+          <w:rFonts w:ascii="Times New Roman" w:hAnsi="Times New Roman" w:cs="Times New Roman"/>
+          <w:sz w:val="28"/>
+          <w:szCs w:val="28"/>
+          <w:lang w:val="en-US"/>
+        </w:rPr>
+        <w:t xml:space="preserve">) </w:t>
+      </w:r>
+      <w:r>
+        <w:rPr>
+          <w:rFonts w:ascii="Times New Roman" w:hAnsi="Times New Roman" w:cs="Times New Roman"/>
+          <w:sz w:val="28"/>
+          <w:szCs w:val="28"/>
+          <w:lang w:val="uk-UA"/>
+        </w:rPr>
+        <w:t xml:space="preserve">- повертає копію масиву </w:t>
+      </w:r>
+      <w:proofErr w:type="spellStart"/>
+      <w:r>
+        <w:rPr>
+          <w:rFonts w:ascii="Times New Roman" w:hAnsi="Times New Roman" w:cs="Times New Roman"/>
+          <w:sz w:val="28"/>
+          <w:szCs w:val="28"/>
+          <w:lang w:val="en-US"/>
+        </w:rPr>
+        <w:t>ticket'</w:t>
+      </w:r>
+      <w:r>
+        <w:rPr>
+          <w:rFonts w:ascii="Times New Roman" w:hAnsi="Times New Roman" w:cs="Times New Roman"/>
+          <w:sz w:val="28"/>
+          <w:szCs w:val="28"/>
+          <w:lang w:val="uk-UA"/>
+        </w:rPr>
+        <w:t>ів</w:t>
+      </w:r>
+      <w:proofErr w:type="spellEnd"/>
+      <w:r>
+        <w:rPr>
+          <w:rFonts w:ascii="Times New Roman" w:hAnsi="Times New Roman" w:cs="Times New Roman"/>
+          <w:sz w:val="28"/>
+          <w:szCs w:val="28"/>
+          <w:lang w:val="uk-UA"/>
+        </w:rPr>
+        <w:t xml:space="preserve"> на спринт, що захищена від змін.</w:t>
+      </w:r>
+    </w:p>
+    <w:p>
+      <w:pPr>
+        <w:spacing w:after="0" w:line="360" w:lineRule="auto"/>
+        <w:ind w:firstLine="567"/>
+        <w:jc w:val="both"/>
+        <w:rPr>
+          <w:rFonts w:ascii="Times New Roman" w:hAnsi="Times New Roman" w:cs="Times New Roman"/>
+          <w:sz w:val="28"/>
+          <w:szCs w:val="28"/>
+          <w:lang w:val="uk-UA"/>
+        </w:rPr>
+      </w:pPr>
+      <w:proofErr w:type="spellStart"/>
+      <w:proofErr w:type="gramStart"/>
+      <w:r>
+        <w:rPr>
+          <w:rFonts w:ascii="Times New Roman" w:hAnsi="Times New Roman" w:cs="Times New Roman"/>
+          <w:i/>
+          <w:iCs/>
+          <w:sz w:val="28"/>
+          <w:szCs w:val="28"/>
+          <w:lang w:val="en-US"/>
+        </w:rPr>
+        <w:t>toString</w:t>
+      </w:r>
+      <w:proofErr w:type="spellEnd"/>
+      <w:r>
+        <w:rPr>
+          <w:rFonts w:ascii="Times New Roman" w:hAnsi="Times New Roman" w:cs="Times New Roman"/>
+          <w:sz w:val="28"/>
+          <w:szCs w:val="28"/>
+          <w:lang w:val="en-US"/>
+        </w:rPr>
+        <w:t>(</w:t>
+      </w:r>
+      <w:proofErr w:type="gramEnd"/>
+      <w:r>
+        <w:rPr>
+          <w:rFonts w:ascii="Times New Roman" w:hAnsi="Times New Roman" w:cs="Times New Roman"/>
+          <w:sz w:val="28"/>
+          <w:szCs w:val="28"/>
+          <w:lang w:val="en-US"/>
+        </w:rPr>
+        <w:t xml:space="preserve">) </w:t>
+      </w:r>
+      <w:r>
+        <w:rPr>
+          <w:rFonts w:ascii="Times New Roman" w:hAnsi="Times New Roman" w:cs="Times New Roman"/>
+          <w:sz w:val="28"/>
+          <w:szCs w:val="28"/>
+          <w:lang w:val="uk-UA"/>
+        </w:rPr>
+        <w:t xml:space="preserve">- повертає рядок, що представляє </w:t>
+      </w:r>
+      <w:proofErr w:type="spellStart"/>
+      <w:r>
+        <w:rPr>
+          <w:rFonts w:ascii="Times New Roman" w:hAnsi="Times New Roman" w:cs="Times New Roman"/>
+          <w:i/>
+          <w:iCs/>
+          <w:sz w:val="28"/>
+          <w:szCs w:val="28"/>
+          <w:lang w:val="en-US"/>
+        </w:rPr>
+        <w:t>UserStory</w:t>
+      </w:r>
+      <w:proofErr w:type="spellEnd"/>
+      <w:r>
+        <w:rPr>
+          <w:rFonts w:ascii="Times New Roman" w:hAnsi="Times New Roman" w:cs="Times New Roman"/>
+          <w:sz w:val="28"/>
+          <w:szCs w:val="28"/>
+          <w:lang w:val="uk-UA"/>
+        </w:rPr>
+        <w:t xml:space="preserve">, використовуючи його ідентифікатор та ім'я. Приклад: з ідентифікатором =1, ім’я </w:t>
+      </w:r>
+      <w:proofErr w:type="spellStart"/>
+      <w:r>
+        <w:rPr>
+          <w:rFonts w:ascii="Times New Roman" w:hAnsi="Times New Roman" w:cs="Times New Roman"/>
+          <w:i/>
+          <w:iCs/>
+          <w:sz w:val="28"/>
+          <w:szCs w:val="28"/>
+          <w:lang w:val="en-US"/>
+        </w:rPr>
+        <w:t>UserStory</w:t>
+      </w:r>
+      <w:proofErr w:type="spellEnd"/>
+      <w:r>
+        <w:rPr>
+          <w:rFonts w:ascii="Times New Roman" w:hAnsi="Times New Roman" w:cs="Times New Roman"/>
+          <w:sz w:val="28"/>
+          <w:szCs w:val="28"/>
+          <w:lang w:val="en-US"/>
+        </w:rPr>
+        <w:t xml:space="preserve"> </w:t>
+      </w:r>
+      <w:r>
+        <w:rPr>
+          <w:rFonts w:ascii="Times New Roman" w:hAnsi="Times New Roman" w:cs="Times New Roman"/>
+          <w:sz w:val="28"/>
+          <w:szCs w:val="28"/>
+          <w:lang w:val="uk-UA"/>
+        </w:rPr>
+        <w:t xml:space="preserve"> = "Об'єкт реєстрації користувача", отримаємо "</w:t>
+      </w:r>
+      <w:r>
+        <w:rPr>
+          <w:rFonts w:ascii="Times New Roman" w:hAnsi="Times New Roman" w:cs="Times New Roman"/>
+          <w:sz w:val="28"/>
+          <w:szCs w:val="28"/>
+          <w:lang w:val="en-US"/>
+        </w:rPr>
+        <w:t xml:space="preserve">[US 1] </w:t>
+      </w:r>
+      <w:r>
+        <w:rPr>
+          <w:rFonts w:ascii="Times New Roman" w:hAnsi="Times New Roman" w:cs="Times New Roman"/>
+          <w:sz w:val="28"/>
+          <w:szCs w:val="28"/>
+          <w:lang w:val="uk-UA"/>
+        </w:rPr>
+        <w:t>Об'єкт реєстрації користувача".</w:t>
+      </w:r>
+    </w:p>
+    <w:p>
+      <w:pPr>
         <w:spacing w:line="360" w:lineRule="auto"/>
         <w:jc w:val="both"/>
         <w:rPr>
           <w:rFonts w:ascii="Times New Roman" w:hAnsi="Times New Roman" w:cs="Times New Roman"/>
           <w:sz w:val="28"/>
           <w:szCs w:val="28"/>
-        </w:rPr>
-      </w:pPr>
+          <w:lang w:val="uk-UA"/>
+        </w:rPr>
+      </w:pPr>
+      <w:r>
+        <w:rPr>
+          <w:rFonts w:ascii="Times New Roman" w:hAnsi="Times New Roman" w:cs="Times New Roman"/>
+          <w:sz w:val="28"/>
+          <w:szCs w:val="28"/>
+          <w:lang w:val="uk-UA"/>
+        </w:rPr>
+        <w:lastRenderedPageBreak/>
+        <w:drawing>
+          <wp:anchor distT="0" distB="0" distL="114300" distR="114300" simplePos="0" relativeHeight="251658240" behindDoc="1" locked="0" layoutInCell="1" allowOverlap="1" wp14:anchorId="7F02AC34" wp14:editId="513F22C8">
+            <wp:simplePos x="0" y="0"/>
+            <wp:positionH relativeFrom="margin">
+              <wp:posOffset>351155</wp:posOffset>
+            </wp:positionH>
+            <wp:positionV relativeFrom="paragraph">
+              <wp:posOffset>355295</wp:posOffset>
+            </wp:positionV>
+            <wp:extent cx="5940000" cy="4888098"/>
+            <wp:effectExtent l="0" t="0" r="3810" b="8255"/>
+            <wp:wrapNone/>
+            <wp:docPr id="1" name="Рисунок 1"/>
+            <wp:cNvGraphicFramePr>
+              <a:graphicFrameLocks xmlns:a="http://schemas.openxmlformats.org/drawingml/2006/main" noChangeAspect="1"/>
+            </wp:cNvGraphicFramePr>
+            <a:graphic xmlns:a="http://schemas.openxmlformats.org/drawingml/2006/main">
+              <a:graphicData uri="http://schemas.openxmlformats.org/drawingml/2006/picture">
+                <pic:pic xmlns:pic="http://schemas.openxmlformats.org/drawingml/2006/picture">
+                  <pic:nvPicPr>
+                    <pic:cNvPr id="1" name=""/>
+                    <pic:cNvPicPr/>
+                  </pic:nvPicPr>
+                  <pic:blipFill>
+                    <a:blip r:embed="rId5">
+                      <a:extLst>
+                        <a:ext uri="{28A0092B-C50C-407E-A947-70E740481C1C}">
+                          <a14:useLocalDpi xmlns:a14="http://schemas.microsoft.com/office/drawing/2010/main" val="0"/>
+                        </a:ext>
+                      </a:extLst>
+                    </a:blip>
+                    <a:stretch>
+                      <a:fillRect/>
+                    </a:stretch>
+                  </pic:blipFill>
+                  <pic:spPr>
+                    <a:xfrm>
+                      <a:off x="0" y="0"/>
+                      <a:ext cx="5940000" cy="4888098"/>
+                    </a:xfrm>
+                    <a:prstGeom prst="rect">
+                      <a:avLst/>
+                    </a:prstGeom>
+                  </pic:spPr>
+                </pic:pic>
+              </a:graphicData>
+            </a:graphic>
+            <wp14:sizeRelH relativeFrom="page">
+              <wp14:pctWidth>0</wp14:pctWidth>
+            </wp14:sizeRelH>
+            <wp14:sizeRelV relativeFrom="page">
+              <wp14:pctHeight>0</wp14:pctHeight>
+            </wp14:sizeRelV>
+          </wp:anchor>
+        </w:drawing>
+      </w:r>
+    </w:p>
+    <w:p>
+      <w:pPr>
+        <w:spacing w:line="360" w:lineRule="auto"/>
+        <w:jc w:val="both"/>
+        <w:rPr>
+          <w:rFonts w:ascii="Times New Roman" w:hAnsi="Times New Roman" w:cs="Times New Roman"/>
+          <w:sz w:val="28"/>
+          <w:szCs w:val="28"/>
+          <w:lang w:val="uk-UA"/>
+        </w:rPr>
+      </w:pPr>
+    </w:p>
+    <w:p>
+      <w:pPr>
+        <w:spacing w:line="360" w:lineRule="auto"/>
+        <w:jc w:val="both"/>
+        <w:rPr>
+          <w:rFonts w:ascii="Times New Roman" w:hAnsi="Times New Roman" w:cs="Times New Roman"/>
+          <w:sz w:val="28"/>
+          <w:szCs w:val="28"/>
+          <w:lang w:val="uk-UA"/>
+        </w:rPr>
+      </w:pPr>
+    </w:p>
+    <w:p>
+      <w:pPr>
+        <w:spacing w:line="360" w:lineRule="auto"/>
+        <w:jc w:val="both"/>
+        <w:rPr>
+          <w:rFonts w:ascii="Times New Roman" w:hAnsi="Times New Roman" w:cs="Times New Roman"/>
+          <w:sz w:val="28"/>
+          <w:szCs w:val="28"/>
+          <w:lang w:val="uk-UA"/>
+        </w:rPr>
+      </w:pPr>
+    </w:p>
+    <w:p>
+      <w:pPr>
+        <w:spacing w:line="360" w:lineRule="auto"/>
+        <w:jc w:val="both"/>
+        <w:rPr>
+          <w:rFonts w:ascii="Times New Roman" w:hAnsi="Times New Roman" w:cs="Times New Roman"/>
+          <w:sz w:val="28"/>
+          <w:szCs w:val="28"/>
+          <w:lang w:val="uk-UA"/>
+        </w:rPr>
+      </w:pPr>
+    </w:p>
+    <w:p>
+      <w:pPr>
+        <w:spacing w:line="360" w:lineRule="auto"/>
+        <w:jc w:val="both"/>
+        <w:rPr>
+          <w:rFonts w:ascii="Times New Roman" w:hAnsi="Times New Roman" w:cs="Times New Roman"/>
+          <w:sz w:val="28"/>
+          <w:szCs w:val="28"/>
+          <w:lang w:val="uk-UA"/>
+        </w:rPr>
+      </w:pPr>
+    </w:p>
+    <w:p>
+      <w:pPr>
+        <w:spacing w:line="360" w:lineRule="auto"/>
+        <w:jc w:val="both"/>
+        <w:rPr>
+          <w:rFonts w:ascii="Times New Roman" w:hAnsi="Times New Roman" w:cs="Times New Roman"/>
+          <w:sz w:val="28"/>
+          <w:szCs w:val="28"/>
+          <w:lang w:val="uk-UA"/>
+        </w:rPr>
+      </w:pPr>
+    </w:p>
+    <w:p>
+      <w:pPr>
+        <w:spacing w:line="360" w:lineRule="auto"/>
+        <w:jc w:val="both"/>
+        <w:rPr>
+          <w:rFonts w:ascii="Times New Roman" w:hAnsi="Times New Roman" w:cs="Times New Roman"/>
+          <w:sz w:val="28"/>
+          <w:szCs w:val="28"/>
+          <w:lang w:val="uk-UA"/>
+        </w:rPr>
+      </w:pPr>
+    </w:p>
+    <w:p>
+      <w:pPr>
+        <w:spacing w:line="360" w:lineRule="auto"/>
+        <w:jc w:val="both"/>
+        <w:rPr>
+          <w:rFonts w:ascii="Times New Roman" w:hAnsi="Times New Roman" w:cs="Times New Roman"/>
+          <w:sz w:val="28"/>
+          <w:szCs w:val="28"/>
+          <w:lang w:val="uk-UA"/>
+        </w:rPr>
+      </w:pPr>
+    </w:p>
+    <w:p>
+      <w:pPr>
+        <w:spacing w:line="360" w:lineRule="auto"/>
+        <w:jc w:val="both"/>
+        <w:rPr>
+          <w:rFonts w:ascii="Times New Roman" w:hAnsi="Times New Roman" w:cs="Times New Roman"/>
+          <w:sz w:val="28"/>
+          <w:szCs w:val="28"/>
+          <w:lang w:val="uk-UA"/>
+        </w:rPr>
+      </w:pPr>
+    </w:p>
+    <w:p>
+      <w:pPr>
+        <w:spacing w:line="360" w:lineRule="auto"/>
+        <w:jc w:val="both"/>
+        <w:rPr>
+          <w:rFonts w:ascii="Times New Roman" w:hAnsi="Times New Roman" w:cs="Times New Roman"/>
+          <w:sz w:val="28"/>
+          <w:szCs w:val="28"/>
+          <w:lang w:val="uk-UA"/>
+        </w:rPr>
+      </w:pPr>
+    </w:p>
+    <w:p>
+      <w:pPr>
+        <w:spacing w:line="360" w:lineRule="auto"/>
+        <w:jc w:val="both"/>
+        <w:rPr>
+          <w:rFonts w:ascii="Times New Roman" w:hAnsi="Times New Roman" w:cs="Times New Roman"/>
+          <w:sz w:val="28"/>
+          <w:szCs w:val="28"/>
+          <w:lang w:val="uk-UA"/>
+        </w:rPr>
+      </w:pPr>
+    </w:p>
+    <w:p>
+      <w:pPr>
+        <w:spacing w:line="360" w:lineRule="auto"/>
+        <w:jc w:val="both"/>
+        <w:rPr>
+          <w:rFonts w:ascii="Times New Roman" w:hAnsi="Times New Roman" w:cs="Times New Roman"/>
+          <w:sz w:val="28"/>
+          <w:szCs w:val="28"/>
+          <w:lang w:val="uk-UA"/>
+        </w:rPr>
+      </w:pPr>
+    </w:p>
+    <w:p>
+      <w:pPr>
+        <w:spacing w:line="360" w:lineRule="auto"/>
+        <w:jc w:val="center"/>
+        <w:rPr>
+          <w:rFonts w:ascii="Times New Roman" w:hAnsi="Times New Roman" w:cs="Times New Roman"/>
+          <w:sz w:val="28"/>
+          <w:szCs w:val="28"/>
+          <w:lang w:val="en-US"/>
+        </w:rPr>
+      </w:pPr>
+      <w:r>
+        <w:rPr>
+          <w:rFonts w:ascii="Times New Roman" w:hAnsi="Times New Roman" w:cs="Times New Roman"/>
+          <w:sz w:val="28"/>
+          <w:szCs w:val="28"/>
+          <w:lang w:val="uk-UA"/>
+        </w:rPr>
+        <w:drawing>
+          <wp:anchor distT="0" distB="0" distL="114300" distR="114300" simplePos="0" relativeHeight="251659264" behindDoc="1" locked="0" layoutInCell="1" allowOverlap="1" wp14:anchorId="267C5A40" wp14:editId="527BB5C7">
+            <wp:simplePos x="0" y="0"/>
+            <wp:positionH relativeFrom="margin">
+              <wp:posOffset>351155</wp:posOffset>
+            </wp:positionH>
+            <wp:positionV relativeFrom="paragraph">
+              <wp:posOffset>354635</wp:posOffset>
+            </wp:positionV>
+            <wp:extent cx="5940000" cy="3699305"/>
+            <wp:effectExtent l="0" t="0" r="3810" b="0"/>
+            <wp:wrapNone/>
+            <wp:docPr id="2" name="Рисунок 2"/>
+            <wp:cNvGraphicFramePr>
+              <a:graphicFrameLocks xmlns:a="http://schemas.openxmlformats.org/drawingml/2006/main" noChangeAspect="1"/>
+            </wp:cNvGraphicFramePr>
+            <a:graphic xmlns:a="http://schemas.openxmlformats.org/drawingml/2006/main">
+              <a:graphicData uri="http://schemas.openxmlformats.org/drawingml/2006/picture">
+                <pic:pic xmlns:pic="http://schemas.openxmlformats.org/drawingml/2006/picture">
+                  <pic:nvPicPr>
+                    <pic:cNvPr id="1" name=""/>
+                    <pic:cNvPicPr/>
+                  </pic:nvPicPr>
+                  <pic:blipFill>
+                    <a:blip r:embed="rId6">
+                      <a:extLst>
+                        <a:ext uri="{28A0092B-C50C-407E-A947-70E740481C1C}">
+                          <a14:useLocalDpi xmlns:a14="http://schemas.microsoft.com/office/drawing/2010/main" val="0"/>
+                        </a:ext>
+                      </a:extLst>
+                    </a:blip>
+                    <a:stretch>
+                      <a:fillRect/>
+                    </a:stretch>
+                  </pic:blipFill>
+                  <pic:spPr>
+                    <a:xfrm>
+                      <a:off x="0" y="0"/>
+                      <a:ext cx="5940000" cy="3699305"/>
+                    </a:xfrm>
+                    <a:prstGeom prst="rect">
+                      <a:avLst/>
+                    </a:prstGeom>
+                  </pic:spPr>
+                </pic:pic>
+              </a:graphicData>
+            </a:graphic>
+            <wp14:sizeRelH relativeFrom="page">
+              <wp14:pctWidth>0</wp14:pctWidth>
+            </wp14:sizeRelH>
+            <wp14:sizeRelV relativeFrom="page">
+              <wp14:pctHeight>0</wp14:pctHeight>
+            </wp14:sizeRelV>
+          </wp:anchor>
+        </w:drawing>
+      </w:r>
+      <w:r>
+        <w:rPr>
+          <w:rFonts w:ascii="Times New Roman" w:hAnsi="Times New Roman" w:cs="Times New Roman"/>
+          <w:sz w:val="28"/>
+          <w:szCs w:val="28"/>
+          <w:lang w:val="uk-UA"/>
+        </w:rPr>
+        <w:t xml:space="preserve">Рис. </w:t>
+      </w:r>
+      <w:r>
+        <w:rPr>
+          <w:rFonts w:ascii="Times New Roman" w:hAnsi="Times New Roman" w:cs="Times New Roman"/>
+          <w:sz w:val="28"/>
+          <w:szCs w:val="28"/>
+          <w:lang w:val="uk-UA"/>
+        </w:rPr>
+        <w:t>1</w:t>
+      </w:r>
+      <w:r>
+        <w:rPr>
+          <w:rFonts w:ascii="Times New Roman" w:hAnsi="Times New Roman" w:cs="Times New Roman"/>
+          <w:sz w:val="28"/>
+          <w:szCs w:val="28"/>
+          <w:lang w:val="uk-UA"/>
+        </w:rPr>
+        <w:t xml:space="preserve"> –</w:t>
+      </w:r>
+      <w:r>
+        <w:rPr>
+          <w:rFonts w:ascii="Times New Roman" w:hAnsi="Times New Roman" w:cs="Times New Roman"/>
+          <w:sz w:val="28"/>
+          <w:szCs w:val="28"/>
+          <w:lang w:val="ru-RU"/>
+        </w:rPr>
+        <w:t xml:space="preserve"> </w:t>
+      </w:r>
+      <w:r>
+        <w:rPr>
+          <w:rFonts w:ascii="Times New Roman" w:hAnsi="Times New Roman" w:cs="Times New Roman"/>
+          <w:sz w:val="28"/>
+          <w:szCs w:val="28"/>
+          <w:lang w:val="uk-UA"/>
+        </w:rPr>
+        <w:t>Клас</w:t>
+      </w:r>
+      <w:r>
+        <w:rPr>
+          <w:rFonts w:ascii="Times New Roman" w:hAnsi="Times New Roman" w:cs="Times New Roman"/>
+          <w:sz w:val="28"/>
+          <w:szCs w:val="28"/>
+          <w:lang w:val="en-US"/>
+        </w:rPr>
+        <w:t xml:space="preserve"> Ticket</w:t>
+      </w:r>
+    </w:p>
+    <w:p>
+      <w:pPr>
+        <w:spacing w:line="360" w:lineRule="auto"/>
+        <w:jc w:val="both"/>
+        <w:rPr>
+          <w:rFonts w:ascii="Times New Roman" w:hAnsi="Times New Roman" w:cs="Times New Roman"/>
+          <w:sz w:val="28"/>
+          <w:szCs w:val="28"/>
+          <w:lang w:val="uk-UA"/>
+        </w:rPr>
+      </w:pPr>
+    </w:p>
+    <w:p>
+      <w:pPr>
+        <w:spacing w:line="360" w:lineRule="auto"/>
+        <w:jc w:val="both"/>
+        <w:rPr>
+          <w:rFonts w:ascii="Times New Roman" w:hAnsi="Times New Roman" w:cs="Times New Roman"/>
+          <w:sz w:val="28"/>
+          <w:szCs w:val="28"/>
+          <w:lang w:val="uk-UA"/>
+        </w:rPr>
+      </w:pPr>
+    </w:p>
+    <w:p>
+      <w:pPr>
+        <w:spacing w:line="360" w:lineRule="auto"/>
+        <w:jc w:val="both"/>
+        <w:rPr>
+          <w:rFonts w:ascii="Times New Roman" w:hAnsi="Times New Roman" w:cs="Times New Roman"/>
+          <w:sz w:val="28"/>
+          <w:szCs w:val="28"/>
+          <w:lang w:val="uk-UA"/>
+        </w:rPr>
+      </w:pPr>
+    </w:p>
+    <w:p>
+      <w:pPr>
+        <w:spacing w:line="360" w:lineRule="auto"/>
+        <w:jc w:val="both"/>
+        <w:rPr>
+          <w:rFonts w:ascii="Times New Roman" w:hAnsi="Times New Roman" w:cs="Times New Roman"/>
+          <w:sz w:val="28"/>
+          <w:szCs w:val="28"/>
+          <w:lang w:val="uk-UA"/>
+        </w:rPr>
+      </w:pPr>
+    </w:p>
+    <w:p>
+      <w:pPr>
+        <w:spacing w:line="360" w:lineRule="auto"/>
+        <w:jc w:val="both"/>
+        <w:rPr>
+          <w:rFonts w:ascii="Times New Roman" w:hAnsi="Times New Roman" w:cs="Times New Roman"/>
+          <w:sz w:val="28"/>
+          <w:szCs w:val="28"/>
+          <w:lang w:val="uk-UA"/>
+        </w:rPr>
+      </w:pPr>
+    </w:p>
+    <w:p>
+      <w:pPr>
+        <w:spacing w:line="360" w:lineRule="auto"/>
+        <w:jc w:val="both"/>
+        <w:rPr>
+          <w:rFonts w:ascii="Times New Roman" w:hAnsi="Times New Roman" w:cs="Times New Roman"/>
+          <w:sz w:val="28"/>
+          <w:szCs w:val="28"/>
+          <w:lang w:val="uk-UA"/>
+        </w:rPr>
+      </w:pPr>
+    </w:p>
+    <w:p>
+      <w:pPr>
+        <w:spacing w:line="360" w:lineRule="auto"/>
+        <w:jc w:val="both"/>
+        <w:rPr>
+          <w:rFonts w:ascii="Times New Roman" w:hAnsi="Times New Roman" w:cs="Times New Roman"/>
+          <w:sz w:val="28"/>
+          <w:szCs w:val="28"/>
+          <w:lang w:val="uk-UA"/>
+        </w:rPr>
+      </w:pPr>
+    </w:p>
+    <w:p>
+      <w:pPr>
+        <w:spacing w:line="360" w:lineRule="auto"/>
+        <w:jc w:val="both"/>
+        <w:rPr>
+          <w:rFonts w:ascii="Times New Roman" w:hAnsi="Times New Roman" w:cs="Times New Roman"/>
+          <w:sz w:val="28"/>
+          <w:szCs w:val="28"/>
+          <w:lang w:val="uk-UA"/>
+        </w:rPr>
+      </w:pPr>
+    </w:p>
+    <w:p>
+      <w:pPr>
+        <w:spacing w:line="360" w:lineRule="auto"/>
+        <w:jc w:val="both"/>
+        <w:rPr>
+          <w:rFonts w:ascii="Times New Roman" w:hAnsi="Times New Roman" w:cs="Times New Roman"/>
+          <w:sz w:val="28"/>
+          <w:szCs w:val="28"/>
+          <w:lang w:val="uk-UA"/>
+        </w:rPr>
+      </w:pPr>
+    </w:p>
+    <w:p>
+      <w:pPr>
+        <w:spacing w:line="360" w:lineRule="auto"/>
+        <w:jc w:val="center"/>
+        <w:rPr>
+          <w:rFonts w:ascii="Times New Roman" w:hAnsi="Times New Roman" w:cs="Times New Roman"/>
+          <w:sz w:val="28"/>
+          <w:szCs w:val="28"/>
+          <w:lang w:val="ru-RU"/>
+        </w:rPr>
+      </w:pPr>
+      <w:r>
+        <w:rPr>
+          <w:rFonts w:ascii="Times New Roman" w:hAnsi="Times New Roman" w:cs="Times New Roman"/>
+          <w:sz w:val="28"/>
+          <w:szCs w:val="28"/>
+          <w:lang w:val="uk-UA"/>
+        </w:rPr>
+        <w:t>Рис. 2 –</w:t>
+      </w:r>
+      <w:r>
+        <w:rPr>
+          <w:rFonts w:ascii="Times New Roman" w:hAnsi="Times New Roman" w:cs="Times New Roman"/>
+          <w:sz w:val="28"/>
+          <w:szCs w:val="28"/>
+          <w:lang w:val="uk-UA"/>
+        </w:rPr>
+        <w:t xml:space="preserve"> Клас </w:t>
+      </w:r>
+      <w:proofErr w:type="spellStart"/>
+      <w:r>
+        <w:rPr>
+          <w:rFonts w:ascii="Times New Roman" w:hAnsi="Times New Roman" w:cs="Times New Roman"/>
+          <w:sz w:val="28"/>
+          <w:szCs w:val="28"/>
+          <w:lang w:val="en-US"/>
+        </w:rPr>
+        <w:t>UserStory</w:t>
+      </w:r>
+      <w:proofErr w:type="spellEnd"/>
+    </w:p>
+    <w:p>
+      <w:pPr>
+        <w:pStyle w:val="a9"/>
+        <w:numPr>
+          <w:ilvl w:val="0"/>
+          <w:numId w:val="19"/>
+        </w:numPr>
+        <w:spacing w:after="0" w:line="360" w:lineRule="auto"/>
+        <w:ind w:left="0" w:firstLine="567"/>
+        <w:jc w:val="both"/>
+        <w:rPr>
+          <w:rFonts w:ascii="Times New Roman" w:hAnsi="Times New Roman" w:cs="Times New Roman"/>
+          <w:sz w:val="28"/>
+          <w:szCs w:val="28"/>
+          <w:lang w:val="en-US"/>
+        </w:rPr>
+      </w:pPr>
+      <w:r>
+        <w:rPr>
+          <w:rFonts w:ascii="Times New Roman" w:hAnsi="Times New Roman" w:cs="Times New Roman"/>
+          <w:sz w:val="28"/>
+          <w:szCs w:val="28"/>
+          <w:lang w:val="uk-UA"/>
+        </w:rPr>
+        <w:lastRenderedPageBreak/>
+        <w:t>Створити</w:t>
+      </w:r>
+      <w:r>
+        <w:rPr>
+          <w:rFonts w:ascii="Times New Roman" w:hAnsi="Times New Roman" w:cs="Times New Roman"/>
+          <w:sz w:val="28"/>
+          <w:szCs w:val="28"/>
+          <w:lang w:val="uk-UA"/>
+        </w:rPr>
+        <w:t xml:space="preserve"> клас</w:t>
+      </w:r>
+      <w:r>
+        <w:rPr>
+          <w:rFonts w:ascii="Times New Roman" w:hAnsi="Times New Roman" w:cs="Times New Roman"/>
+          <w:sz w:val="28"/>
+          <w:szCs w:val="28"/>
+          <w:lang w:val="uk-UA"/>
+        </w:rPr>
+        <w:t xml:space="preserve"> </w:t>
+      </w:r>
+      <w:r>
+        <w:rPr>
+          <w:rFonts w:ascii="Times New Roman" w:hAnsi="Times New Roman" w:cs="Times New Roman"/>
+          <w:sz w:val="28"/>
+          <w:szCs w:val="28"/>
+          <w:lang w:val="en-US"/>
+        </w:rPr>
+        <w:t>Bug</w:t>
+      </w:r>
+      <w:r>
+        <w:rPr>
+          <w:rFonts w:ascii="Times New Roman" w:hAnsi="Times New Roman" w:cs="Times New Roman"/>
+          <w:sz w:val="28"/>
+          <w:szCs w:val="28"/>
+          <w:lang w:val="uk-UA"/>
+        </w:rPr>
+        <w:t xml:space="preserve"> </w:t>
+      </w:r>
+      <w:r>
+        <w:rPr>
+          <w:rFonts w:ascii="Times New Roman" w:hAnsi="Times New Roman" w:cs="Times New Roman"/>
+          <w:sz w:val="28"/>
+          <w:szCs w:val="28"/>
+          <w:lang w:val="uk-UA"/>
+        </w:rPr>
+        <w:t xml:space="preserve">(Рис. </w:t>
+      </w:r>
+      <w:r>
+        <w:rPr>
+          <w:rFonts w:ascii="Times New Roman" w:hAnsi="Times New Roman" w:cs="Times New Roman"/>
+          <w:sz w:val="28"/>
+          <w:szCs w:val="28"/>
+          <w:lang w:val="uk-UA"/>
+        </w:rPr>
+        <w:t>3</w:t>
+      </w:r>
+      <w:r>
+        <w:rPr>
+          <w:rFonts w:ascii="Times New Roman" w:hAnsi="Times New Roman" w:cs="Times New Roman"/>
+          <w:sz w:val="28"/>
+          <w:szCs w:val="28"/>
+          <w:lang w:val="uk-UA"/>
+        </w:rPr>
+        <w:t>).</w:t>
+      </w:r>
+    </w:p>
+    <w:p>
+      <w:pPr>
+        <w:spacing w:after="0" w:line="360" w:lineRule="auto"/>
+        <w:ind w:firstLine="567"/>
+        <w:jc w:val="both"/>
+        <w:rPr>
+          <w:rFonts w:ascii="Times New Roman" w:hAnsi="Times New Roman" w:cs="Times New Roman"/>
+          <w:sz w:val="28"/>
+          <w:szCs w:val="28"/>
+          <w:lang w:val="uk-UA"/>
+        </w:rPr>
+      </w:pPr>
+      <w:r>
+        <w:rPr>
+          <w:rFonts w:ascii="Times New Roman" w:hAnsi="Times New Roman" w:cs="Times New Roman"/>
+          <w:sz w:val="28"/>
+          <w:szCs w:val="28"/>
+          <w:lang w:val="uk-UA"/>
+        </w:rPr>
+        <w:t xml:space="preserve">Багом вважається </w:t>
+      </w:r>
+      <w:r>
+        <w:rPr>
+          <w:rFonts w:ascii="Times New Roman" w:hAnsi="Times New Roman" w:cs="Times New Roman"/>
+          <w:sz w:val="28"/>
+          <w:szCs w:val="28"/>
+          <w:lang w:val="en-US"/>
+        </w:rPr>
+        <w:t xml:space="preserve">ticket, </w:t>
+      </w:r>
+      <w:r>
+        <w:rPr>
+          <w:rFonts w:ascii="Times New Roman" w:hAnsi="Times New Roman" w:cs="Times New Roman"/>
+          <w:sz w:val="28"/>
+          <w:szCs w:val="28"/>
+          <w:lang w:val="uk-UA"/>
+        </w:rPr>
+        <w:t xml:space="preserve">що відноситься до завершеної </w:t>
+      </w:r>
+      <w:proofErr w:type="spellStart"/>
+      <w:r>
+        <w:rPr>
+          <w:rFonts w:ascii="Times New Roman" w:hAnsi="Times New Roman" w:cs="Times New Roman"/>
+          <w:sz w:val="28"/>
+          <w:szCs w:val="28"/>
+          <w:lang w:val="en-US"/>
+        </w:rPr>
+        <w:t>UserStory</w:t>
+      </w:r>
+      <w:proofErr w:type="spellEnd"/>
+      <w:r>
+        <w:rPr>
+          <w:rFonts w:ascii="Times New Roman" w:hAnsi="Times New Roman" w:cs="Times New Roman"/>
+          <w:sz w:val="28"/>
+          <w:szCs w:val="28"/>
+          <w:lang w:val="en-US"/>
+        </w:rPr>
+        <w:t xml:space="preserve">. </w:t>
+      </w:r>
+      <w:r>
+        <w:rPr>
+          <w:rFonts w:ascii="Times New Roman" w:hAnsi="Times New Roman" w:cs="Times New Roman"/>
+          <w:sz w:val="28"/>
+          <w:szCs w:val="28"/>
+          <w:lang w:val="uk-UA"/>
+        </w:rPr>
+        <w:t xml:space="preserve">Баги не існують самі по собі, без відповідного екземпляра </w:t>
+      </w:r>
+      <w:proofErr w:type="spellStart"/>
+      <w:r>
+        <w:rPr>
+          <w:rFonts w:ascii="Times New Roman" w:hAnsi="Times New Roman" w:cs="Times New Roman"/>
+          <w:sz w:val="28"/>
+          <w:szCs w:val="28"/>
+          <w:lang w:val="en-US"/>
+        </w:rPr>
+        <w:t>UserStory</w:t>
+      </w:r>
+      <w:proofErr w:type="spellEnd"/>
+      <w:r>
+        <w:rPr>
+          <w:rFonts w:ascii="Times New Roman" w:hAnsi="Times New Roman" w:cs="Times New Roman"/>
+          <w:sz w:val="28"/>
+          <w:szCs w:val="28"/>
+          <w:lang w:val="en-US"/>
+        </w:rPr>
+        <w:t>.</w:t>
+      </w:r>
+    </w:p>
+    <w:p>
+      <w:pPr>
+        <w:spacing w:after="0" w:line="360" w:lineRule="auto"/>
+        <w:ind w:firstLine="567"/>
+        <w:jc w:val="both"/>
+        <w:rPr>
+          <w:rFonts w:ascii="Times New Roman" w:hAnsi="Times New Roman" w:cs="Times New Roman"/>
+          <w:sz w:val="28"/>
+          <w:szCs w:val="28"/>
+          <w:lang w:val="uk-UA"/>
+        </w:rPr>
+      </w:pPr>
+      <w:proofErr w:type="spellStart"/>
+      <w:proofErr w:type="gramStart"/>
+      <w:r>
+        <w:rPr>
+          <w:rFonts w:ascii="Times New Roman" w:hAnsi="Times New Roman" w:cs="Times New Roman"/>
+          <w:i/>
+          <w:iCs/>
+          <w:sz w:val="28"/>
+          <w:szCs w:val="28"/>
+          <w:lang w:val="en-US"/>
+        </w:rPr>
+        <w:t>createBug</w:t>
+      </w:r>
+      <w:proofErr w:type="spellEnd"/>
+      <w:r>
+        <w:rPr>
+          <w:rFonts w:ascii="Times New Roman" w:hAnsi="Times New Roman" w:cs="Times New Roman"/>
+          <w:sz w:val="28"/>
+          <w:szCs w:val="28"/>
+          <w:lang w:val="en-US"/>
+        </w:rPr>
+        <w:t>(</w:t>
+      </w:r>
+      <w:proofErr w:type="gramEnd"/>
+      <w:r>
+        <w:rPr>
+          <w:rFonts w:ascii="Times New Roman" w:hAnsi="Times New Roman" w:cs="Times New Roman"/>
+          <w:sz w:val="28"/>
+          <w:szCs w:val="28"/>
+          <w:lang w:val="en-US"/>
+        </w:rPr>
+        <w:t xml:space="preserve">int id, String name, int estimate, </w:t>
+      </w:r>
+      <w:proofErr w:type="spellStart"/>
+      <w:r>
+        <w:rPr>
+          <w:rFonts w:ascii="Times New Roman" w:hAnsi="Times New Roman" w:cs="Times New Roman"/>
+          <w:sz w:val="28"/>
+          <w:szCs w:val="28"/>
+          <w:lang w:val="en-US"/>
+        </w:rPr>
+        <w:t>UserStory</w:t>
+      </w:r>
+      <w:proofErr w:type="spellEnd"/>
+      <w:r>
+        <w:rPr>
+          <w:rFonts w:ascii="Times New Roman" w:hAnsi="Times New Roman" w:cs="Times New Roman"/>
+          <w:sz w:val="28"/>
+          <w:szCs w:val="28"/>
+          <w:lang w:val="en-US"/>
+        </w:rPr>
+        <w:t xml:space="preserve"> </w:t>
+      </w:r>
+      <w:proofErr w:type="spellStart"/>
+      <w:r>
+        <w:rPr>
+          <w:rFonts w:ascii="Times New Roman" w:hAnsi="Times New Roman" w:cs="Times New Roman"/>
+          <w:sz w:val="28"/>
+          <w:szCs w:val="28"/>
+          <w:lang w:val="en-US"/>
+        </w:rPr>
+        <w:t>userStory</w:t>
+      </w:r>
+      <w:proofErr w:type="spellEnd"/>
+      <w:r>
+        <w:rPr>
+          <w:rFonts w:ascii="Times New Roman" w:hAnsi="Times New Roman" w:cs="Times New Roman"/>
+          <w:sz w:val="28"/>
+          <w:szCs w:val="28"/>
+          <w:lang w:val="en-US"/>
+        </w:rPr>
+        <w:t xml:space="preserve">) </w:t>
+      </w:r>
+      <w:r>
+        <w:rPr>
+          <w:rFonts w:ascii="Times New Roman" w:hAnsi="Times New Roman" w:cs="Times New Roman"/>
+          <w:sz w:val="28"/>
+          <w:szCs w:val="28"/>
+          <w:lang w:val="uk-UA"/>
+        </w:rPr>
+        <w:t xml:space="preserve">- статичний метод створення екземпляра </w:t>
+      </w:r>
+      <w:r>
+        <w:rPr>
+          <w:rFonts w:ascii="Times New Roman" w:hAnsi="Times New Roman" w:cs="Times New Roman"/>
+          <w:sz w:val="28"/>
+          <w:szCs w:val="28"/>
+          <w:lang w:val="en-US"/>
+        </w:rPr>
+        <w:t xml:space="preserve">Bug. </w:t>
+      </w:r>
+      <w:r>
+        <w:rPr>
+          <w:rFonts w:ascii="Times New Roman" w:hAnsi="Times New Roman" w:cs="Times New Roman"/>
+          <w:sz w:val="28"/>
+          <w:szCs w:val="28"/>
+          <w:lang w:val="uk-UA"/>
+        </w:rPr>
+        <w:t xml:space="preserve">Повертає </w:t>
+      </w:r>
+      <w:r>
+        <w:rPr>
+          <w:rFonts w:ascii="Times New Roman" w:hAnsi="Times New Roman" w:cs="Times New Roman"/>
+          <w:sz w:val="28"/>
+          <w:szCs w:val="28"/>
+          <w:lang w:val="en-US"/>
+        </w:rPr>
+        <w:t xml:space="preserve">null, </w:t>
+      </w:r>
+      <w:r>
+        <w:rPr>
+          <w:rFonts w:ascii="Times New Roman" w:hAnsi="Times New Roman" w:cs="Times New Roman"/>
+          <w:sz w:val="28"/>
+          <w:szCs w:val="28"/>
+          <w:lang w:val="uk-UA"/>
+        </w:rPr>
+        <w:t xml:space="preserve">якщо </w:t>
+      </w:r>
+      <w:proofErr w:type="spellStart"/>
+      <w:r>
+        <w:rPr>
+          <w:rFonts w:ascii="Times New Roman" w:hAnsi="Times New Roman" w:cs="Times New Roman"/>
+          <w:sz w:val="28"/>
+          <w:szCs w:val="28"/>
+          <w:lang w:val="en-US"/>
+        </w:rPr>
+        <w:t>UserStory</w:t>
+      </w:r>
+      <w:proofErr w:type="spellEnd"/>
+      <w:r>
+        <w:rPr>
+          <w:rFonts w:ascii="Times New Roman" w:hAnsi="Times New Roman" w:cs="Times New Roman"/>
+          <w:sz w:val="28"/>
+          <w:szCs w:val="28"/>
+          <w:lang w:val="uk-UA"/>
+        </w:rPr>
+        <w:t xml:space="preserve"> має значення </w:t>
+      </w:r>
+      <w:r>
+        <w:rPr>
+          <w:rFonts w:ascii="Times New Roman" w:hAnsi="Times New Roman" w:cs="Times New Roman"/>
+          <w:sz w:val="28"/>
+          <w:szCs w:val="28"/>
+          <w:lang w:val="en-US"/>
+        </w:rPr>
+        <w:t>null</w:t>
+      </w:r>
+      <w:r>
+        <w:rPr>
+          <w:rFonts w:ascii="Times New Roman" w:hAnsi="Times New Roman" w:cs="Times New Roman"/>
+          <w:sz w:val="28"/>
+          <w:szCs w:val="28"/>
+          <w:lang w:val="uk-UA"/>
+        </w:rPr>
+        <w:t xml:space="preserve"> або не завершено. Інакше повертає створений екземпляр </w:t>
+      </w:r>
+      <w:r>
+        <w:rPr>
+          <w:rFonts w:ascii="Times New Roman" w:hAnsi="Times New Roman" w:cs="Times New Roman"/>
+          <w:sz w:val="28"/>
+          <w:szCs w:val="28"/>
+          <w:lang w:val="en-US"/>
+        </w:rPr>
+        <w:t>Bug.</w:t>
+      </w:r>
+    </w:p>
+    <w:p>
+      <w:pPr>
+        <w:spacing w:after="0" w:line="360" w:lineRule="auto"/>
+        <w:ind w:firstLine="567"/>
+        <w:jc w:val="both"/>
+        <w:rPr>
+          <w:rFonts w:ascii="Times New Roman" w:hAnsi="Times New Roman" w:cs="Times New Roman"/>
+          <w:sz w:val="28"/>
+          <w:szCs w:val="28"/>
+          <w:lang w:val="uk-UA"/>
+        </w:rPr>
+      </w:pPr>
+      <w:proofErr w:type="spellStart"/>
+      <w:proofErr w:type="gramStart"/>
+      <w:r>
+        <w:rPr>
+          <w:rFonts w:ascii="Times New Roman" w:hAnsi="Times New Roman" w:cs="Times New Roman"/>
+          <w:sz w:val="28"/>
+          <w:szCs w:val="28"/>
+          <w:lang w:val="en-US"/>
+        </w:rPr>
+        <w:t>toString</w:t>
+      </w:r>
+      <w:proofErr w:type="spellEnd"/>
+      <w:r>
+        <w:rPr>
+          <w:rFonts w:ascii="Times New Roman" w:hAnsi="Times New Roman" w:cs="Times New Roman"/>
+          <w:sz w:val="28"/>
+          <w:szCs w:val="28"/>
+          <w:lang w:val="en-US"/>
+        </w:rPr>
+        <w:t>(</w:t>
+      </w:r>
+      <w:proofErr w:type="gramEnd"/>
+      <w:r>
+        <w:rPr>
+          <w:rFonts w:ascii="Times New Roman" w:hAnsi="Times New Roman" w:cs="Times New Roman"/>
+          <w:sz w:val="28"/>
+          <w:szCs w:val="28"/>
+          <w:lang w:val="en-US"/>
+        </w:rPr>
+        <w:t xml:space="preserve">) </w:t>
+      </w:r>
+      <w:r>
+        <w:rPr>
+          <w:rFonts w:ascii="Times New Roman" w:hAnsi="Times New Roman" w:cs="Times New Roman"/>
+          <w:sz w:val="28"/>
+          <w:szCs w:val="28"/>
+          <w:lang w:val="uk-UA"/>
+        </w:rPr>
+        <w:t xml:space="preserve">- повертає рядкове представлення цього бага, використовуючи ідентифікатор, ім'я та ім'я відповідної </w:t>
+      </w:r>
+      <w:proofErr w:type="spellStart"/>
+      <w:r>
+        <w:rPr>
+          <w:rFonts w:ascii="Times New Roman" w:hAnsi="Times New Roman" w:cs="Times New Roman"/>
+          <w:sz w:val="28"/>
+          <w:szCs w:val="28"/>
+          <w:lang w:val="en-US"/>
+        </w:rPr>
+        <w:t>UserStory</w:t>
+      </w:r>
+      <w:proofErr w:type="spellEnd"/>
+      <w:r>
+        <w:rPr>
+          <w:rFonts w:ascii="Times New Roman" w:hAnsi="Times New Roman" w:cs="Times New Roman"/>
+          <w:sz w:val="28"/>
+          <w:szCs w:val="28"/>
+          <w:lang w:val="uk-UA"/>
+        </w:rPr>
+        <w:t xml:space="preserve">. Приклад: з ідентифікатором = 2, ім'ям бага = "Додати пароль, що повторюється" і ім'ям відповідної </w:t>
+      </w:r>
+      <w:proofErr w:type="spellStart"/>
+      <w:r>
+        <w:rPr>
+          <w:rFonts w:ascii="Times New Roman" w:hAnsi="Times New Roman" w:cs="Times New Roman"/>
+          <w:sz w:val="28"/>
+          <w:szCs w:val="28"/>
+          <w:lang w:val="en-US"/>
+        </w:rPr>
+        <w:t>UserStory</w:t>
+      </w:r>
+      <w:proofErr w:type="spellEnd"/>
+      <w:r>
+        <w:rPr>
+          <w:rFonts w:ascii="Times New Roman" w:hAnsi="Times New Roman" w:cs="Times New Roman"/>
+          <w:sz w:val="28"/>
+          <w:szCs w:val="28"/>
+          <w:lang w:val="uk-UA"/>
+        </w:rPr>
+        <w:t xml:space="preserve"> = "Форма реєстрації" в результаті отримаємо </w:t>
+      </w:r>
+      <w:r>
+        <w:rPr>
+          <w:rFonts w:ascii="Times New Roman" w:hAnsi="Times New Roman" w:cs="Times New Roman"/>
+          <w:sz w:val="28"/>
+          <w:szCs w:val="28"/>
+          <w:lang w:val="en-US"/>
+        </w:rPr>
+        <w:t xml:space="preserve">"[Bug 2] </w:t>
+      </w:r>
+      <w:r>
+        <w:rPr>
+          <w:rFonts w:ascii="Times New Roman" w:hAnsi="Times New Roman" w:cs="Times New Roman"/>
+          <w:sz w:val="28"/>
+          <w:szCs w:val="28"/>
+          <w:lang w:val="uk-UA"/>
+        </w:rPr>
+        <w:t>Форма реєстрації: Додати повторюваний пароль".</w:t>
+      </w:r>
+    </w:p>
+    <w:p>
+      <w:pPr>
+        <w:spacing w:after="0" w:line="360" w:lineRule="auto"/>
+        <w:jc w:val="both"/>
+        <w:rPr>
+          <w:rFonts w:ascii="Times New Roman" w:hAnsi="Times New Roman" w:cs="Times New Roman"/>
+          <w:sz w:val="28"/>
+          <w:szCs w:val="28"/>
+          <w:lang w:val="en-US"/>
+        </w:rPr>
+      </w:pPr>
+    </w:p>
+    <w:p>
+      <w:pPr>
+        <w:spacing w:after="0" w:line="360" w:lineRule="auto"/>
+        <w:jc w:val="both"/>
+        <w:rPr>
+          <w:rFonts w:ascii="Times New Roman" w:hAnsi="Times New Roman" w:cs="Times New Roman"/>
+          <w:sz w:val="28"/>
+          <w:szCs w:val="28"/>
+          <w:lang w:val="en-US"/>
+        </w:rPr>
+      </w:pPr>
+    </w:p>
+    <w:p>
+      <w:pPr>
+        <w:spacing w:after="0" w:line="360" w:lineRule="auto"/>
+        <w:jc w:val="both"/>
+        <w:rPr>
+          <w:rFonts w:ascii="Times New Roman" w:hAnsi="Times New Roman" w:cs="Times New Roman"/>
+          <w:sz w:val="28"/>
+          <w:szCs w:val="28"/>
+          <w:lang w:val="en-US"/>
+        </w:rPr>
+      </w:pPr>
+      <w:r>
+        <w:rPr>
+          <w:rFonts w:ascii="Times New Roman" w:hAnsi="Times New Roman" w:cs="Times New Roman"/>
+          <w:sz w:val="28"/>
+          <w:szCs w:val="28"/>
+          <w:lang w:val="uk-UA"/>
+        </w:rPr>
+        <w:drawing>
+          <wp:anchor distT="0" distB="0" distL="114300" distR="114300" simplePos="0" relativeHeight="251663360" behindDoc="1" locked="0" layoutInCell="1" allowOverlap="1" wp14:anchorId="5BB0BADE" wp14:editId="25FDB4C3">
+            <wp:simplePos x="0" y="0"/>
+            <wp:positionH relativeFrom="margin">
+              <wp:posOffset>0</wp:posOffset>
+            </wp:positionH>
+            <wp:positionV relativeFrom="margin">
+              <wp:posOffset>3986530</wp:posOffset>
+            </wp:positionV>
+            <wp:extent cx="6479540" cy="2787650"/>
+            <wp:effectExtent l="0" t="0" r="0" b="0"/>
+            <wp:wrapNone/>
+            <wp:docPr id="3" name="Рисунок 3"/>
+            <wp:cNvGraphicFramePr>
+              <a:graphicFrameLocks xmlns:a="http://schemas.openxmlformats.org/drawingml/2006/main" noChangeAspect="1"/>
+            </wp:cNvGraphicFramePr>
+            <a:graphic xmlns:a="http://schemas.openxmlformats.org/drawingml/2006/main">
+              <a:graphicData uri="http://schemas.openxmlformats.org/drawingml/2006/picture">
+                <pic:pic xmlns:pic="http://schemas.openxmlformats.org/drawingml/2006/picture">
+                  <pic:nvPicPr>
+                    <pic:cNvPr id="1" name=""/>
+                    <pic:cNvPicPr/>
+                  </pic:nvPicPr>
+                  <pic:blipFill>
+                    <a:blip r:embed="rId7">
+                      <a:extLst>
+                        <a:ext uri="{28A0092B-C50C-407E-A947-70E740481C1C}">
+                          <a14:useLocalDpi xmlns:a14="http://schemas.microsoft.com/office/drawing/2010/main" val="0"/>
+                        </a:ext>
+                      </a:extLst>
+                    </a:blip>
+                    <a:stretch>
+                      <a:fillRect/>
+                    </a:stretch>
+                  </pic:blipFill>
+                  <pic:spPr>
+                    <a:xfrm>
+                      <a:off x="0" y="0"/>
+                      <a:ext cx="6479540" cy="2787650"/>
+                    </a:xfrm>
+                    <a:prstGeom prst="rect">
+                      <a:avLst/>
+                    </a:prstGeom>
+                  </pic:spPr>
+                </pic:pic>
+              </a:graphicData>
+            </a:graphic>
+            <wp14:sizeRelH relativeFrom="page">
+              <wp14:pctWidth>0</wp14:pctWidth>
+            </wp14:sizeRelH>
+            <wp14:sizeRelV relativeFrom="page">
+              <wp14:pctHeight>0</wp14:pctHeight>
+            </wp14:sizeRelV>
+          </wp:anchor>
+        </w:drawing>
+      </w:r>
+    </w:p>
+    <w:p>
+      <w:pPr>
+        <w:spacing w:after="0" w:line="360" w:lineRule="auto"/>
+        <w:jc w:val="both"/>
+        <w:rPr>
+          <w:rFonts w:ascii="Times New Roman" w:hAnsi="Times New Roman" w:cs="Times New Roman"/>
+          <w:sz w:val="28"/>
+          <w:szCs w:val="28"/>
+          <w:lang w:val="en-US"/>
+        </w:rPr>
+      </w:pPr>
+    </w:p>
+    <w:p>
+      <w:pPr>
+        <w:spacing w:after="0" w:line="360" w:lineRule="auto"/>
+        <w:jc w:val="both"/>
+        <w:rPr>
+          <w:rFonts w:ascii="Times New Roman" w:hAnsi="Times New Roman" w:cs="Times New Roman"/>
+          <w:sz w:val="28"/>
+          <w:szCs w:val="28"/>
+          <w:lang w:val="en-US"/>
+        </w:rPr>
+      </w:pPr>
+    </w:p>
+    <w:p>
+      <w:pPr>
+        <w:spacing w:after="0" w:line="360" w:lineRule="auto"/>
+        <w:jc w:val="both"/>
+        <w:rPr>
+          <w:rFonts w:ascii="Times New Roman" w:hAnsi="Times New Roman" w:cs="Times New Roman"/>
+          <w:sz w:val="28"/>
+          <w:szCs w:val="28"/>
+          <w:lang w:val="en-US"/>
+        </w:rPr>
+      </w:pPr>
+    </w:p>
+    <w:p>
+      <w:pPr>
+        <w:spacing w:after="0" w:line="360" w:lineRule="auto"/>
+        <w:jc w:val="both"/>
+        <w:rPr>
+          <w:rFonts w:ascii="Times New Roman" w:hAnsi="Times New Roman" w:cs="Times New Roman"/>
+          <w:sz w:val="28"/>
+          <w:szCs w:val="28"/>
+          <w:lang w:val="en-US"/>
+        </w:rPr>
+      </w:pPr>
+    </w:p>
+    <w:p>
+      <w:pPr>
+        <w:spacing w:after="0" w:line="360" w:lineRule="auto"/>
+        <w:jc w:val="both"/>
+        <w:rPr>
+          <w:rFonts w:ascii="Times New Roman" w:hAnsi="Times New Roman" w:cs="Times New Roman"/>
+          <w:sz w:val="28"/>
+          <w:szCs w:val="28"/>
+          <w:lang w:val="en-US"/>
+        </w:rPr>
+      </w:pPr>
+    </w:p>
+    <w:p>
+      <w:pPr>
+        <w:spacing w:after="0" w:line="360" w:lineRule="auto"/>
+        <w:jc w:val="both"/>
+        <w:rPr>
+          <w:rFonts w:ascii="Times New Roman" w:hAnsi="Times New Roman" w:cs="Times New Roman"/>
+          <w:sz w:val="28"/>
+          <w:szCs w:val="28"/>
+          <w:lang w:val="en-US"/>
+        </w:rPr>
+      </w:pPr>
+    </w:p>
+    <w:p>
+      <w:pPr>
+        <w:spacing w:after="0" w:line="360" w:lineRule="auto"/>
+        <w:jc w:val="both"/>
+        <w:rPr>
+          <w:rFonts w:ascii="Times New Roman" w:hAnsi="Times New Roman" w:cs="Times New Roman"/>
+          <w:sz w:val="28"/>
+          <w:szCs w:val="28"/>
+          <w:lang w:val="en-US"/>
+        </w:rPr>
+      </w:pPr>
+    </w:p>
+    <w:p>
+      <w:pPr>
+        <w:spacing w:after="0" w:line="360" w:lineRule="auto"/>
+        <w:jc w:val="both"/>
+        <w:rPr>
+          <w:rFonts w:ascii="Times New Roman" w:hAnsi="Times New Roman" w:cs="Times New Roman"/>
+          <w:sz w:val="28"/>
+          <w:szCs w:val="28"/>
+          <w:lang w:val="en-US"/>
+        </w:rPr>
+      </w:pPr>
+    </w:p>
+    <w:p>
+      <w:pPr>
+        <w:spacing w:after="0" w:line="360" w:lineRule="auto"/>
+        <w:jc w:val="both"/>
+        <w:rPr>
+          <w:rFonts w:ascii="Times New Roman" w:hAnsi="Times New Roman" w:cs="Times New Roman"/>
+          <w:sz w:val="28"/>
+          <w:szCs w:val="28"/>
+          <w:lang w:val="en-US"/>
+        </w:rPr>
+      </w:pPr>
+    </w:p>
+    <w:p>
+      <w:pPr>
+        <w:spacing w:line="360" w:lineRule="auto"/>
+        <w:jc w:val="center"/>
+        <w:rPr>
+          <w:rFonts w:ascii="Times New Roman" w:hAnsi="Times New Roman" w:cs="Times New Roman"/>
+          <w:sz w:val="28"/>
+          <w:szCs w:val="28"/>
+          <w:lang w:val="ru-RU"/>
+        </w:rPr>
+      </w:pPr>
+      <w:r>
+        <w:rPr>
+          <w:rFonts w:ascii="Times New Roman" w:hAnsi="Times New Roman" w:cs="Times New Roman"/>
+          <w:sz w:val="28"/>
+          <w:szCs w:val="28"/>
+          <w:lang w:val="uk-UA"/>
+        </w:rPr>
+        <w:t xml:space="preserve">Рис. </w:t>
+      </w:r>
+      <w:r>
+        <w:rPr>
+          <w:rFonts w:ascii="Times New Roman" w:hAnsi="Times New Roman" w:cs="Times New Roman"/>
+          <w:sz w:val="28"/>
+          <w:szCs w:val="28"/>
+          <w:lang w:val="en-US"/>
+        </w:rPr>
+        <w:t>3</w:t>
+      </w:r>
+      <w:r>
+        <w:rPr>
+          <w:rFonts w:ascii="Times New Roman" w:hAnsi="Times New Roman" w:cs="Times New Roman"/>
+          <w:sz w:val="28"/>
+          <w:szCs w:val="28"/>
+          <w:lang w:val="uk-UA"/>
+        </w:rPr>
+        <w:t xml:space="preserve"> – Клас </w:t>
+      </w:r>
+      <w:r>
+        <w:rPr>
+          <w:rFonts w:ascii="Times New Roman" w:hAnsi="Times New Roman" w:cs="Times New Roman"/>
+          <w:sz w:val="28"/>
+          <w:szCs w:val="28"/>
+          <w:lang w:val="en-US"/>
+        </w:rPr>
+        <w:t>Bug</w:t>
+      </w:r>
+    </w:p>
+    <w:p>
+      <w:pPr>
+        <w:spacing w:after="0" w:line="360" w:lineRule="auto"/>
+        <w:jc w:val="both"/>
+        <w:rPr>
+          <w:rFonts w:ascii="Times New Roman" w:hAnsi="Times New Roman" w:cs="Times New Roman"/>
+          <w:sz w:val="28"/>
+          <w:szCs w:val="28"/>
+          <w:lang w:val="en-US"/>
+        </w:rPr>
+      </w:pPr>
+    </w:p>
+    <w:p>
+      <w:pPr>
+        <w:spacing w:after="0" w:line="360" w:lineRule="auto"/>
+        <w:jc w:val="both"/>
+        <w:rPr>
+          <w:rFonts w:ascii="Times New Roman" w:hAnsi="Times New Roman" w:cs="Times New Roman"/>
+          <w:sz w:val="28"/>
+          <w:szCs w:val="28"/>
+          <w:lang w:val="en-US"/>
+        </w:rPr>
+      </w:pPr>
+    </w:p>
+    <w:p>
+      <w:pPr>
+        <w:spacing w:after="0" w:line="360" w:lineRule="auto"/>
+        <w:jc w:val="both"/>
+        <w:rPr>
+          <w:rFonts w:ascii="Times New Roman" w:hAnsi="Times New Roman" w:cs="Times New Roman"/>
+          <w:sz w:val="28"/>
+          <w:szCs w:val="28"/>
+          <w:lang w:val="en-US"/>
+        </w:rPr>
+      </w:pPr>
+    </w:p>
+    <w:p>
+      <w:pPr>
+        <w:spacing w:after="0" w:line="360" w:lineRule="auto"/>
+        <w:jc w:val="both"/>
+        <w:rPr>
+          <w:rFonts w:ascii="Times New Roman" w:hAnsi="Times New Roman" w:cs="Times New Roman"/>
+          <w:sz w:val="28"/>
+          <w:szCs w:val="28"/>
+          <w:lang w:val="en-US"/>
+        </w:rPr>
+      </w:pPr>
+    </w:p>
+    <w:p>
+      <w:pPr>
+        <w:spacing w:after="0" w:line="360" w:lineRule="auto"/>
+        <w:jc w:val="both"/>
+        <w:rPr>
+          <w:rFonts w:ascii="Times New Roman" w:hAnsi="Times New Roman" w:cs="Times New Roman"/>
+          <w:sz w:val="28"/>
+          <w:szCs w:val="28"/>
+          <w:lang w:val="en-US"/>
+        </w:rPr>
+      </w:pPr>
+    </w:p>
+    <w:p>
+      <w:pPr>
+        <w:spacing w:line="360" w:lineRule="auto"/>
+        <w:ind w:left="207"/>
+        <w:jc w:val="both"/>
+        <w:rPr>
+          <w:rFonts w:ascii="Times New Roman" w:hAnsi="Times New Roman" w:cs="Times New Roman"/>
+          <w:sz w:val="28"/>
+          <w:szCs w:val="28"/>
+          <w:lang w:val="uk-UA"/>
+        </w:rPr>
+      </w:pPr>
+    </w:p>
+    <w:p>
+      <w:pPr>
+        <w:spacing w:after="0" w:line="360" w:lineRule="auto"/>
+        <w:jc w:val="both"/>
+        <w:rPr>
+          <w:rFonts w:ascii="Times New Roman" w:hAnsi="Times New Roman" w:cs="Times New Roman"/>
+          <w:sz w:val="28"/>
+          <w:szCs w:val="28"/>
+          <w:lang w:val="en-US"/>
+        </w:rPr>
+      </w:pPr>
+    </w:p>
+    <w:p>
+      <w:pPr>
+        <w:pStyle w:val="a9"/>
+        <w:numPr>
+          <w:ilvl w:val="0"/>
+          <w:numId w:val="19"/>
+        </w:numPr>
+        <w:spacing w:after="0" w:line="360" w:lineRule="auto"/>
+        <w:ind w:left="0" w:firstLine="567"/>
+        <w:jc w:val="both"/>
+        <w:rPr>
+          <w:rFonts w:ascii="Times New Roman" w:hAnsi="Times New Roman" w:cs="Times New Roman"/>
+          <w:sz w:val="28"/>
+          <w:szCs w:val="28"/>
+          <w:lang w:val="uk-UA"/>
+        </w:rPr>
+      </w:pPr>
+      <w:r>
+        <w:rPr>
+          <w:rFonts w:ascii="Times New Roman" w:hAnsi="Times New Roman" w:cs="Times New Roman"/>
+          <w:sz w:val="28"/>
+          <w:szCs w:val="28"/>
+          <w:lang w:val="uk-UA"/>
+        </w:rPr>
+        <w:lastRenderedPageBreak/>
+        <w:t xml:space="preserve">Створити </w:t>
+      </w:r>
+      <w:r>
+        <w:rPr>
+          <w:rFonts w:ascii="Times New Roman" w:hAnsi="Times New Roman" w:cs="Times New Roman"/>
+          <w:sz w:val="28"/>
+          <w:szCs w:val="28"/>
+          <w:lang w:val="uk-UA"/>
+        </w:rPr>
+        <w:t xml:space="preserve">клас </w:t>
+      </w:r>
+      <w:r>
+        <w:rPr>
+          <w:rFonts w:ascii="Times New Roman" w:hAnsi="Times New Roman" w:cs="Times New Roman"/>
+          <w:sz w:val="28"/>
+          <w:szCs w:val="28"/>
+          <w:lang w:val="en-US"/>
+        </w:rPr>
+        <w:t>Sprint</w:t>
+      </w:r>
+      <w:r>
+        <w:rPr>
+          <w:rFonts w:ascii="Times New Roman" w:hAnsi="Times New Roman" w:cs="Times New Roman"/>
+          <w:sz w:val="28"/>
+          <w:szCs w:val="28"/>
+          <w:lang w:val="uk-UA"/>
+        </w:rPr>
+        <w:t xml:space="preserve"> </w:t>
+      </w:r>
+      <w:r>
+        <w:rPr>
+          <w:rFonts w:ascii="Times New Roman" w:hAnsi="Times New Roman" w:cs="Times New Roman"/>
+          <w:sz w:val="28"/>
+          <w:szCs w:val="28"/>
+          <w:lang w:val="uk-UA"/>
+        </w:rPr>
+        <w:t xml:space="preserve">(Рис. </w:t>
+      </w:r>
+      <w:r>
+        <w:rPr>
+          <w:rFonts w:ascii="Times New Roman" w:hAnsi="Times New Roman" w:cs="Times New Roman"/>
+          <w:sz w:val="28"/>
+          <w:szCs w:val="28"/>
+          <w:lang w:val="uk-UA"/>
+        </w:rPr>
+        <w:t>4</w:t>
+      </w:r>
+      <w:r>
+        <w:rPr>
+          <w:rFonts w:ascii="Times New Roman" w:hAnsi="Times New Roman" w:cs="Times New Roman"/>
+          <w:sz w:val="28"/>
+          <w:szCs w:val="28"/>
+          <w:lang w:val="uk-UA"/>
+        </w:rPr>
+        <w:t>).</w:t>
+      </w:r>
+    </w:p>
+    <w:p>
+      <w:pPr>
+        <w:spacing w:after="0" w:line="360" w:lineRule="auto"/>
+        <w:ind w:firstLine="567"/>
+        <w:jc w:val="both"/>
+        <w:rPr>
+          <w:rFonts w:ascii="Times New Roman" w:hAnsi="Times New Roman" w:cs="Times New Roman"/>
+          <w:sz w:val="28"/>
+          <w:szCs w:val="28"/>
+          <w:lang w:val="uk-UA"/>
+        </w:rPr>
+      </w:pPr>
+      <w:proofErr w:type="spellStart"/>
+      <w:r>
+        <w:rPr>
+          <w:rFonts w:ascii="Times New Roman" w:hAnsi="Times New Roman" w:cs="Times New Roman"/>
+          <w:sz w:val="28"/>
+          <w:szCs w:val="28"/>
+          <w:lang w:val="uk-UA"/>
+        </w:rPr>
+        <w:t>Спринти</w:t>
+      </w:r>
+      <w:proofErr w:type="spellEnd"/>
+      <w:r>
+        <w:rPr>
+          <w:rFonts w:ascii="Times New Roman" w:hAnsi="Times New Roman" w:cs="Times New Roman"/>
+          <w:sz w:val="28"/>
+          <w:szCs w:val="28"/>
+          <w:lang w:val="uk-UA"/>
+        </w:rPr>
+        <w:t xml:space="preserve"> мають тимчасову ємність та обмеження кількості </w:t>
+      </w:r>
+      <w:r>
+        <w:rPr>
+          <w:rFonts w:ascii="Times New Roman" w:hAnsi="Times New Roman" w:cs="Times New Roman"/>
+          <w:sz w:val="28"/>
+          <w:szCs w:val="28"/>
+          <w:lang w:val="en-US"/>
+        </w:rPr>
+        <w:t>ticket'</w:t>
+      </w:r>
+      <w:proofErr w:type="spellStart"/>
+      <w:r>
+        <w:rPr>
+          <w:rFonts w:ascii="Times New Roman" w:hAnsi="Times New Roman" w:cs="Times New Roman"/>
+          <w:sz w:val="28"/>
+          <w:szCs w:val="28"/>
+          <w:lang w:val="uk-UA"/>
+        </w:rPr>
+        <w:t>ів</w:t>
+      </w:r>
+      <w:proofErr w:type="spellEnd"/>
+      <w:r>
+        <w:rPr>
+          <w:rFonts w:ascii="Times New Roman" w:hAnsi="Times New Roman" w:cs="Times New Roman"/>
+          <w:sz w:val="28"/>
+          <w:szCs w:val="28"/>
+          <w:lang w:val="uk-UA"/>
+        </w:rPr>
+        <w:t xml:space="preserve">, які задаються через конструктор. Спринт не може містити </w:t>
+      </w:r>
+      <w:proofErr w:type="spellStart"/>
+      <w:r>
+        <w:rPr>
+          <w:rFonts w:ascii="Times New Roman" w:hAnsi="Times New Roman" w:cs="Times New Roman"/>
+          <w:sz w:val="28"/>
+          <w:szCs w:val="28"/>
+          <w:lang w:val="uk-UA"/>
+        </w:rPr>
+        <w:t>тікет</w:t>
+      </w:r>
+      <w:proofErr w:type="spellEnd"/>
+      <w:r>
+        <w:rPr>
+          <w:rFonts w:ascii="Times New Roman" w:hAnsi="Times New Roman" w:cs="Times New Roman"/>
+          <w:sz w:val="28"/>
+          <w:szCs w:val="28"/>
+          <w:lang w:val="uk-UA"/>
+        </w:rPr>
+        <w:t xml:space="preserve"> з сумарною оцінкою часу виконання, що перевищує тимчасову ємність спринту. Не допускається, щоб спринт містив більше </w:t>
+      </w:r>
+      <w:proofErr w:type="spellStart"/>
+      <w:r>
+        <w:rPr>
+          <w:rFonts w:ascii="Times New Roman" w:hAnsi="Times New Roman" w:cs="Times New Roman"/>
+          <w:sz w:val="28"/>
+          <w:szCs w:val="28"/>
+          <w:lang w:val="uk-UA"/>
+        </w:rPr>
+        <w:t>тикетів</w:t>
+      </w:r>
+      <w:proofErr w:type="spellEnd"/>
+      <w:r>
+        <w:rPr>
+          <w:rFonts w:ascii="Times New Roman" w:hAnsi="Times New Roman" w:cs="Times New Roman"/>
+          <w:sz w:val="28"/>
+          <w:szCs w:val="28"/>
+          <w:lang w:val="uk-UA"/>
+        </w:rPr>
+        <w:t xml:space="preserve">, ніж визначено обмеженням кількості </w:t>
+      </w:r>
+      <w:proofErr w:type="spellStart"/>
+      <w:r>
+        <w:rPr>
+          <w:rFonts w:ascii="Times New Roman" w:hAnsi="Times New Roman" w:cs="Times New Roman"/>
+          <w:sz w:val="28"/>
+          <w:szCs w:val="28"/>
+          <w:lang w:val="uk-UA"/>
+        </w:rPr>
+        <w:t>тикетів</w:t>
+      </w:r>
+      <w:proofErr w:type="spellEnd"/>
+      <w:r>
+        <w:rPr>
+          <w:rFonts w:ascii="Times New Roman" w:hAnsi="Times New Roman" w:cs="Times New Roman"/>
+          <w:sz w:val="28"/>
+          <w:szCs w:val="28"/>
+          <w:lang w:val="uk-UA"/>
+        </w:rPr>
+        <w:t xml:space="preserve"> для цього спринту. Спринт повинен приймати </w:t>
+      </w:r>
+      <w:r>
+        <w:rPr>
+          <w:rFonts w:ascii="Times New Roman" w:hAnsi="Times New Roman" w:cs="Times New Roman"/>
+          <w:sz w:val="28"/>
+          <w:szCs w:val="28"/>
+          <w:lang w:val="en-US"/>
+        </w:rPr>
+        <w:t>ticket'</w:t>
+      </w:r>
+      <w:r>
+        <w:rPr>
+          <w:rFonts w:ascii="Times New Roman" w:hAnsi="Times New Roman" w:cs="Times New Roman"/>
+          <w:sz w:val="28"/>
+          <w:szCs w:val="28"/>
+          <w:lang w:val="uk-UA"/>
+        </w:rPr>
+        <w:t xml:space="preserve">и за допомогою методів </w:t>
+      </w:r>
+      <w:r>
+        <w:rPr>
+          <w:rFonts w:ascii="Times New Roman" w:hAnsi="Times New Roman" w:cs="Times New Roman"/>
+          <w:i/>
+          <w:iCs/>
+          <w:sz w:val="28"/>
+          <w:szCs w:val="28"/>
+          <w:lang w:val="en-US"/>
+        </w:rPr>
+        <w:t>add</w:t>
+      </w:r>
+      <w:r>
+        <w:rPr>
+          <w:rFonts w:ascii="Times New Roman" w:hAnsi="Times New Roman" w:cs="Times New Roman"/>
+          <w:sz w:val="28"/>
+          <w:szCs w:val="28"/>
+          <w:lang w:val="en-US"/>
+        </w:rPr>
+        <w:t xml:space="preserve">*. </w:t>
+      </w:r>
+      <w:r>
+        <w:rPr>
+          <w:rFonts w:ascii="Times New Roman" w:hAnsi="Times New Roman" w:cs="Times New Roman"/>
+          <w:sz w:val="28"/>
+          <w:szCs w:val="28"/>
+          <w:lang w:val="uk-UA"/>
+        </w:rPr>
+        <w:t xml:space="preserve">Ці методи повертають </w:t>
+      </w:r>
+      <w:r>
+        <w:rPr>
+          <w:rFonts w:ascii="Times New Roman" w:hAnsi="Times New Roman" w:cs="Times New Roman"/>
+          <w:i/>
+          <w:iCs/>
+          <w:sz w:val="28"/>
+          <w:szCs w:val="28"/>
+          <w:lang w:val="en-US"/>
+        </w:rPr>
+        <w:t>true</w:t>
+      </w:r>
+      <w:r>
+        <w:rPr>
+          <w:rFonts w:ascii="Times New Roman" w:hAnsi="Times New Roman" w:cs="Times New Roman"/>
+          <w:sz w:val="28"/>
+          <w:szCs w:val="28"/>
+          <w:lang w:val="uk-UA"/>
+        </w:rPr>
+        <w:t xml:space="preserve">, коли вхідний </w:t>
+      </w:r>
+      <w:r>
+        <w:rPr>
+          <w:rFonts w:ascii="Times New Roman" w:hAnsi="Times New Roman" w:cs="Times New Roman"/>
+          <w:sz w:val="28"/>
+          <w:szCs w:val="28"/>
+          <w:lang w:val="en-US"/>
+        </w:rPr>
+        <w:t>ticket</w:t>
+      </w:r>
+      <w:r>
+        <w:rPr>
+          <w:rFonts w:ascii="Times New Roman" w:hAnsi="Times New Roman" w:cs="Times New Roman"/>
+          <w:sz w:val="28"/>
+          <w:szCs w:val="28"/>
+          <w:lang w:val="uk-UA"/>
+        </w:rPr>
+        <w:t xml:space="preserve"> був прийнятий у спринт, і </w:t>
+      </w:r>
+      <w:r>
+        <w:rPr>
+          <w:rFonts w:ascii="Times New Roman" w:hAnsi="Times New Roman" w:cs="Times New Roman"/>
+          <w:i/>
+          <w:iCs/>
+          <w:sz w:val="28"/>
+          <w:szCs w:val="28"/>
+          <w:lang w:val="en-US"/>
+        </w:rPr>
+        <w:t>false</w:t>
+      </w:r>
+      <w:r>
+        <w:rPr>
+          <w:rFonts w:ascii="Times New Roman" w:hAnsi="Times New Roman" w:cs="Times New Roman"/>
+          <w:sz w:val="28"/>
+          <w:szCs w:val="28"/>
+          <w:lang w:val="uk-UA"/>
+        </w:rPr>
+        <w:t xml:space="preserve"> в іншому випадку.</w:t>
+      </w:r>
+    </w:p>
+    <w:p>
+      <w:pPr>
+        <w:spacing w:after="0" w:line="360" w:lineRule="auto"/>
+        <w:ind w:firstLine="567"/>
+        <w:jc w:val="both"/>
+        <w:rPr>
+          <w:rFonts w:ascii="Times New Roman" w:hAnsi="Times New Roman" w:cs="Times New Roman"/>
+          <w:sz w:val="28"/>
+          <w:szCs w:val="28"/>
+          <w:lang w:val="uk-UA"/>
+        </w:rPr>
+      </w:pPr>
+      <w:r>
+        <w:rPr>
+          <w:rFonts w:ascii="Times New Roman" w:hAnsi="Times New Roman" w:cs="Times New Roman"/>
+          <w:sz w:val="28"/>
+          <w:szCs w:val="28"/>
+          <w:lang w:val="uk-UA"/>
+        </w:rPr>
+        <w:t>Спринт не повинен приймати</w:t>
+      </w:r>
+    </w:p>
+    <w:p>
+      <w:pPr>
+        <w:spacing w:after="0" w:line="360" w:lineRule="auto"/>
+        <w:ind w:left="567"/>
+        <w:jc w:val="both"/>
+        <w:rPr>
+          <w:rFonts w:ascii="Times New Roman" w:hAnsi="Times New Roman" w:cs="Times New Roman"/>
+          <w:sz w:val="28"/>
+          <w:szCs w:val="28"/>
+          <w:lang w:val="uk-UA"/>
+        </w:rPr>
+      </w:pPr>
+      <w:r>
+        <w:rPr>
+          <w:rFonts w:ascii="Times New Roman" w:hAnsi="Times New Roman" w:cs="Times New Roman"/>
+          <w:sz w:val="28"/>
+          <w:szCs w:val="28"/>
+          <w:lang w:val="uk-UA"/>
+        </w:rPr>
+        <w:t xml:space="preserve">Значення </w:t>
+      </w:r>
+      <w:r>
+        <w:rPr>
+          <w:rFonts w:ascii="Times New Roman" w:hAnsi="Times New Roman" w:cs="Times New Roman"/>
+          <w:sz w:val="28"/>
+          <w:szCs w:val="28"/>
+          <w:lang w:val="en-US"/>
+        </w:rPr>
+        <w:t>null</w:t>
+      </w:r>
+      <w:r>
+        <w:rPr>
+          <w:rFonts w:ascii="Times New Roman" w:hAnsi="Times New Roman" w:cs="Times New Roman"/>
+          <w:sz w:val="28"/>
+          <w:szCs w:val="28"/>
+          <w:lang w:val="uk-UA"/>
+        </w:rPr>
+        <w:t>.</w:t>
+      </w:r>
+    </w:p>
+    <w:p>
+      <w:pPr>
+        <w:spacing w:after="0" w:line="360" w:lineRule="auto"/>
+        <w:ind w:left="567"/>
+        <w:jc w:val="both"/>
+        <w:rPr>
+          <w:rFonts w:ascii="Times New Roman" w:hAnsi="Times New Roman" w:cs="Times New Roman"/>
+          <w:sz w:val="28"/>
+          <w:szCs w:val="28"/>
+          <w:lang w:val="uk-UA"/>
+        </w:rPr>
+      </w:pPr>
+      <w:r>
+        <w:rPr>
+          <w:rFonts w:ascii="Times New Roman" w:hAnsi="Times New Roman" w:cs="Times New Roman"/>
+          <w:sz w:val="28"/>
+          <w:szCs w:val="28"/>
+          <w:lang w:val="en-US"/>
+        </w:rPr>
+        <w:t>ticket'</w:t>
+      </w:r>
+      <w:r>
+        <w:rPr>
+          <w:rFonts w:ascii="Times New Roman" w:hAnsi="Times New Roman" w:cs="Times New Roman"/>
+          <w:sz w:val="28"/>
+          <w:szCs w:val="28"/>
+          <w:lang w:val="uk-UA"/>
+        </w:rPr>
+        <w:t>и, які вже завершені.</w:t>
+      </w:r>
+    </w:p>
+    <w:p>
+      <w:pPr>
+        <w:spacing w:after="0" w:line="360" w:lineRule="auto"/>
+        <w:ind w:left="567"/>
+        <w:jc w:val="both"/>
+        <w:rPr>
+          <w:rFonts w:ascii="Times New Roman" w:hAnsi="Times New Roman" w:cs="Times New Roman"/>
+          <w:sz w:val="28"/>
+          <w:szCs w:val="28"/>
+          <w:lang w:val="uk-UA"/>
+        </w:rPr>
+      </w:pPr>
+      <w:r>
+        <w:rPr>
+          <w:rFonts w:ascii="Times New Roman" w:hAnsi="Times New Roman" w:cs="Times New Roman"/>
+          <w:sz w:val="28"/>
+          <w:szCs w:val="28"/>
+          <w:lang w:val="en-US"/>
+        </w:rPr>
+        <w:t>ticket'</w:t>
+      </w:r>
+      <w:r>
+        <w:rPr>
+          <w:rFonts w:ascii="Times New Roman" w:hAnsi="Times New Roman" w:cs="Times New Roman"/>
+          <w:sz w:val="28"/>
+          <w:szCs w:val="28"/>
+          <w:lang w:val="uk-UA"/>
+        </w:rPr>
+        <w:t xml:space="preserve">и, що мають значення оцінки часу виконання, яке, у разі додавання </w:t>
+      </w:r>
+      <w:proofErr w:type="spellStart"/>
+      <w:r>
+        <w:rPr>
+          <w:rFonts w:ascii="Times New Roman" w:hAnsi="Times New Roman" w:cs="Times New Roman"/>
+          <w:sz w:val="28"/>
+          <w:szCs w:val="28"/>
+          <w:lang w:val="en-US"/>
+        </w:rPr>
+        <w:t>ticket'</w:t>
+      </w:r>
+      <w:proofErr w:type="spellEnd"/>
+      <w:r>
+        <w:rPr>
+          <w:rFonts w:ascii="Times New Roman" w:hAnsi="Times New Roman" w:cs="Times New Roman"/>
+          <w:sz w:val="28"/>
+          <w:szCs w:val="28"/>
+          <w:lang w:val="uk-UA"/>
+        </w:rPr>
+        <w:t>а</w:t>
+      </w:r>
+      <w:r>
+        <w:rPr>
+          <w:rFonts w:ascii="Times New Roman" w:hAnsi="Times New Roman" w:cs="Times New Roman"/>
+          <w:sz w:val="28"/>
+          <w:szCs w:val="28"/>
+          <w:lang w:val="en-US"/>
+        </w:rPr>
+        <w:t xml:space="preserve">, </w:t>
+      </w:r>
+      <w:r>
+        <w:rPr>
+          <w:rFonts w:ascii="Times New Roman" w:hAnsi="Times New Roman" w:cs="Times New Roman"/>
+          <w:sz w:val="28"/>
+          <w:szCs w:val="28"/>
+          <w:lang w:val="uk-UA"/>
+        </w:rPr>
+        <w:t>призведе до переповнення тимчасової ємності спринту.</w:t>
+      </w:r>
+    </w:p>
+    <w:p>
+      <w:pPr>
+        <w:spacing w:after="0" w:line="360" w:lineRule="auto"/>
+        <w:ind w:left="567"/>
+        <w:jc w:val="both"/>
+        <w:rPr>
+          <w:rFonts w:ascii="Times New Roman" w:hAnsi="Times New Roman" w:cs="Times New Roman"/>
+          <w:sz w:val="28"/>
+          <w:szCs w:val="28"/>
+          <w:lang w:val="uk-UA"/>
+        </w:rPr>
+      </w:pPr>
+      <w:r>
+        <w:rPr>
+          <w:rFonts w:ascii="Times New Roman" w:hAnsi="Times New Roman" w:cs="Times New Roman"/>
+          <w:sz w:val="28"/>
+          <w:szCs w:val="28"/>
+          <w:lang w:val="uk-UA"/>
+        </w:rPr>
+        <w:t xml:space="preserve">Будь-який </w:t>
+      </w:r>
+      <w:r>
+        <w:rPr>
+          <w:rFonts w:ascii="Times New Roman" w:hAnsi="Times New Roman" w:cs="Times New Roman"/>
+          <w:sz w:val="28"/>
+          <w:szCs w:val="28"/>
+          <w:lang w:val="en-US"/>
+        </w:rPr>
+        <w:t>ticket</w:t>
+      </w:r>
+      <w:r>
+        <w:rPr>
+          <w:rFonts w:ascii="Times New Roman" w:hAnsi="Times New Roman" w:cs="Times New Roman"/>
+          <w:sz w:val="28"/>
+          <w:szCs w:val="28"/>
+          <w:lang w:val="uk-UA"/>
+        </w:rPr>
+        <w:t xml:space="preserve">, якщо досягнуто межі кількості </w:t>
+      </w:r>
+      <w:r>
+        <w:rPr>
+          <w:rFonts w:ascii="Times New Roman" w:hAnsi="Times New Roman" w:cs="Times New Roman"/>
+          <w:sz w:val="28"/>
+          <w:szCs w:val="28"/>
+          <w:lang w:val="en-US"/>
+        </w:rPr>
+        <w:t>ticket'</w:t>
+      </w:r>
+      <w:proofErr w:type="spellStart"/>
+      <w:r>
+        <w:rPr>
+          <w:rFonts w:ascii="Times New Roman" w:hAnsi="Times New Roman" w:cs="Times New Roman"/>
+          <w:sz w:val="28"/>
+          <w:szCs w:val="28"/>
+          <w:lang w:val="uk-UA"/>
+        </w:rPr>
+        <w:t>ів</w:t>
+      </w:r>
+      <w:proofErr w:type="spellEnd"/>
+      <w:r>
+        <w:rPr>
+          <w:rFonts w:ascii="Times New Roman" w:hAnsi="Times New Roman" w:cs="Times New Roman"/>
+          <w:sz w:val="28"/>
+          <w:szCs w:val="28"/>
+          <w:lang w:val="uk-UA"/>
+        </w:rPr>
+        <w:t xml:space="preserve"> у спринті.</w:t>
+      </w:r>
+    </w:p>
+    <w:p>
+      <w:pPr>
+        <w:spacing w:after="0" w:line="360" w:lineRule="auto"/>
+        <w:ind w:firstLine="567"/>
+        <w:jc w:val="both"/>
+        <w:rPr>
+          <w:rFonts w:ascii="Times New Roman" w:hAnsi="Times New Roman" w:cs="Times New Roman"/>
+          <w:sz w:val="28"/>
+          <w:szCs w:val="28"/>
+          <w:lang w:val="uk-UA"/>
+        </w:rPr>
+      </w:pPr>
+    </w:p>
+    <w:p>
+      <w:pPr>
+        <w:spacing w:after="0" w:line="360" w:lineRule="auto"/>
+        <w:ind w:firstLine="567"/>
+        <w:jc w:val="both"/>
+        <w:rPr>
+          <w:rFonts w:ascii="Times New Roman" w:hAnsi="Times New Roman" w:cs="Times New Roman"/>
+          <w:sz w:val="28"/>
+          <w:szCs w:val="28"/>
+          <w:lang w:val="uk-UA"/>
+        </w:rPr>
+      </w:pPr>
+      <w:r>
+        <w:rPr>
+          <w:rFonts w:ascii="Times New Roman" w:hAnsi="Times New Roman" w:cs="Times New Roman"/>
+          <w:sz w:val="28"/>
+          <w:szCs w:val="28"/>
+          <w:lang w:val="uk-UA"/>
+        </w:rPr>
+        <w:t xml:space="preserve">Опис методів </w:t>
+      </w:r>
+      <w:proofErr w:type="spellStart"/>
+      <w:r>
+        <w:rPr>
+          <w:rFonts w:ascii="Times New Roman" w:hAnsi="Times New Roman" w:cs="Times New Roman"/>
+          <w:sz w:val="28"/>
+          <w:szCs w:val="28"/>
+          <w:lang w:val="uk-UA"/>
+        </w:rPr>
+        <w:t>спринта</w:t>
+      </w:r>
+      <w:proofErr w:type="spellEnd"/>
+    </w:p>
+    <w:p>
+      <w:pPr>
+        <w:spacing w:after="0" w:line="360" w:lineRule="auto"/>
+        <w:ind w:firstLine="567"/>
+        <w:jc w:val="both"/>
+        <w:rPr>
+          <w:rFonts w:ascii="Times New Roman" w:hAnsi="Times New Roman" w:cs="Times New Roman"/>
+          <w:sz w:val="28"/>
+          <w:szCs w:val="28"/>
+          <w:lang w:val="uk-UA"/>
+        </w:rPr>
+      </w:pPr>
+      <w:proofErr w:type="spellStart"/>
+      <w:proofErr w:type="gramStart"/>
+      <w:r>
+        <w:rPr>
+          <w:rFonts w:ascii="Times New Roman" w:hAnsi="Times New Roman" w:cs="Times New Roman"/>
+          <w:i/>
+          <w:iCs/>
+          <w:sz w:val="28"/>
+          <w:szCs w:val="28"/>
+          <w:lang w:val="en-US"/>
+        </w:rPr>
+        <w:t>addUserStory</w:t>
+      </w:r>
+      <w:proofErr w:type="spellEnd"/>
+      <w:r>
+        <w:rPr>
+          <w:rFonts w:ascii="Times New Roman" w:hAnsi="Times New Roman" w:cs="Times New Roman"/>
+          <w:sz w:val="28"/>
+          <w:szCs w:val="28"/>
+          <w:lang w:val="en-US"/>
+        </w:rPr>
+        <w:t>(</w:t>
+      </w:r>
+      <w:proofErr w:type="spellStart"/>
+      <w:proofErr w:type="gramEnd"/>
+      <w:r>
+        <w:rPr>
+          <w:rFonts w:ascii="Times New Roman" w:hAnsi="Times New Roman" w:cs="Times New Roman"/>
+          <w:sz w:val="28"/>
+          <w:szCs w:val="28"/>
+          <w:lang w:val="en-US"/>
+        </w:rPr>
+        <w:t>UserStory</w:t>
+      </w:r>
+      <w:proofErr w:type="spellEnd"/>
+      <w:r>
+        <w:rPr>
+          <w:rFonts w:ascii="Times New Roman" w:hAnsi="Times New Roman" w:cs="Times New Roman"/>
+          <w:sz w:val="28"/>
+          <w:szCs w:val="28"/>
+          <w:lang w:val="en-US"/>
+        </w:rPr>
+        <w:t xml:space="preserve"> </w:t>
+      </w:r>
+      <w:proofErr w:type="spellStart"/>
+      <w:r>
+        <w:rPr>
+          <w:rFonts w:ascii="Times New Roman" w:hAnsi="Times New Roman" w:cs="Times New Roman"/>
+          <w:sz w:val="28"/>
+          <w:szCs w:val="28"/>
+          <w:lang w:val="en-US"/>
+        </w:rPr>
+        <w:t>userStory</w:t>
+      </w:r>
+      <w:proofErr w:type="spellEnd"/>
+      <w:r>
+        <w:rPr>
+          <w:rFonts w:ascii="Times New Roman" w:hAnsi="Times New Roman" w:cs="Times New Roman"/>
+          <w:sz w:val="28"/>
+          <w:szCs w:val="28"/>
+          <w:lang w:val="en-US"/>
+        </w:rPr>
+        <w:t xml:space="preserve">) </w:t>
+      </w:r>
+      <w:r>
+        <w:rPr>
+          <w:rFonts w:ascii="Times New Roman" w:hAnsi="Times New Roman" w:cs="Times New Roman"/>
+          <w:sz w:val="28"/>
+          <w:szCs w:val="28"/>
+          <w:lang w:val="uk-UA"/>
+        </w:rPr>
+        <w:t xml:space="preserve">- приймає </w:t>
+      </w:r>
+      <w:proofErr w:type="spellStart"/>
+      <w:r>
+        <w:rPr>
+          <w:rFonts w:ascii="Times New Roman" w:hAnsi="Times New Roman" w:cs="Times New Roman"/>
+          <w:sz w:val="28"/>
+          <w:szCs w:val="28"/>
+          <w:lang w:val="en-US"/>
+        </w:rPr>
+        <w:t>userStory</w:t>
+      </w:r>
+      <w:proofErr w:type="spellEnd"/>
+      <w:r>
+        <w:rPr>
+          <w:rFonts w:ascii="Times New Roman" w:hAnsi="Times New Roman" w:cs="Times New Roman"/>
+          <w:sz w:val="28"/>
+          <w:szCs w:val="28"/>
+          <w:lang w:val="uk-UA"/>
+        </w:rPr>
+        <w:t xml:space="preserve">, якщо вона не дорівнює </w:t>
+      </w:r>
+      <w:r>
+        <w:rPr>
+          <w:rFonts w:ascii="Times New Roman" w:hAnsi="Times New Roman" w:cs="Times New Roman"/>
+          <w:sz w:val="28"/>
+          <w:szCs w:val="28"/>
+          <w:lang w:val="en-US"/>
+        </w:rPr>
+        <w:t xml:space="preserve">null, </w:t>
+      </w:r>
+      <w:r>
+        <w:rPr>
+          <w:rFonts w:ascii="Times New Roman" w:hAnsi="Times New Roman" w:cs="Times New Roman"/>
+          <w:sz w:val="28"/>
+          <w:szCs w:val="28"/>
+          <w:lang w:val="uk-UA"/>
+        </w:rPr>
+        <w:t xml:space="preserve">і не завершена. Повертає </w:t>
+      </w:r>
+      <w:r>
+        <w:rPr>
+          <w:rFonts w:ascii="Times New Roman" w:hAnsi="Times New Roman" w:cs="Times New Roman"/>
+          <w:sz w:val="28"/>
+          <w:szCs w:val="28"/>
+          <w:lang w:val="en-US"/>
+        </w:rPr>
+        <w:t xml:space="preserve">true, </w:t>
+      </w:r>
+      <w:r>
+        <w:rPr>
+          <w:rFonts w:ascii="Times New Roman" w:hAnsi="Times New Roman" w:cs="Times New Roman"/>
+          <w:sz w:val="28"/>
+          <w:szCs w:val="28"/>
+          <w:lang w:val="uk-UA"/>
+        </w:rPr>
+        <w:t xml:space="preserve">якщо історія користувача прийнята, у противному випадку </w:t>
+      </w:r>
+      <w:r>
+        <w:rPr>
+          <w:rFonts w:ascii="Times New Roman" w:hAnsi="Times New Roman" w:cs="Times New Roman"/>
+          <w:sz w:val="28"/>
+          <w:szCs w:val="28"/>
+          <w:lang w:val="en-US"/>
+        </w:rPr>
+        <w:t>false.</w:t>
+      </w:r>
+    </w:p>
+    <w:p>
+      <w:pPr>
+        <w:spacing w:after="0" w:line="360" w:lineRule="auto"/>
+        <w:ind w:firstLine="567"/>
+        <w:jc w:val="both"/>
+        <w:rPr>
+          <w:rFonts w:ascii="Times New Roman" w:hAnsi="Times New Roman" w:cs="Times New Roman"/>
+          <w:sz w:val="28"/>
+          <w:szCs w:val="28"/>
+          <w:lang w:val="uk-UA"/>
+        </w:rPr>
+      </w:pPr>
+      <w:proofErr w:type="spellStart"/>
+      <w:proofErr w:type="gramStart"/>
+      <w:r>
+        <w:rPr>
+          <w:rFonts w:ascii="Times New Roman" w:hAnsi="Times New Roman" w:cs="Times New Roman"/>
+          <w:sz w:val="28"/>
+          <w:szCs w:val="28"/>
+          <w:lang w:val="en-US"/>
+        </w:rPr>
+        <w:t>addBug</w:t>
+      </w:r>
+      <w:proofErr w:type="spellEnd"/>
+      <w:r>
+        <w:rPr>
+          <w:rFonts w:ascii="Times New Roman" w:hAnsi="Times New Roman" w:cs="Times New Roman"/>
+          <w:sz w:val="28"/>
+          <w:szCs w:val="28"/>
+          <w:lang w:val="uk-UA"/>
+        </w:rPr>
+        <w:t>(</w:t>
+      </w:r>
+      <w:proofErr w:type="gramEnd"/>
+      <w:r>
+        <w:rPr>
+          <w:rFonts w:ascii="Times New Roman" w:hAnsi="Times New Roman" w:cs="Times New Roman"/>
+          <w:sz w:val="28"/>
+          <w:szCs w:val="28"/>
+          <w:lang w:val="en-US"/>
+        </w:rPr>
+        <w:t>Bug</w:t>
+      </w:r>
+      <w:r>
+        <w:rPr>
+          <w:rFonts w:ascii="Times New Roman" w:hAnsi="Times New Roman" w:cs="Times New Roman"/>
+          <w:sz w:val="28"/>
+          <w:szCs w:val="28"/>
+          <w:lang w:val="uk-UA"/>
+        </w:rPr>
+        <w:t xml:space="preserve"> </w:t>
+      </w:r>
+      <w:proofErr w:type="spellStart"/>
+      <w:r>
+        <w:rPr>
+          <w:rFonts w:ascii="Times New Roman" w:hAnsi="Times New Roman" w:cs="Times New Roman"/>
+          <w:sz w:val="28"/>
+          <w:szCs w:val="28"/>
+          <w:lang w:val="en-US"/>
+        </w:rPr>
+        <w:t>bugReport</w:t>
+      </w:r>
+      <w:proofErr w:type="spellEnd"/>
+      <w:r>
+        <w:rPr>
+          <w:rFonts w:ascii="Times New Roman" w:hAnsi="Times New Roman" w:cs="Times New Roman"/>
+          <w:sz w:val="28"/>
+          <w:szCs w:val="28"/>
+          <w:lang w:val="uk-UA"/>
+        </w:rPr>
+        <w:t xml:space="preserve">) - приймає </w:t>
+      </w:r>
+      <w:r>
+        <w:rPr>
+          <w:rFonts w:ascii="Times New Roman" w:hAnsi="Times New Roman" w:cs="Times New Roman"/>
+          <w:sz w:val="28"/>
+          <w:szCs w:val="28"/>
+          <w:lang w:val="en-US"/>
+        </w:rPr>
+        <w:t>bug</w:t>
+      </w:r>
+      <w:r>
+        <w:rPr>
+          <w:rFonts w:ascii="Times New Roman" w:hAnsi="Times New Roman" w:cs="Times New Roman"/>
+          <w:sz w:val="28"/>
+          <w:szCs w:val="28"/>
+          <w:lang w:val="uk-UA"/>
+        </w:rPr>
+        <w:t xml:space="preserve">, якщо він не дорівнює </w:t>
+      </w:r>
+      <w:r>
+        <w:rPr>
+          <w:rFonts w:ascii="Times New Roman" w:hAnsi="Times New Roman" w:cs="Times New Roman"/>
+          <w:sz w:val="28"/>
+          <w:szCs w:val="28"/>
+          <w:lang w:val="en-US"/>
+        </w:rPr>
+        <w:t>null</w:t>
+      </w:r>
+      <w:r>
+        <w:rPr>
+          <w:rFonts w:ascii="Times New Roman" w:hAnsi="Times New Roman" w:cs="Times New Roman"/>
+          <w:sz w:val="28"/>
+          <w:szCs w:val="28"/>
+          <w:lang w:val="uk-UA"/>
+        </w:rPr>
+        <w:t xml:space="preserve"> і не завершений. Повертає </w:t>
+      </w:r>
+      <w:r>
+        <w:rPr>
+          <w:rFonts w:ascii="Times New Roman" w:hAnsi="Times New Roman" w:cs="Times New Roman"/>
+          <w:sz w:val="28"/>
+          <w:szCs w:val="28"/>
+          <w:lang w:val="en-US"/>
+        </w:rPr>
+        <w:t xml:space="preserve">true, </w:t>
+      </w:r>
+      <w:r>
+        <w:rPr>
+          <w:rFonts w:ascii="Times New Roman" w:hAnsi="Times New Roman" w:cs="Times New Roman"/>
+          <w:sz w:val="28"/>
+          <w:szCs w:val="28"/>
+          <w:lang w:val="uk-UA"/>
+        </w:rPr>
+        <w:t xml:space="preserve">якщо баг прийнято, інакше </w:t>
+      </w:r>
+      <w:r>
+        <w:rPr>
+          <w:rFonts w:ascii="Times New Roman" w:hAnsi="Times New Roman" w:cs="Times New Roman"/>
+          <w:sz w:val="28"/>
+          <w:szCs w:val="28"/>
+          <w:lang w:val="en-US"/>
+        </w:rPr>
+        <w:t>false</w:t>
+      </w:r>
+      <w:r>
+        <w:rPr>
+          <w:rFonts w:ascii="Times New Roman" w:hAnsi="Times New Roman" w:cs="Times New Roman"/>
+          <w:sz w:val="28"/>
+          <w:szCs w:val="28"/>
+          <w:lang w:val="uk-UA"/>
+        </w:rPr>
+        <w:t>.</w:t>
+      </w:r>
+    </w:p>
+    <w:p>
+      <w:pPr>
+        <w:spacing w:after="0" w:line="360" w:lineRule="auto"/>
+        <w:ind w:firstLine="567"/>
+        <w:jc w:val="both"/>
+        <w:rPr>
+          <w:rFonts w:ascii="Times New Roman" w:hAnsi="Times New Roman" w:cs="Times New Roman"/>
+          <w:sz w:val="28"/>
+          <w:szCs w:val="28"/>
+          <w:lang w:val="uk-UA"/>
+        </w:rPr>
+      </w:pPr>
+      <w:proofErr w:type="spellStart"/>
+      <w:proofErr w:type="gramStart"/>
+      <w:r>
+        <w:rPr>
+          <w:rFonts w:ascii="Times New Roman" w:hAnsi="Times New Roman" w:cs="Times New Roman"/>
+          <w:sz w:val="28"/>
+          <w:szCs w:val="28"/>
+          <w:lang w:val="en-US"/>
+        </w:rPr>
+        <w:t>getTickets</w:t>
+      </w:r>
+      <w:proofErr w:type="spellEnd"/>
+      <w:r>
+        <w:rPr>
+          <w:rFonts w:ascii="Times New Roman" w:hAnsi="Times New Roman" w:cs="Times New Roman"/>
+          <w:sz w:val="28"/>
+          <w:szCs w:val="28"/>
+          <w:lang w:val="en-US"/>
+        </w:rPr>
+        <w:t>(</w:t>
+      </w:r>
+      <w:proofErr w:type="gramEnd"/>
+      <w:r>
+        <w:rPr>
+          <w:rFonts w:ascii="Times New Roman" w:hAnsi="Times New Roman" w:cs="Times New Roman"/>
+          <w:sz w:val="28"/>
+          <w:szCs w:val="28"/>
+          <w:lang w:val="en-US"/>
+        </w:rPr>
+        <w:t xml:space="preserve">) </w:t>
+      </w:r>
+      <w:r>
+        <w:rPr>
+          <w:rFonts w:ascii="Times New Roman" w:hAnsi="Times New Roman" w:cs="Times New Roman"/>
+          <w:sz w:val="28"/>
+          <w:szCs w:val="28"/>
+          <w:lang w:val="uk-UA"/>
+        </w:rPr>
+        <w:t xml:space="preserve">- повертає захищену копію масиву </w:t>
+      </w:r>
+      <w:proofErr w:type="spellStart"/>
+      <w:r>
+        <w:rPr>
+          <w:rFonts w:ascii="Times New Roman" w:hAnsi="Times New Roman" w:cs="Times New Roman"/>
+          <w:sz w:val="28"/>
+          <w:szCs w:val="28"/>
+          <w:lang w:val="en-US"/>
+        </w:rPr>
+        <w:t>ticket'і</w:t>
+      </w:r>
+      <w:proofErr w:type="spellEnd"/>
+      <w:r>
+        <w:rPr>
+          <w:rFonts w:ascii="Times New Roman" w:hAnsi="Times New Roman" w:cs="Times New Roman"/>
+          <w:sz w:val="28"/>
+          <w:szCs w:val="28"/>
+          <w:lang w:val="uk-UA"/>
+        </w:rPr>
+        <w:t xml:space="preserve">в на спринт. Переконайтеся, що </w:t>
+      </w:r>
+      <w:r>
+        <w:rPr>
+          <w:rFonts w:ascii="Times New Roman" w:hAnsi="Times New Roman" w:cs="Times New Roman"/>
+          <w:sz w:val="28"/>
+          <w:szCs w:val="28"/>
+          <w:lang w:val="en-US"/>
+        </w:rPr>
+        <w:t>ticket'</w:t>
+      </w:r>
+      <w:proofErr w:type="spellStart"/>
+      <w:r>
+        <w:rPr>
+          <w:rFonts w:ascii="Times New Roman" w:hAnsi="Times New Roman" w:cs="Times New Roman"/>
+          <w:sz w:val="28"/>
+          <w:szCs w:val="28"/>
+          <w:lang w:val="uk-UA"/>
+        </w:rPr>
+        <w:t>и</w:t>
+      </w:r>
+      <w:proofErr w:type="spellEnd"/>
+      <w:r>
+        <w:rPr>
+          <w:rFonts w:ascii="Times New Roman" w:hAnsi="Times New Roman" w:cs="Times New Roman"/>
+          <w:sz w:val="28"/>
+          <w:szCs w:val="28"/>
+          <w:lang w:val="uk-UA"/>
+        </w:rPr>
+        <w:t xml:space="preserve"> розташовані в тому ж порядку, як вони були прийняті в спринт.</w:t>
+      </w:r>
+    </w:p>
+    <w:p>
+      <w:pPr>
+        <w:spacing w:after="0" w:line="360" w:lineRule="auto"/>
+        <w:ind w:firstLine="567"/>
+        <w:jc w:val="both"/>
+        <w:rPr>
+          <w:rFonts w:ascii="Times New Roman" w:hAnsi="Times New Roman" w:cs="Times New Roman"/>
+          <w:sz w:val="28"/>
+          <w:szCs w:val="28"/>
+          <w:lang w:val="uk-UA"/>
+        </w:rPr>
+      </w:pPr>
+      <w:proofErr w:type="spellStart"/>
+      <w:proofErr w:type="gramStart"/>
+      <w:r>
+        <w:rPr>
+          <w:rFonts w:ascii="Times New Roman" w:hAnsi="Times New Roman" w:cs="Times New Roman"/>
+          <w:sz w:val="28"/>
+          <w:szCs w:val="28"/>
+          <w:lang w:val="en-US"/>
+        </w:rPr>
+        <w:t>getTotalEstimate</w:t>
+      </w:r>
+      <w:proofErr w:type="spellEnd"/>
+      <w:r>
+        <w:rPr>
+          <w:rFonts w:ascii="Times New Roman" w:hAnsi="Times New Roman" w:cs="Times New Roman"/>
+          <w:sz w:val="28"/>
+          <w:szCs w:val="28"/>
+          <w:lang w:val="en-US"/>
+        </w:rPr>
+        <w:t>(</w:t>
+      </w:r>
+      <w:proofErr w:type="gramEnd"/>
+      <w:r>
+        <w:rPr>
+          <w:rFonts w:ascii="Times New Roman" w:hAnsi="Times New Roman" w:cs="Times New Roman"/>
+          <w:sz w:val="28"/>
+          <w:szCs w:val="28"/>
+          <w:lang w:val="en-US"/>
+        </w:rPr>
+        <w:t xml:space="preserve">) </w:t>
+      </w:r>
+      <w:r>
+        <w:rPr>
+          <w:rFonts w:ascii="Times New Roman" w:hAnsi="Times New Roman" w:cs="Times New Roman"/>
+          <w:sz w:val="28"/>
+          <w:szCs w:val="28"/>
+          <w:lang w:val="uk-UA"/>
+        </w:rPr>
+        <w:t xml:space="preserve">- повертає суму оцінок часу виконання всіх </w:t>
+      </w:r>
+      <w:r>
+        <w:rPr>
+          <w:rFonts w:ascii="Times New Roman" w:hAnsi="Times New Roman" w:cs="Times New Roman"/>
+          <w:sz w:val="28"/>
+          <w:szCs w:val="28"/>
+          <w:lang w:val="en-US"/>
+        </w:rPr>
+        <w:t>ticket'</w:t>
+      </w:r>
+      <w:proofErr w:type="spellStart"/>
+      <w:r>
+        <w:rPr>
+          <w:rFonts w:ascii="Times New Roman" w:hAnsi="Times New Roman" w:cs="Times New Roman"/>
+          <w:sz w:val="28"/>
+          <w:szCs w:val="28"/>
+          <w:lang w:val="uk-UA"/>
+        </w:rPr>
+        <w:t>ів</w:t>
+      </w:r>
+      <w:proofErr w:type="spellEnd"/>
+      <w:r>
+        <w:rPr>
+          <w:rFonts w:ascii="Times New Roman" w:hAnsi="Times New Roman" w:cs="Times New Roman"/>
+          <w:sz w:val="28"/>
+          <w:szCs w:val="28"/>
+          <w:lang w:val="uk-UA"/>
+        </w:rPr>
+        <w:t>, прийнятих на спринт.</w:t>
+      </w:r>
+    </w:p>
+    <w:p>
+      <w:pPr>
+        <w:spacing w:after="0" w:line="360" w:lineRule="auto"/>
+        <w:jc w:val="both"/>
+        <w:rPr>
+          <w:rFonts w:ascii="Times New Roman" w:hAnsi="Times New Roman" w:cs="Times New Roman"/>
+          <w:sz w:val="28"/>
+          <w:szCs w:val="28"/>
+          <w:lang w:val="ru-RU"/>
+        </w:rPr>
+      </w:pPr>
+    </w:p>
+    <w:p>
+      <w:pPr>
+        <w:spacing w:line="360" w:lineRule="auto"/>
+        <w:jc w:val="both"/>
+        <w:rPr>
+          <w:rFonts w:ascii="Times New Roman" w:hAnsi="Times New Roman" w:cs="Times New Roman"/>
+          <w:sz w:val="28"/>
+          <w:szCs w:val="28"/>
+          <w:lang w:val="uk-UA"/>
+        </w:rPr>
+      </w:pPr>
+    </w:p>
+    <w:p>
+      <w:pPr>
+        <w:spacing w:line="360" w:lineRule="auto"/>
+        <w:jc w:val="both"/>
+        <w:rPr>
+          <w:rFonts w:ascii="Times New Roman" w:hAnsi="Times New Roman" w:cs="Times New Roman"/>
+          <w:sz w:val="28"/>
+          <w:szCs w:val="28"/>
+          <w:lang w:val="uk-UA"/>
+        </w:rPr>
+      </w:pPr>
+    </w:p>
+    <w:p>
+      <w:pPr>
+        <w:spacing w:line="360" w:lineRule="auto"/>
+        <w:jc w:val="both"/>
+        <w:rPr>
+          <w:rFonts w:ascii="Times New Roman" w:hAnsi="Times New Roman" w:cs="Times New Roman"/>
+          <w:sz w:val="28"/>
+          <w:szCs w:val="28"/>
+          <w:lang w:val="uk-UA"/>
+        </w:rPr>
+      </w:pPr>
+    </w:p>
+    <w:p>
+      <w:pPr>
+        <w:spacing w:line="360" w:lineRule="auto"/>
+        <w:jc w:val="both"/>
+        <w:rPr>
+          <w:rFonts w:ascii="Times New Roman" w:hAnsi="Times New Roman" w:cs="Times New Roman"/>
+          <w:sz w:val="28"/>
+          <w:szCs w:val="28"/>
+          <w:lang w:val="uk-UA"/>
+        </w:rPr>
+      </w:pPr>
+    </w:p>
+    <w:p>
+      <w:pPr>
+        <w:spacing w:line="360" w:lineRule="auto"/>
+        <w:jc w:val="both"/>
+        <w:rPr>
+          <w:rFonts w:ascii="Times New Roman" w:hAnsi="Times New Roman" w:cs="Times New Roman"/>
+          <w:sz w:val="28"/>
+          <w:szCs w:val="28"/>
+          <w:lang w:val="uk-UA"/>
+        </w:rPr>
+      </w:pPr>
+    </w:p>
+    <w:p>
+      <w:pPr>
+        <w:spacing w:line="360" w:lineRule="auto"/>
+        <w:jc w:val="both"/>
+        <w:rPr>
+          <w:rFonts w:ascii="Times New Roman" w:hAnsi="Times New Roman" w:cs="Times New Roman"/>
+          <w:sz w:val="28"/>
+          <w:szCs w:val="28"/>
+          <w:lang w:val="uk-UA"/>
+        </w:rPr>
+      </w:pPr>
+    </w:p>
+    <w:p>
+      <w:pPr>
+        <w:spacing w:line="360" w:lineRule="auto"/>
+        <w:jc w:val="both"/>
+        <w:rPr>
+          <w:rFonts w:ascii="Times New Roman" w:hAnsi="Times New Roman" w:cs="Times New Roman"/>
+          <w:sz w:val="28"/>
+          <w:szCs w:val="28"/>
+          <w:lang w:val="en-US"/>
+        </w:rPr>
+      </w:pPr>
+    </w:p>
+    <w:p>
+      <w:pPr>
+        <w:spacing w:line="360" w:lineRule="auto"/>
+        <w:jc w:val="both"/>
+        <w:rPr>
+          <w:rFonts w:ascii="Times New Roman" w:hAnsi="Times New Roman" w:cs="Times New Roman"/>
+          <w:sz w:val="28"/>
+          <w:szCs w:val="28"/>
+          <w:lang w:val="en-US"/>
+        </w:rPr>
+      </w:pPr>
+    </w:p>
+    <w:p>
+      <w:pPr>
+        <w:spacing w:line="360" w:lineRule="auto"/>
+        <w:jc w:val="both"/>
+        <w:rPr>
+          <w:rFonts w:ascii="Times New Roman" w:hAnsi="Times New Roman" w:cs="Times New Roman"/>
+          <w:sz w:val="28"/>
+          <w:szCs w:val="28"/>
+          <w:lang w:val="en-US"/>
+        </w:rPr>
+      </w:pPr>
+    </w:p>
+    <w:p>
+      <w:pPr>
+        <w:spacing w:line="360" w:lineRule="auto"/>
+        <w:jc w:val="both"/>
+        <w:rPr>
+          <w:rFonts w:ascii="Times New Roman" w:hAnsi="Times New Roman" w:cs="Times New Roman"/>
+          <w:sz w:val="28"/>
+          <w:szCs w:val="28"/>
+          <w:lang w:val="en-US"/>
+        </w:rPr>
+      </w:pPr>
+    </w:p>
+    <w:p>
+      <w:pPr>
+        <w:spacing w:line="360" w:lineRule="auto"/>
+        <w:jc w:val="both"/>
+        <w:rPr>
+          <w:rFonts w:ascii="Times New Roman" w:hAnsi="Times New Roman" w:cs="Times New Roman"/>
+          <w:sz w:val="28"/>
+          <w:szCs w:val="28"/>
+          <w:lang w:val="en-US"/>
+        </w:rPr>
+      </w:pPr>
+    </w:p>
+    <w:p>
+      <w:pPr>
+        <w:spacing w:line="360" w:lineRule="auto"/>
+        <w:jc w:val="both"/>
+        <w:rPr>
+          <w:rFonts w:ascii="Times New Roman" w:hAnsi="Times New Roman" w:cs="Times New Roman"/>
+          <w:sz w:val="28"/>
+          <w:szCs w:val="28"/>
+          <w:lang w:val="uk-UA"/>
+        </w:rPr>
+      </w:pPr>
+    </w:p>
+    <w:p>
+      <w:pPr>
+        <w:spacing w:line="360" w:lineRule="auto"/>
+        <w:jc w:val="both"/>
+        <w:rPr>
+          <w:rFonts w:ascii="Times New Roman" w:hAnsi="Times New Roman" w:cs="Times New Roman"/>
+          <w:sz w:val="28"/>
+          <w:szCs w:val="28"/>
+          <w:lang w:val="uk-UA"/>
+        </w:rPr>
+      </w:pPr>
+    </w:p>
+    <w:p>
+      <w:pPr>
+        <w:spacing w:line="360" w:lineRule="auto"/>
+        <w:jc w:val="both"/>
+        <w:rPr>
+          <w:rFonts w:ascii="Times New Roman" w:hAnsi="Times New Roman" w:cs="Times New Roman"/>
+          <w:sz w:val="28"/>
+          <w:szCs w:val="28"/>
+          <w:lang w:val="uk-UA"/>
+        </w:rPr>
+      </w:pPr>
+    </w:p>
+    <w:p>
+      <w:pPr>
+        <w:spacing w:line="360" w:lineRule="auto"/>
+        <w:jc w:val="both"/>
+        <w:rPr>
+          <w:rFonts w:ascii="Times New Roman" w:hAnsi="Times New Roman" w:cs="Times New Roman"/>
+          <w:sz w:val="28"/>
+          <w:szCs w:val="28"/>
+          <w:lang w:val="uk-UA"/>
+        </w:rPr>
+      </w:pPr>
+    </w:p>
+    <w:p>
+      <w:pPr>
+        <w:spacing w:line="360" w:lineRule="auto"/>
+        <w:jc w:val="both"/>
+        <w:rPr>
+          <w:rFonts w:ascii="Times New Roman" w:hAnsi="Times New Roman" w:cs="Times New Roman"/>
+          <w:sz w:val="28"/>
+          <w:szCs w:val="28"/>
+          <w:lang w:val="uk-UA"/>
+        </w:rPr>
+      </w:pPr>
+    </w:p>
+    <w:p>
+      <w:pPr>
+        <w:spacing w:line="360" w:lineRule="auto"/>
+        <w:jc w:val="both"/>
+        <w:rPr>
+          <w:rFonts w:ascii="Times New Roman" w:hAnsi="Times New Roman" w:cs="Times New Roman"/>
+          <w:sz w:val="28"/>
+          <w:szCs w:val="28"/>
+          <w:lang w:val="uk-UA"/>
+        </w:rPr>
+      </w:pPr>
+    </w:p>
+    <w:p>
+      <w:pPr>
+        <w:spacing w:line="360" w:lineRule="auto"/>
+        <w:jc w:val="both"/>
+        <w:rPr>
+          <w:rFonts w:ascii="Times New Roman" w:hAnsi="Times New Roman" w:cs="Times New Roman"/>
+          <w:sz w:val="28"/>
+          <w:szCs w:val="28"/>
+          <w:lang w:val="uk-UA"/>
+        </w:rPr>
+      </w:pPr>
+    </w:p>
+    <w:p>
+      <w:pPr>
+        <w:spacing w:line="360" w:lineRule="auto"/>
+        <w:jc w:val="both"/>
+        <w:rPr>
+          <w:rFonts w:ascii="Times New Roman" w:hAnsi="Times New Roman" w:cs="Times New Roman"/>
+          <w:sz w:val="28"/>
+          <w:szCs w:val="28"/>
+          <w:lang w:val="uk-UA"/>
+        </w:rPr>
+      </w:pPr>
+    </w:p>
+    <w:p>
+      <w:pPr>
+        <w:spacing w:line="360" w:lineRule="auto"/>
+        <w:jc w:val="both"/>
+        <w:rPr>
+          <w:rFonts w:ascii="Times New Roman" w:hAnsi="Times New Roman" w:cs="Times New Roman"/>
+          <w:sz w:val="28"/>
+          <w:szCs w:val="28"/>
+          <w:lang w:val="uk-UA"/>
+        </w:rPr>
+      </w:pPr>
+    </w:p>
+    <w:p>
+      <w:pPr>
+        <w:spacing w:line="360" w:lineRule="auto"/>
+        <w:jc w:val="both"/>
+        <w:rPr>
+          <w:rFonts w:ascii="Times New Roman" w:hAnsi="Times New Roman" w:cs="Times New Roman"/>
+          <w:sz w:val="28"/>
+          <w:szCs w:val="28"/>
+          <w:lang w:val="uk-UA"/>
+        </w:rPr>
+      </w:pPr>
+    </w:p>
+    <w:p>
+      <w:pPr>
+        <w:spacing w:line="360" w:lineRule="auto"/>
+        <w:jc w:val="both"/>
+        <w:rPr>
+          <w:rFonts w:ascii="Times New Roman" w:hAnsi="Times New Roman" w:cs="Times New Roman"/>
+          <w:sz w:val="28"/>
+          <w:szCs w:val="28"/>
+          <w:lang w:val="uk-UA"/>
+        </w:rPr>
+      </w:pPr>
+    </w:p>
+    <w:p>
+      <w:pPr>
+        <w:spacing w:line="360" w:lineRule="auto"/>
+        <w:jc w:val="both"/>
+        <w:rPr>
+          <w:rFonts w:ascii="Times New Roman" w:hAnsi="Times New Roman" w:cs="Times New Roman"/>
+          <w:sz w:val="28"/>
+          <w:szCs w:val="28"/>
+          <w:lang w:val="uk-UA"/>
+        </w:rPr>
+      </w:pPr>
+    </w:p>
+    <w:p>
+      <w:pPr>
+        <w:spacing w:line="360" w:lineRule="auto"/>
+        <w:jc w:val="both"/>
+        <w:rPr>
+          <w:rFonts w:ascii="Times New Roman" w:hAnsi="Times New Roman" w:cs="Times New Roman"/>
+          <w:sz w:val="28"/>
+          <w:szCs w:val="28"/>
+          <w:lang w:val="uk-UA"/>
+        </w:rPr>
+      </w:pPr>
+      <w:r>
+        <w:rPr>
+          <w:rFonts w:ascii="Times New Roman" w:hAnsi="Times New Roman" w:cs="Times New Roman"/>
+          <w:sz w:val="28"/>
+          <w:szCs w:val="28"/>
+          <w:lang w:val="uk-UA"/>
+        </w:rPr>
+        <w:drawing>
+          <wp:anchor distT="0" distB="0" distL="114300" distR="114300" simplePos="0" relativeHeight="251661312" behindDoc="1" locked="0" layoutInCell="1" allowOverlap="1" wp14:anchorId="0308B6A5" wp14:editId="4BCE53BF">
+            <wp:simplePos x="0" y="0"/>
+            <wp:positionH relativeFrom="margin">
+              <wp:align>center</wp:align>
+            </wp:positionH>
+            <wp:positionV relativeFrom="margin">
+              <wp:align>center</wp:align>
+            </wp:positionV>
+            <wp:extent cx="6479540" cy="8787130"/>
+            <wp:effectExtent l="0" t="0" r="0" b="0"/>
+            <wp:wrapNone/>
+            <wp:docPr id="4" name="Рисунок 4"/>
+            <wp:cNvGraphicFramePr>
+              <a:graphicFrameLocks xmlns:a="http://schemas.openxmlformats.org/drawingml/2006/main" noChangeAspect="1"/>
+            </wp:cNvGraphicFramePr>
+            <a:graphic xmlns:a="http://schemas.openxmlformats.org/drawingml/2006/main">
+              <a:graphicData uri="http://schemas.openxmlformats.org/drawingml/2006/picture">
+                <pic:pic xmlns:pic="http://schemas.openxmlformats.org/drawingml/2006/picture">
+                  <pic:nvPicPr>
+                    <pic:cNvPr id="1" name=""/>
+                    <pic:cNvPicPr/>
+                  </pic:nvPicPr>
+                  <pic:blipFill>
+                    <a:blip r:embed="rId8">
+                      <a:extLst>
+                        <a:ext uri="{28A0092B-C50C-407E-A947-70E740481C1C}">
+                          <a14:useLocalDpi xmlns:a14="http://schemas.microsoft.com/office/drawing/2010/main" val="0"/>
+                        </a:ext>
+                      </a:extLst>
+                    </a:blip>
+                    <a:stretch>
+                      <a:fillRect/>
+                    </a:stretch>
+                  </pic:blipFill>
+                  <pic:spPr>
+                    <a:xfrm>
+                      <a:off x="0" y="0"/>
+                      <a:ext cx="6479540" cy="8787130"/>
+                    </a:xfrm>
+                    <a:prstGeom prst="rect">
+                      <a:avLst/>
+                    </a:prstGeom>
+                  </pic:spPr>
+                </pic:pic>
+              </a:graphicData>
+            </a:graphic>
+            <wp14:sizeRelH relativeFrom="page">
+              <wp14:pctWidth>0</wp14:pctWidth>
+            </wp14:sizeRelH>
+            <wp14:sizeRelV relativeFrom="page">
+              <wp14:pctHeight>0</wp14:pctHeight>
+            </wp14:sizeRelV>
+          </wp:anchor>
+        </w:drawing>
+      </w:r>
+    </w:p>
+    <w:p>
+      <w:pPr>
+        <w:spacing w:line="360" w:lineRule="auto"/>
+        <w:jc w:val="both"/>
+        <w:rPr>
+          <w:rFonts w:ascii="Times New Roman" w:hAnsi="Times New Roman" w:cs="Times New Roman"/>
+          <w:sz w:val="28"/>
+          <w:szCs w:val="28"/>
+          <w:lang w:val="uk-UA"/>
+        </w:rPr>
+      </w:pPr>
+    </w:p>
+    <w:p>
+      <w:pPr>
+        <w:spacing w:line="360" w:lineRule="auto"/>
+        <w:jc w:val="both"/>
+        <w:rPr>
+          <w:rFonts w:ascii="Times New Roman" w:hAnsi="Times New Roman" w:cs="Times New Roman"/>
+          <w:sz w:val="28"/>
+          <w:szCs w:val="28"/>
+          <w:lang w:val="uk-UA"/>
+        </w:rPr>
+      </w:pPr>
+    </w:p>
+    <w:p>
+      <w:pPr>
+        <w:spacing w:line="360" w:lineRule="auto"/>
+        <w:jc w:val="both"/>
+        <w:rPr>
+          <w:rFonts w:ascii="Times New Roman" w:hAnsi="Times New Roman" w:cs="Times New Roman"/>
+          <w:sz w:val="28"/>
+          <w:szCs w:val="28"/>
+          <w:lang w:val="uk-UA"/>
+        </w:rPr>
+      </w:pPr>
+    </w:p>
+    <w:p>
+      <w:pPr>
+        <w:spacing w:line="360" w:lineRule="auto"/>
+        <w:jc w:val="both"/>
+        <w:rPr>
+          <w:rFonts w:ascii="Times New Roman" w:hAnsi="Times New Roman" w:cs="Times New Roman"/>
+          <w:sz w:val="28"/>
+          <w:szCs w:val="28"/>
+          <w:lang w:val="en-US"/>
+        </w:rPr>
+      </w:pPr>
+    </w:p>
+    <w:p>
+      <w:pPr>
+        <w:spacing w:line="360" w:lineRule="auto"/>
+        <w:jc w:val="center"/>
+        <w:rPr>
+          <w:rFonts w:ascii="Times New Roman" w:hAnsi="Times New Roman" w:cs="Times New Roman"/>
+          <w:sz w:val="28"/>
+          <w:szCs w:val="28"/>
+          <w:lang w:val="ru-RU"/>
+        </w:rPr>
+      </w:pPr>
+      <w:r>
+        <w:rPr>
+          <w:rFonts w:ascii="Times New Roman" w:hAnsi="Times New Roman" w:cs="Times New Roman"/>
+          <w:sz w:val="28"/>
+          <w:szCs w:val="28"/>
+          <w:lang w:val="uk-UA"/>
+        </w:rPr>
+        <w:t xml:space="preserve">Рис. </w:t>
+      </w:r>
+      <w:r>
+        <w:rPr>
+          <w:rFonts w:ascii="Times New Roman" w:hAnsi="Times New Roman" w:cs="Times New Roman"/>
+          <w:sz w:val="28"/>
+          <w:szCs w:val="28"/>
+          <w:lang w:val="en-US"/>
+        </w:rPr>
+        <w:t>4</w:t>
+      </w:r>
+      <w:r>
+        <w:rPr>
+          <w:rFonts w:ascii="Times New Roman" w:hAnsi="Times New Roman" w:cs="Times New Roman"/>
+          <w:sz w:val="28"/>
+          <w:szCs w:val="28"/>
+          <w:lang w:val="uk-UA"/>
+        </w:rPr>
+        <w:t xml:space="preserve"> – Клас </w:t>
+      </w:r>
+      <w:r>
+        <w:rPr>
+          <w:rFonts w:ascii="Times New Roman" w:hAnsi="Times New Roman" w:cs="Times New Roman"/>
+          <w:sz w:val="28"/>
+          <w:szCs w:val="28"/>
+          <w:lang w:val="en-US"/>
+        </w:rPr>
+        <w:t>Sprint</w:t>
+      </w:r>
+    </w:p>
+    <w:p>
+      <w:pPr>
+        <w:pStyle w:val="a9"/>
+        <w:numPr>
+          <w:ilvl w:val="0"/>
+          <w:numId w:val="19"/>
+        </w:numPr>
+        <w:spacing w:line="360" w:lineRule="auto"/>
+        <w:ind w:left="0" w:firstLine="567"/>
+        <w:jc w:val="both"/>
+        <w:rPr>
+          <w:rFonts w:ascii="Times New Roman" w:hAnsi="Times New Roman" w:cs="Times New Roman"/>
+          <w:sz w:val="28"/>
+          <w:szCs w:val="28"/>
+          <w:lang w:val="uk-UA"/>
+        </w:rPr>
+      </w:pPr>
+      <w:r>
+        <w:rPr>
+          <w:rFonts w:ascii="Times New Roman" w:hAnsi="Times New Roman" w:cs="Times New Roman"/>
+          <w:sz w:val="28"/>
+          <w:szCs w:val="28"/>
+          <w:lang w:val="uk-UA"/>
+        </w:rPr>
+        <w:lastRenderedPageBreak/>
+        <w:drawing>
+          <wp:anchor distT="0" distB="0" distL="114300" distR="114300" simplePos="0" relativeHeight="251664384" behindDoc="1" locked="0" layoutInCell="1" allowOverlap="1" wp14:anchorId="1B789214" wp14:editId="7E73E69B">
+            <wp:simplePos x="0" y="0"/>
+            <wp:positionH relativeFrom="margin">
+              <wp:posOffset>83185</wp:posOffset>
+            </wp:positionH>
+            <wp:positionV relativeFrom="paragraph">
+              <wp:posOffset>329870</wp:posOffset>
+            </wp:positionV>
+            <wp:extent cx="6479540" cy="5328920"/>
+            <wp:effectExtent l="0" t="0" r="0" b="5080"/>
+            <wp:wrapNone/>
+            <wp:docPr id="5" name="Рисунок 5"/>
+            <wp:cNvGraphicFramePr>
+              <a:graphicFrameLocks xmlns:a="http://schemas.openxmlformats.org/drawingml/2006/main" noChangeAspect="1"/>
+            </wp:cNvGraphicFramePr>
+            <a:graphic xmlns:a="http://schemas.openxmlformats.org/drawingml/2006/main">
+              <a:graphicData uri="http://schemas.openxmlformats.org/drawingml/2006/picture">
+                <pic:pic xmlns:pic="http://schemas.openxmlformats.org/drawingml/2006/picture">
+                  <pic:nvPicPr>
+                    <pic:cNvPr id="1" name=""/>
+                    <pic:cNvPicPr/>
+                  </pic:nvPicPr>
+                  <pic:blipFill>
+                    <a:blip r:embed="rId9">
+                      <a:extLst>
+                        <a:ext uri="{28A0092B-C50C-407E-A947-70E740481C1C}">
+                          <a14:useLocalDpi xmlns:a14="http://schemas.microsoft.com/office/drawing/2010/main" val="0"/>
+                        </a:ext>
+                      </a:extLst>
+                    </a:blip>
+                    <a:stretch>
+                      <a:fillRect/>
+                    </a:stretch>
+                  </pic:blipFill>
+                  <pic:spPr>
+                    <a:xfrm>
+                      <a:off x="0" y="0"/>
+                      <a:ext cx="6479540" cy="5328920"/>
+                    </a:xfrm>
+                    <a:prstGeom prst="rect">
+                      <a:avLst/>
+                    </a:prstGeom>
+                  </pic:spPr>
+                </pic:pic>
+              </a:graphicData>
+            </a:graphic>
+            <wp14:sizeRelH relativeFrom="page">
+              <wp14:pctWidth>0</wp14:pctWidth>
+            </wp14:sizeRelH>
+            <wp14:sizeRelV relativeFrom="page">
+              <wp14:pctHeight>0</wp14:pctHeight>
+            </wp14:sizeRelV>
+          </wp:anchor>
+        </w:drawing>
+      </w:r>
+      <w:r>
+        <w:rPr>
+          <w:rFonts w:ascii="Times New Roman" w:hAnsi="Times New Roman" w:cs="Times New Roman"/>
+          <w:sz w:val="28"/>
+          <w:szCs w:val="28"/>
+          <w:lang w:val="uk-UA"/>
+        </w:rPr>
+        <w:t xml:space="preserve">Створити клас </w:t>
+      </w:r>
+      <w:r>
+        <w:rPr>
+          <w:rFonts w:ascii="Times New Roman" w:hAnsi="Times New Roman" w:cs="Times New Roman"/>
+          <w:sz w:val="28"/>
+          <w:szCs w:val="28"/>
+          <w:lang w:val="en-US"/>
+        </w:rPr>
+        <w:t>Main</w:t>
+      </w:r>
+      <w:r>
+        <w:rPr>
+          <w:rFonts w:ascii="Times New Roman" w:hAnsi="Times New Roman" w:cs="Times New Roman"/>
+          <w:sz w:val="28"/>
+          <w:szCs w:val="28"/>
+          <w:lang w:val="ru-RU"/>
+        </w:rPr>
+        <w:t xml:space="preserve"> </w:t>
+      </w:r>
+      <w:r>
+        <w:rPr>
+          <w:rFonts w:ascii="Times New Roman" w:hAnsi="Times New Roman" w:cs="Times New Roman"/>
+          <w:sz w:val="28"/>
+          <w:szCs w:val="28"/>
+          <w:lang w:val="uk-UA"/>
+        </w:rPr>
+        <w:t>для проведення тестування попередніх класів</w:t>
+      </w:r>
+      <w:r>
+        <w:rPr>
+          <w:rFonts w:ascii="Times New Roman" w:hAnsi="Times New Roman" w:cs="Times New Roman"/>
+          <w:sz w:val="28"/>
+          <w:szCs w:val="28"/>
+          <w:lang w:val="uk-UA"/>
+        </w:rPr>
+        <w:t xml:space="preserve"> (Рис. 5)</w:t>
+      </w:r>
+      <w:r>
+        <w:rPr>
+          <w:rFonts w:ascii="Times New Roman" w:hAnsi="Times New Roman" w:cs="Times New Roman"/>
+          <w:sz w:val="28"/>
+          <w:szCs w:val="28"/>
+          <w:lang w:val="uk-UA"/>
+        </w:rPr>
+        <w:t>.</w:t>
+      </w:r>
+    </w:p>
+    <w:p>
+      <w:pPr>
+        <w:spacing w:line="360" w:lineRule="auto"/>
+        <w:jc w:val="both"/>
+        <w:rPr>
+          <w:rFonts w:ascii="Times New Roman" w:hAnsi="Times New Roman" w:cs="Times New Roman"/>
+          <w:sz w:val="28"/>
+          <w:szCs w:val="28"/>
+          <w:lang w:val="uk-UA"/>
+        </w:rPr>
+      </w:pPr>
+    </w:p>
+    <w:p>
+      <w:pPr>
+        <w:spacing w:line="360" w:lineRule="auto"/>
+        <w:jc w:val="both"/>
+        <w:rPr>
+          <w:rFonts w:ascii="Times New Roman" w:hAnsi="Times New Roman" w:cs="Times New Roman"/>
+          <w:sz w:val="28"/>
+          <w:szCs w:val="28"/>
+          <w:lang w:val="uk-UA"/>
+        </w:rPr>
+      </w:pPr>
+    </w:p>
+    <w:p>
+      <w:pPr>
+        <w:spacing w:line="360" w:lineRule="auto"/>
+        <w:jc w:val="both"/>
+        <w:rPr>
+          <w:rFonts w:ascii="Times New Roman" w:hAnsi="Times New Roman" w:cs="Times New Roman"/>
+          <w:sz w:val="28"/>
+          <w:szCs w:val="28"/>
+          <w:lang w:val="uk-UA"/>
+        </w:rPr>
+      </w:pPr>
+    </w:p>
+    <w:p>
+      <w:pPr>
+        <w:spacing w:line="360" w:lineRule="auto"/>
+        <w:jc w:val="both"/>
+        <w:rPr>
+          <w:rFonts w:ascii="Times New Roman" w:hAnsi="Times New Roman" w:cs="Times New Roman"/>
+          <w:sz w:val="28"/>
+          <w:szCs w:val="28"/>
+          <w:lang w:val="uk-UA"/>
+        </w:rPr>
+      </w:pPr>
+    </w:p>
+    <w:p>
+      <w:pPr>
+        <w:spacing w:line="360" w:lineRule="auto"/>
+        <w:jc w:val="both"/>
+        <w:rPr>
+          <w:rFonts w:ascii="Times New Roman" w:hAnsi="Times New Roman" w:cs="Times New Roman"/>
+          <w:sz w:val="28"/>
+          <w:szCs w:val="28"/>
+          <w:lang w:val="uk-UA"/>
+        </w:rPr>
+      </w:pPr>
+    </w:p>
+    <w:p>
+      <w:pPr>
+        <w:spacing w:line="360" w:lineRule="auto"/>
+        <w:jc w:val="both"/>
+        <w:rPr>
+          <w:rFonts w:ascii="Times New Roman" w:hAnsi="Times New Roman" w:cs="Times New Roman"/>
+          <w:sz w:val="28"/>
+          <w:szCs w:val="28"/>
+          <w:lang w:val="uk-UA"/>
+        </w:rPr>
+      </w:pPr>
+    </w:p>
+    <w:p>
+      <w:pPr>
+        <w:spacing w:line="360" w:lineRule="auto"/>
+        <w:jc w:val="both"/>
+        <w:rPr>
+          <w:rFonts w:ascii="Times New Roman" w:hAnsi="Times New Roman" w:cs="Times New Roman"/>
+          <w:sz w:val="28"/>
+          <w:szCs w:val="28"/>
+          <w:lang w:val="uk-UA"/>
+        </w:rPr>
+      </w:pPr>
+    </w:p>
+    <w:p>
+      <w:pPr>
+        <w:spacing w:line="360" w:lineRule="auto"/>
+        <w:jc w:val="both"/>
+        <w:rPr>
+          <w:rFonts w:ascii="Times New Roman" w:hAnsi="Times New Roman" w:cs="Times New Roman"/>
+          <w:sz w:val="28"/>
+          <w:szCs w:val="28"/>
+          <w:lang w:val="uk-UA"/>
+        </w:rPr>
+      </w:pPr>
+    </w:p>
+    <w:p>
+      <w:pPr>
+        <w:spacing w:line="360" w:lineRule="auto"/>
+        <w:jc w:val="both"/>
+        <w:rPr>
+          <w:rFonts w:ascii="Times New Roman" w:hAnsi="Times New Roman" w:cs="Times New Roman"/>
+          <w:sz w:val="28"/>
+          <w:szCs w:val="28"/>
+          <w:lang w:val="uk-UA"/>
+        </w:rPr>
+      </w:pPr>
+    </w:p>
+    <w:p>
+      <w:pPr>
+        <w:spacing w:line="360" w:lineRule="auto"/>
+        <w:jc w:val="both"/>
+        <w:rPr>
+          <w:rFonts w:ascii="Times New Roman" w:hAnsi="Times New Roman" w:cs="Times New Roman"/>
+          <w:sz w:val="28"/>
+          <w:szCs w:val="28"/>
+          <w:lang w:val="uk-UA"/>
+        </w:rPr>
+      </w:pPr>
+    </w:p>
+    <w:p>
+      <w:pPr>
+        <w:spacing w:line="360" w:lineRule="auto"/>
+        <w:jc w:val="both"/>
+        <w:rPr>
+          <w:rFonts w:ascii="Times New Roman" w:hAnsi="Times New Roman" w:cs="Times New Roman"/>
+          <w:sz w:val="28"/>
+          <w:szCs w:val="28"/>
+          <w:lang w:val="uk-UA"/>
+        </w:rPr>
+      </w:pPr>
+    </w:p>
+    <w:p>
+      <w:pPr>
+        <w:spacing w:line="360" w:lineRule="auto"/>
+        <w:jc w:val="both"/>
+        <w:rPr>
+          <w:rFonts w:ascii="Times New Roman" w:hAnsi="Times New Roman" w:cs="Times New Roman"/>
+          <w:sz w:val="28"/>
+          <w:szCs w:val="28"/>
+          <w:lang w:val="uk-UA"/>
+        </w:rPr>
+      </w:pPr>
+    </w:p>
+    <w:p>
+      <w:pPr>
+        <w:spacing w:line="360" w:lineRule="auto"/>
+        <w:jc w:val="both"/>
+        <w:rPr>
+          <w:rFonts w:ascii="Times New Roman" w:hAnsi="Times New Roman" w:cs="Times New Roman"/>
+          <w:sz w:val="28"/>
+          <w:szCs w:val="28"/>
+          <w:lang w:val="uk-UA"/>
+        </w:rPr>
+      </w:pPr>
+    </w:p>
+    <w:p>
+      <w:pPr>
+        <w:spacing w:line="360" w:lineRule="auto"/>
+        <w:jc w:val="center"/>
+        <w:rPr>
+          <w:rFonts w:ascii="Times New Roman" w:hAnsi="Times New Roman" w:cs="Times New Roman"/>
+          <w:sz w:val="28"/>
+          <w:szCs w:val="28"/>
+          <w:lang w:val="ru-RU"/>
+        </w:rPr>
+      </w:pPr>
+      <w:r>
+        <w:rPr>
+          <w:rFonts w:ascii="Times New Roman" w:hAnsi="Times New Roman" w:cs="Times New Roman"/>
+          <w:sz w:val="28"/>
+          <w:szCs w:val="28"/>
+          <w:lang w:val="uk-UA"/>
+        </w:rPr>
+        <w:t xml:space="preserve">Рис. </w:t>
+      </w:r>
+      <w:r>
+        <w:rPr>
+          <w:rFonts w:ascii="Times New Roman" w:hAnsi="Times New Roman" w:cs="Times New Roman"/>
+          <w:sz w:val="28"/>
+          <w:szCs w:val="28"/>
+          <w:lang w:val="ru-RU"/>
+        </w:rPr>
+        <w:t>5</w:t>
+      </w:r>
+      <w:r>
+        <w:rPr>
+          <w:rFonts w:ascii="Times New Roman" w:hAnsi="Times New Roman" w:cs="Times New Roman"/>
+          <w:sz w:val="28"/>
+          <w:szCs w:val="28"/>
+          <w:lang w:val="uk-UA"/>
+        </w:rPr>
+        <w:t xml:space="preserve"> – Клас </w:t>
+      </w:r>
+      <w:r>
+        <w:rPr>
+          <w:rFonts w:ascii="Times New Roman" w:hAnsi="Times New Roman" w:cs="Times New Roman"/>
+          <w:sz w:val="28"/>
+          <w:szCs w:val="28"/>
+          <w:lang w:val="en-US"/>
+        </w:rPr>
+        <w:t>Main</w:t>
+      </w:r>
+    </w:p>
+    <w:p>
+      <w:pPr>
+        <w:spacing w:line="360" w:lineRule="auto"/>
+        <w:jc w:val="both"/>
+        <w:rPr>
+          <w:rFonts w:ascii="Times New Roman" w:hAnsi="Times New Roman" w:cs="Times New Roman"/>
+          <w:sz w:val="28"/>
+          <w:szCs w:val="28"/>
+          <w:lang w:val="en-US"/>
+        </w:rPr>
+      </w:pPr>
+    </w:p>
+    <w:p>
+      <w:pPr>
+        <w:spacing w:after="0"/>
+        <w:jc w:val="both"/>
+        <w:rPr>
+          <w:rFonts w:ascii="Times New Roman" w:hAnsi="Times New Roman" w:cs="Times New Roman"/>
+          <w:sz w:val="28"/>
+          <w:szCs w:val="28"/>
+          <w:lang w:val="en-US"/>
+        </w:rPr>
+      </w:pPr>
+      <w:r>
+        <w:rPr>
+          <w:rFonts w:ascii="Times New Roman" w:hAnsi="Times New Roman" w:cs="Times New Roman"/>
+          <w:sz w:val="28"/>
+          <w:szCs w:val="28"/>
+          <w:lang w:val="uk-UA"/>
+        </w:rPr>
+        <w:t xml:space="preserve">Посилання на </w:t>
+      </w:r>
+      <w:proofErr w:type="spellStart"/>
+      <w:r>
+        <w:rPr>
+          <w:rFonts w:ascii="Times New Roman" w:hAnsi="Times New Roman" w:cs="Times New Roman"/>
+          <w:sz w:val="28"/>
+          <w:szCs w:val="28"/>
+          <w:lang w:val="en-US"/>
+        </w:rPr>
+        <w:t>github</w:t>
+      </w:r>
+      <w:proofErr w:type="spellEnd"/>
+      <w:r>
+        <w:rPr>
+          <w:rFonts w:ascii="Times New Roman" w:hAnsi="Times New Roman" w:cs="Times New Roman"/>
+          <w:sz w:val="28"/>
+          <w:szCs w:val="28"/>
+          <w:lang w:val="en-US"/>
+        </w:rPr>
+        <w:t>:</w:t>
+      </w:r>
+    </w:p>
+    <w:p>
+      <w:pPr>
+        <w:spacing w:after="0"/>
+        <w:jc w:val="both"/>
+        <w:rPr>
+          <w:rFonts w:ascii="Times New Roman" w:hAnsi="Times New Roman" w:cs="Times New Roman"/>
+          <w:sz w:val="28"/>
+          <w:szCs w:val="28"/>
+          <w:lang w:val="en-US"/>
+        </w:rPr>
+      </w:pPr>
+      <w:hyperlink r:id="rId10" w:history="1">
+        <w:r>
+          <w:rPr>
+            <w:rStyle w:val="ae"/>
+            <w:rFonts w:ascii="Times New Roman" w:hAnsi="Times New Roman" w:cs="Times New Roman"/>
+            <w:sz w:val="28"/>
+            <w:szCs w:val="28"/>
+            <w:lang w:val="en-US"/>
+          </w:rPr>
+          <w:t>https://github.com/jekaproc/OOP-KB-241-Protsenko-Evgeniy/tree/main/Lab_</w:t>
+        </w:r>
+        <w:r>
+          <w:rPr>
+            <w:rStyle w:val="ae"/>
+            <w:rFonts w:ascii="Times New Roman" w:hAnsi="Times New Roman" w:cs="Times New Roman"/>
+            <w:sz w:val="28"/>
+            <w:szCs w:val="28"/>
+            <w:lang w:val="en-US"/>
+          </w:rPr>
+          <w:t>3</w:t>
+        </w:r>
+      </w:hyperlink>
+    </w:p>
+    <w:p>
+      <w:pPr>
+        <w:spacing w:after="0" w:line="360" w:lineRule="auto"/>
+        <w:jc w:val="both"/>
+        <w:rPr>
+          <w:rFonts w:ascii="Times New Roman" w:hAnsi="Times New Roman" w:cs="Times New Roman"/>
+          <w:sz w:val="28"/>
+          <w:szCs w:val="28"/>
+          <w:lang w:val="uk-UA"/>
+        </w:rPr>
+      </w:pPr>
+    </w:p>
+    <w:p>
+      <w:pPr>
+        <w:spacing w:after="0" w:line="360" w:lineRule="auto"/>
+        <w:jc w:val="both"/>
+        <w:rPr>
+          <w:rFonts w:ascii="Times New Roman" w:hAnsi="Times New Roman" w:cs="Times New Roman"/>
+          <w:sz w:val="28"/>
+          <w:szCs w:val="28"/>
+          <w:lang w:val="uk-UA"/>
+        </w:rPr>
+      </w:pPr>
+      <w:r>
+        <w:rPr>
+          <w:rFonts w:ascii="Times New Roman" w:hAnsi="Times New Roman" w:cs="Times New Roman"/>
+          <w:b/>
+          <w:bCs/>
+          <w:sz w:val="28"/>
+          <w:szCs w:val="28"/>
+          <w:lang w:val="uk-UA"/>
+        </w:rPr>
+        <w:t>Висновок:</w:t>
+      </w:r>
+    </w:p>
+    <w:p>
+      <w:pPr>
+        <w:spacing w:line="360" w:lineRule="auto"/>
+        <w:jc w:val="both"/>
+        <w:rPr>
+          <w:rFonts w:ascii="Times New Roman" w:hAnsi="Times New Roman" w:cs="Times New Roman"/>
+          <w:sz w:val="28"/>
+          <w:szCs w:val="28"/>
+          <w:lang w:val="uk-UA"/>
+        </w:rPr>
+      </w:pPr>
+      <w:r>
+        <w:rPr>
+          <w:rFonts w:ascii="Times New Roman" w:hAnsi="Times New Roman" w:cs="Times New Roman"/>
+          <w:sz w:val="28"/>
+          <w:szCs w:val="28"/>
+          <w:lang w:val="uk-UA"/>
+        </w:rPr>
+        <w:t xml:space="preserve">У ході роботи я реалізував систему планування спринту з використанням принципів об’єктно-орієнтованого програмування. Я створив класи </w:t>
+      </w:r>
+      <w:r>
+        <w:rPr>
+          <w:rFonts w:ascii="Times New Roman" w:hAnsi="Times New Roman" w:cs="Times New Roman"/>
+          <w:sz w:val="28"/>
+          <w:szCs w:val="28"/>
+          <w:lang w:val="en-US"/>
+        </w:rPr>
+        <w:t xml:space="preserve">Ticket, </w:t>
+      </w:r>
+      <w:proofErr w:type="spellStart"/>
+      <w:r>
+        <w:rPr>
+          <w:rFonts w:ascii="Times New Roman" w:hAnsi="Times New Roman" w:cs="Times New Roman"/>
+          <w:sz w:val="28"/>
+          <w:szCs w:val="28"/>
+          <w:lang w:val="en-US"/>
+        </w:rPr>
+        <w:t>UserStory</w:t>
+      </w:r>
+      <w:proofErr w:type="spellEnd"/>
+      <w:r>
+        <w:rPr>
+          <w:rFonts w:ascii="Times New Roman" w:hAnsi="Times New Roman" w:cs="Times New Roman"/>
+          <w:sz w:val="28"/>
+          <w:szCs w:val="28"/>
+          <w:lang w:val="en-US"/>
+        </w:rPr>
+        <w:t xml:space="preserve">, Bug </w:t>
+      </w:r>
+      <w:proofErr w:type="spellStart"/>
+      <w:r>
+        <w:rPr>
+          <w:rFonts w:ascii="Times New Roman" w:hAnsi="Times New Roman" w:cs="Times New Roman"/>
+          <w:sz w:val="28"/>
+          <w:szCs w:val="28"/>
+          <w:lang w:val="en-US"/>
+        </w:rPr>
+        <w:t>та</w:t>
+      </w:r>
+      <w:proofErr w:type="spellEnd"/>
+      <w:r>
+        <w:rPr>
+          <w:rFonts w:ascii="Times New Roman" w:hAnsi="Times New Roman" w:cs="Times New Roman"/>
+          <w:sz w:val="28"/>
+          <w:szCs w:val="28"/>
+          <w:lang w:val="en-US"/>
+        </w:rPr>
+        <w:t xml:space="preserve"> Sprint</w:t>
+      </w:r>
+      <w:r>
+        <w:rPr>
+          <w:rFonts w:ascii="Times New Roman" w:hAnsi="Times New Roman" w:cs="Times New Roman"/>
+          <w:sz w:val="28"/>
+          <w:szCs w:val="28"/>
+          <w:lang w:val="uk-UA"/>
+        </w:rPr>
+        <w:t xml:space="preserve"> і налаштував їх взаємодію відповідно до умов завдання. Під час тестування я перевірив правильність додавання задач, роботу обмежень спринту та логіку створення багів. У результаті я закріпив навички інкапсуляції, успадкування та роботи з об’єктами в </w:t>
+      </w:r>
+      <w:r>
+        <w:rPr>
+          <w:rFonts w:ascii="Times New Roman" w:hAnsi="Times New Roman" w:cs="Times New Roman"/>
+          <w:sz w:val="28"/>
+          <w:szCs w:val="28"/>
+          <w:lang w:val="en-US"/>
+        </w:rPr>
+        <w:t>Java.</w:t>
+      </w:r>
     </w:p>
     <w:sectPr>
       <w:pgSz w:w="11906" w:h="16838"/>
@@ -771,6 +5656,205 @@
     </w:lvl>
   </w:abstractNum>
   <w:abstractNum w:abstractNumId="5" w15:restartNumberingAfterBreak="0">
+    <w:nsid w:val="1FBE6F8C"/>
+    <w:multiLevelType w:val="hybridMultilevel"/>
+    <w:tmpl w:val="57B66CC6"/>
+    <w:lvl w:ilvl="0" w:tplc="04090001">
+      <w:start w:val="1"/>
+      <w:numFmt w:val="bullet"/>
+      <w:lvlText w:val=""/>
+      <w:lvlJc w:val="left"/>
+      <w:pPr>
+        <w:ind w:left="720" w:hanging="360"/>
+      </w:pPr>
+      <w:rPr>
+        <w:rFonts w:ascii="Symbol" w:hAnsi="Symbol" w:hint="default"/>
+      </w:rPr>
+    </w:lvl>
+    <w:lvl w:ilvl="1" w:tplc="04090003">
+      <w:start w:val="1"/>
+      <w:numFmt w:val="bullet"/>
+      <w:lvlText w:val="o"/>
+      <w:lvlJc w:val="left"/>
+      <w:pPr>
+        <w:ind w:left="1440" w:hanging="360"/>
+      </w:pPr>
+      <w:rPr>
+        <w:rFonts w:ascii="Courier New" w:hAnsi="Courier New" w:cs="Courier New" w:hint="default"/>
+      </w:rPr>
+    </w:lvl>
+    <w:lvl w:ilvl="2" w:tplc="04090005">
+      <w:start w:val="1"/>
+      <w:numFmt w:val="bullet"/>
+      <w:lvlText w:val=""/>
+      <w:lvlJc w:val="left"/>
+      <w:pPr>
+        <w:ind w:left="2160" w:hanging="360"/>
+      </w:pPr>
+      <w:rPr>
+        <w:rFonts w:ascii="Wingdings" w:hAnsi="Wingdings" w:hint="default"/>
+      </w:rPr>
+    </w:lvl>
+    <w:lvl w:ilvl="3" w:tplc="04090001">
+      <w:start w:val="1"/>
+      <w:numFmt w:val="bullet"/>
+      <w:lvlText w:val=""/>
+      <w:lvlJc w:val="left"/>
+      <w:pPr>
+        <w:ind w:left="2880" w:hanging="360"/>
+      </w:pPr>
+      <w:rPr>
+        <w:rFonts w:ascii="Symbol" w:hAnsi="Symbol" w:hint="default"/>
+      </w:rPr>
+    </w:lvl>
+    <w:lvl w:ilvl="4" w:tplc="04090003">
+      <w:start w:val="1"/>
+      <w:numFmt w:val="bullet"/>
+      <w:lvlText w:val="o"/>
+      <w:lvlJc w:val="left"/>
+      <w:pPr>
+        <w:ind w:left="3600" w:hanging="360"/>
+      </w:pPr>
+      <w:rPr>
+        <w:rFonts w:ascii="Courier New" w:hAnsi="Courier New" w:cs="Courier New" w:hint="default"/>
+      </w:rPr>
+    </w:lvl>
+    <w:lvl w:ilvl="5" w:tplc="04090005">
+      <w:start w:val="1"/>
+      <w:numFmt w:val="bullet"/>
+      <w:lvlText w:val=""/>
+      <w:lvlJc w:val="left"/>
+      <w:pPr>
+        <w:ind w:left="4320" w:hanging="360"/>
+      </w:pPr>
+      <w:rPr>
+        <w:rFonts w:ascii="Wingdings" w:hAnsi="Wingdings" w:hint="default"/>
+      </w:rPr>
+    </w:lvl>
+    <w:lvl w:ilvl="6" w:tplc="04090001">
+      <w:start w:val="1"/>
+      <w:numFmt w:val="bullet"/>
+      <w:lvlText w:val=""/>
+      <w:lvlJc w:val="left"/>
+      <w:pPr>
+        <w:ind w:left="5040" w:hanging="360"/>
+      </w:pPr>
+      <w:rPr>
+        <w:rFonts w:ascii="Symbol" w:hAnsi="Symbol" w:hint="default"/>
+      </w:rPr>
+    </w:lvl>
+    <w:lvl w:ilvl="7" w:tplc="04090003">
+      <w:start w:val="1"/>
+      <w:numFmt w:val="bullet"/>
+      <w:lvlText w:val="o"/>
+      <w:lvlJc w:val="left"/>
+      <w:pPr>
+        <w:ind w:left="5760" w:hanging="360"/>
+      </w:pPr>
+      <w:rPr>
+        <w:rFonts w:ascii="Courier New" w:hAnsi="Courier New" w:cs="Courier New" w:hint="default"/>
+      </w:rPr>
+    </w:lvl>
+    <w:lvl w:ilvl="8" w:tplc="04090005">
+      <w:start w:val="1"/>
+      <w:numFmt w:val="bullet"/>
+      <w:lvlText w:val=""/>
+      <w:lvlJc w:val="left"/>
+      <w:pPr>
+        <w:ind w:left="6480" w:hanging="360"/>
+      </w:pPr>
+      <w:rPr>
+        <w:rFonts w:ascii="Wingdings" w:hAnsi="Wingdings" w:hint="default"/>
+      </w:rPr>
+    </w:lvl>
+  </w:abstractNum>
+  <w:abstractNum w:abstractNumId="6" w15:restartNumberingAfterBreak="0">
+    <w:nsid w:val="24CC5871"/>
+    <w:multiLevelType w:val="hybridMultilevel"/>
+    <w:tmpl w:val="8168F4C4"/>
+    <w:lvl w:ilvl="0" w:tplc="2000000F">
+      <w:start w:val="1"/>
+      <w:numFmt w:val="decimal"/>
+      <w:lvlText w:val="%1."/>
+      <w:lvlJc w:val="left"/>
+      <w:pPr>
+        <w:ind w:left="720" w:hanging="360"/>
+      </w:pPr>
+    </w:lvl>
+    <w:lvl w:ilvl="1" w:tplc="20000019" w:tentative="1">
+      <w:start w:val="1"/>
+      <w:numFmt w:val="lowerLetter"/>
+      <w:lvlText w:val="%2."/>
+      <w:lvlJc w:val="left"/>
+      <w:pPr>
+        <w:ind w:left="1440" w:hanging="360"/>
+      </w:pPr>
+    </w:lvl>
+    <w:lvl w:ilvl="2" w:tplc="2000001B" w:tentative="1">
+      <w:start w:val="1"/>
+      <w:numFmt w:val="lowerRoman"/>
+      <w:lvlText w:val="%3."/>
+      <w:lvlJc w:val="right"/>
+      <w:pPr>
+        <w:ind w:left="2160" w:hanging="180"/>
+      </w:pPr>
+    </w:lvl>
+    <w:lvl w:ilvl="3" w:tplc="2000000F" w:tentative="1">
+      <w:start w:val="1"/>
+      <w:numFmt w:val="decimal"/>
+      <w:lvlText w:val="%4."/>
+      <w:lvlJc w:val="left"/>
+      <w:pPr>
+        <w:ind w:left="2880" w:hanging="360"/>
+      </w:pPr>
+    </w:lvl>
+    <w:lvl w:ilvl="4" w:tplc="20000019" w:tentative="1">
+      <w:start w:val="1"/>
+      <w:numFmt w:val="lowerLetter"/>
+      <w:lvlText w:val="%5."/>
+      <w:lvlJc w:val="left"/>
+      <w:pPr>
+        <w:ind w:left="3600" w:hanging="360"/>
+      </w:pPr>
+    </w:lvl>
+    <w:lvl w:ilvl="5" w:tplc="2000001B" w:tentative="1">
+      <w:start w:val="1"/>
+      <w:numFmt w:val="lowerRoman"/>
+      <w:lvlText w:val="%6."/>
+      <w:lvlJc w:val="right"/>
+      <w:pPr>
+        <w:ind w:left="4320" w:hanging="180"/>
+      </w:pPr>
+    </w:lvl>
+    <w:lvl w:ilvl="6" w:tplc="2000000F" w:tentative="1">
+      <w:start w:val="1"/>
+      <w:numFmt w:val="decimal"/>
+      <w:lvlText w:val="%7."/>
+      <w:lvlJc w:val="left"/>
+      <w:pPr>
+        <w:ind w:left="5040" w:hanging="360"/>
+      </w:pPr>
+    </w:lvl>
+    <w:lvl w:ilvl="7" w:tplc="20000019" w:tentative="1">
+      <w:start w:val="1"/>
+      <w:numFmt w:val="lowerLetter"/>
+      <w:lvlText w:val="%8."/>
+      <w:lvlJc w:val="left"/>
+      <w:pPr>
+        <w:ind w:left="5760" w:hanging="360"/>
+      </w:pPr>
+    </w:lvl>
+    <w:lvl w:ilvl="8" w:tplc="2000001B" w:tentative="1">
+      <w:start w:val="1"/>
+      <w:numFmt w:val="lowerRoman"/>
+      <w:lvlText w:val="%9."/>
+      <w:lvlJc w:val="right"/>
+      <w:pPr>
+        <w:ind w:left="6480" w:hanging="180"/>
+      </w:pPr>
+    </w:lvl>
+  </w:abstractNum>
+  <w:abstractNum w:abstractNumId="7" w15:restartNumberingAfterBreak="0">
     <w:nsid w:val="295C5FBC"/>
     <w:multiLevelType w:val="multilevel"/>
     <w:tmpl w:val="F056C464"/>
@@ -919,7 +6003,120 @@
       </w:rPr>
     </w:lvl>
   </w:abstractNum>
-  <w:abstractNum w:abstractNumId="6" w15:restartNumberingAfterBreak="0">
+  <w:abstractNum w:abstractNumId="8" w15:restartNumberingAfterBreak="0">
+    <w:nsid w:val="358F6D11"/>
+    <w:multiLevelType w:val="hybridMultilevel"/>
+    <w:tmpl w:val="EC3EB3C4"/>
+    <w:lvl w:ilvl="0" w:tplc="04090001">
+      <w:start w:val="1"/>
+      <w:numFmt w:val="bullet"/>
+      <w:lvlText w:val=""/>
+      <w:lvlJc w:val="left"/>
+      <w:pPr>
+        <w:ind w:left="720" w:hanging="360"/>
+      </w:pPr>
+      <w:rPr>
+        <w:rFonts w:ascii="Symbol" w:hAnsi="Symbol" w:hint="default"/>
+      </w:rPr>
+    </w:lvl>
+    <w:lvl w:ilvl="1" w:tplc="04090003">
+      <w:start w:val="1"/>
+      <w:numFmt w:val="bullet"/>
+      <w:lvlText w:val="o"/>
+      <w:lvlJc w:val="left"/>
+      <w:pPr>
+        <w:ind w:left="1440" w:hanging="360"/>
+      </w:pPr>
+      <w:rPr>
+        <w:rFonts w:ascii="Courier New" w:hAnsi="Courier New" w:cs="Courier New" w:hint="default"/>
+      </w:rPr>
+    </w:lvl>
+    <w:lvl w:ilvl="2" w:tplc="04090005">
+      <w:start w:val="1"/>
+      <w:numFmt w:val="bullet"/>
+      <w:lvlText w:val=""/>
+      <w:lvlJc w:val="left"/>
+      <w:pPr>
+        <w:ind w:left="2160" w:hanging="360"/>
+      </w:pPr>
+      <w:rPr>
+        <w:rFonts w:ascii="Wingdings" w:hAnsi="Wingdings" w:hint="default"/>
+      </w:rPr>
+    </w:lvl>
+    <w:lvl w:ilvl="3" w:tplc="04090001">
+      <w:start w:val="1"/>
+      <w:numFmt w:val="bullet"/>
+      <w:lvlText w:val=""/>
+      <w:lvlJc w:val="left"/>
+      <w:pPr>
+        <w:ind w:left="2880" w:hanging="360"/>
+      </w:pPr>
+      <w:rPr>
+        <w:rFonts w:ascii="Symbol" w:hAnsi="Symbol" w:hint="default"/>
+      </w:rPr>
+    </w:lvl>
+    <w:lvl w:ilvl="4" w:tplc="04090003">
+      <w:start w:val="1"/>
+      <w:numFmt w:val="bullet"/>
+      <w:lvlText w:val="o"/>
+      <w:lvlJc w:val="left"/>
+      <w:pPr>
+        <w:ind w:left="3600" w:hanging="360"/>
+      </w:pPr>
+      <w:rPr>
+        <w:rFonts w:ascii="Courier New" w:hAnsi="Courier New" w:cs="Courier New" w:hint="default"/>
+      </w:rPr>
+    </w:lvl>
+    <w:lvl w:ilvl="5" w:tplc="04090005">
+      <w:start w:val="1"/>
+      <w:numFmt w:val="bullet"/>
+      <w:lvlText w:val=""/>
+      <w:lvlJc w:val="left"/>
+      <w:pPr>
+        <w:ind w:left="4320" w:hanging="360"/>
+      </w:pPr>
+      <w:rPr>
+        <w:rFonts w:ascii="Wingdings" w:hAnsi="Wingdings" w:hint="default"/>
+      </w:rPr>
+    </w:lvl>
+    <w:lvl w:ilvl="6" w:tplc="04090001">
+      <w:start w:val="1"/>
+      <w:numFmt w:val="bullet"/>
+      <w:lvlText w:val=""/>
+      <w:lvlJc w:val="left"/>
+      <w:pPr>
+        <w:ind w:left="5040" w:hanging="360"/>
+      </w:pPr>
+      <w:rPr>
+        <w:rFonts w:ascii="Symbol" w:hAnsi="Symbol" w:hint="default"/>
+      </w:rPr>
+    </w:lvl>
+    <w:lvl w:ilvl="7" w:tplc="04090003">
+      <w:start w:val="1"/>
+      <w:numFmt w:val="bullet"/>
+      <w:lvlText w:val="o"/>
+      <w:lvlJc w:val="left"/>
+      <w:pPr>
+        <w:ind w:left="5760" w:hanging="360"/>
+      </w:pPr>
+      <w:rPr>
+        <w:rFonts w:ascii="Courier New" w:hAnsi="Courier New" w:cs="Courier New" w:hint="default"/>
+      </w:rPr>
+    </w:lvl>
+    <w:lvl w:ilvl="8" w:tplc="04090005">
+      <w:start w:val="1"/>
+      <w:numFmt w:val="bullet"/>
+      <w:lvlText w:val=""/>
+      <w:lvlJc w:val="left"/>
+      <w:pPr>
+        <w:ind w:left="6480" w:hanging="360"/>
+      </w:pPr>
+      <w:rPr>
+        <w:rFonts w:ascii="Wingdings" w:hAnsi="Wingdings" w:hint="default"/>
+      </w:rPr>
+    </w:lvl>
+  </w:abstractNum>
+  <w:abstractNum w:abstractNumId="9" w15:restartNumberingAfterBreak="0">
     <w:nsid w:val="368431CC"/>
     <w:multiLevelType w:val="multilevel"/>
     <w:tmpl w:val="21C88054"/>
@@ -1068,7 +6265,7 @@
       </w:rPr>
     </w:lvl>
   </w:abstractNum>
-  <w:abstractNum w:abstractNumId="7" w15:restartNumberingAfterBreak="0">
+  <w:abstractNum w:abstractNumId="10" w15:restartNumberingAfterBreak="0">
     <w:nsid w:val="3F671598"/>
     <w:multiLevelType w:val="multilevel"/>
     <w:tmpl w:val="40ECF0A4"/>
@@ -1217,7 +6414,7 @@
       </w:rPr>
     </w:lvl>
   </w:abstractNum>
-  <w:abstractNum w:abstractNumId="8" w15:restartNumberingAfterBreak="0">
+  <w:abstractNum w:abstractNumId="11" w15:restartNumberingAfterBreak="0">
     <w:nsid w:val="44827B6F"/>
     <w:multiLevelType w:val="multilevel"/>
     <w:tmpl w:val="35288796"/>
@@ -1366,7 +6563,7 @@
       </w:rPr>
     </w:lvl>
   </w:abstractNum>
-  <w:abstractNum w:abstractNumId="9" w15:restartNumberingAfterBreak="0">
+  <w:abstractNum w:abstractNumId="12" w15:restartNumberingAfterBreak="0">
     <w:nsid w:val="4733243C"/>
     <w:multiLevelType w:val="multilevel"/>
     <w:tmpl w:val="7E5AB828"/>
@@ -1515,7 +6712,7 @@
       </w:rPr>
     </w:lvl>
   </w:abstractNum>
-  <w:abstractNum w:abstractNumId="10" w15:restartNumberingAfterBreak="0">
+  <w:abstractNum w:abstractNumId="13" w15:restartNumberingAfterBreak="0">
     <w:nsid w:val="4AB5410E"/>
     <w:multiLevelType w:val="multilevel"/>
     <w:tmpl w:val="CD3C0CC6"/>
@@ -1664,7 +6861,97 @@
       </w:rPr>
     </w:lvl>
   </w:abstractNum>
-  <w:abstractNum w:abstractNumId="11" w15:restartNumberingAfterBreak="0">
+  <w:abstractNum w:abstractNumId="14" w15:restartNumberingAfterBreak="0">
+    <w:nsid w:val="4E44580D"/>
+    <w:multiLevelType w:val="hybridMultilevel"/>
+    <w:tmpl w:val="AD0E5F56"/>
+    <w:lvl w:ilvl="0" w:tplc="4C9ED0B6">
+      <w:start w:val="1"/>
+      <w:numFmt w:val="decimal"/>
+      <w:lvlText w:val="%1."/>
+      <w:lvlJc w:val="left"/>
+      <w:pPr>
+        <w:ind w:left="1080" w:hanging="360"/>
+      </w:pPr>
+      <w:rPr>
+        <w:b w:val="0"/>
+        <w:bCs w:val="0"/>
+      </w:rPr>
+    </w:lvl>
+    <w:lvl w:ilvl="1" w:tplc="20000019" w:tentative="1">
+      <w:start w:val="1"/>
+      <w:numFmt w:val="lowerLetter"/>
+      <w:lvlText w:val="%2."/>
+      <w:lvlJc w:val="left"/>
+      <w:pPr>
+        <w:ind w:left="1800" w:hanging="360"/>
+      </w:pPr>
+    </w:lvl>
+    <w:lvl w:ilvl="2" w:tplc="2000001B" w:tentative="1">
+      <w:start w:val="1"/>
+      <w:numFmt w:val="lowerRoman"/>
+      <w:lvlText w:val="%3."/>
+      <w:lvlJc w:val="right"/>
+      <w:pPr>
+        <w:ind w:left="2520" w:hanging="180"/>
+      </w:pPr>
+    </w:lvl>
+    <w:lvl w:ilvl="3" w:tplc="2000000F" w:tentative="1">
+      <w:start w:val="1"/>
+      <w:numFmt w:val="decimal"/>
+      <w:lvlText w:val="%4."/>
+      <w:lvlJc w:val="left"/>
+      <w:pPr>
+        <w:ind w:left="3240" w:hanging="360"/>
+      </w:pPr>
+    </w:lvl>
+    <w:lvl w:ilvl="4" w:tplc="20000019" w:tentative="1">
+      <w:start w:val="1"/>
+      <w:numFmt w:val="lowerLetter"/>
+      <w:lvlText w:val="%5."/>
+      <w:lvlJc w:val="left"/>
+      <w:pPr>
+        <w:ind w:left="3960" w:hanging="360"/>
+      </w:pPr>
+    </w:lvl>
+    <w:lvl w:ilvl="5" w:tplc="2000001B" w:tentative="1">
+      <w:start w:val="1"/>
+      <w:numFmt w:val="lowerRoman"/>
+      <w:lvlText w:val="%6."/>
+      <w:lvlJc w:val="right"/>
+      <w:pPr>
+        <w:ind w:left="4680" w:hanging="180"/>
+      </w:pPr>
+    </w:lvl>
+    <w:lvl w:ilvl="6" w:tplc="2000000F" w:tentative="1">
+      <w:start w:val="1"/>
+      <w:numFmt w:val="decimal"/>
+      <w:lvlText w:val="%7."/>
+      <w:lvlJc w:val="left"/>
+      <w:pPr>
+        <w:ind w:left="5400" w:hanging="360"/>
+      </w:pPr>
+    </w:lvl>
+    <w:lvl w:ilvl="7" w:tplc="20000019" w:tentative="1">
+      <w:start w:val="1"/>
+      <w:numFmt w:val="lowerLetter"/>
+      <w:lvlText w:val="%8."/>
+      <w:lvlJc w:val="left"/>
+      <w:pPr>
+        <w:ind w:left="6120" w:hanging="360"/>
+      </w:pPr>
+    </w:lvl>
+    <w:lvl w:ilvl="8" w:tplc="2000001B" w:tentative="1">
+      <w:start w:val="1"/>
+      <w:numFmt w:val="lowerRoman"/>
+      <w:lvlText w:val="%9."/>
+      <w:lvlJc w:val="right"/>
+      <w:pPr>
+        <w:ind w:left="6840" w:hanging="180"/>
+      </w:pPr>
+    </w:lvl>
+  </w:abstractNum>
+  <w:abstractNum w:abstractNumId="15" w15:restartNumberingAfterBreak="0">
     <w:nsid w:val="4EDE59B8"/>
     <w:multiLevelType w:val="multilevel"/>
     <w:tmpl w:val="4FFAA632"/>
@@ -1813,7 +7100,93 @@
       </w:rPr>
     </w:lvl>
   </w:abstractNum>
-  <w:abstractNum w:abstractNumId="12" w15:restartNumberingAfterBreak="0">
+  <w:abstractNum w:abstractNumId="16" w15:restartNumberingAfterBreak="0">
+    <w:nsid w:val="544524B4"/>
+    <w:multiLevelType w:val="hybridMultilevel"/>
+    <w:tmpl w:val="E598B7D2"/>
+    <w:lvl w:ilvl="0" w:tplc="20000011">
+      <w:start w:val="1"/>
+      <w:numFmt w:val="decimal"/>
+      <w:lvlText w:val="%1)"/>
+      <w:lvlJc w:val="left"/>
+      <w:pPr>
+        <w:ind w:left="720" w:hanging="360"/>
+      </w:pPr>
+    </w:lvl>
+    <w:lvl w:ilvl="1" w:tplc="04090019">
+      <w:start w:val="1"/>
+      <w:numFmt w:val="lowerLetter"/>
+      <w:lvlText w:val="%2."/>
+      <w:lvlJc w:val="left"/>
+      <w:pPr>
+        <w:ind w:left="1440" w:hanging="360"/>
+      </w:pPr>
+    </w:lvl>
+    <w:lvl w:ilvl="2" w:tplc="0409001B">
+      <w:start w:val="1"/>
+      <w:numFmt w:val="lowerRoman"/>
+      <w:lvlText w:val="%3."/>
+      <w:lvlJc w:val="right"/>
+      <w:pPr>
+        <w:ind w:left="2160" w:hanging="180"/>
+      </w:pPr>
+    </w:lvl>
+    <w:lvl w:ilvl="3" w:tplc="0409000F">
+      <w:start w:val="1"/>
+      <w:numFmt w:val="decimal"/>
+      <w:lvlText w:val="%4."/>
+      <w:lvlJc w:val="left"/>
+      <w:pPr>
+        <w:ind w:left="2880" w:hanging="360"/>
+      </w:pPr>
+    </w:lvl>
+    <w:lvl w:ilvl="4" w:tplc="04090019">
+      <w:start w:val="1"/>
+      <w:numFmt w:val="lowerLetter"/>
+      <w:lvlText w:val="%5."/>
+      <w:lvlJc w:val="left"/>
+      <w:pPr>
+        <w:ind w:left="3600" w:hanging="360"/>
+      </w:pPr>
+    </w:lvl>
+    <w:lvl w:ilvl="5" w:tplc="0409001B">
+      <w:start w:val="1"/>
+      <w:numFmt w:val="lowerRoman"/>
+      <w:lvlText w:val="%6."/>
+      <w:lvlJc w:val="right"/>
+      <w:pPr>
+        <w:ind w:left="4320" w:hanging="180"/>
+      </w:pPr>
+    </w:lvl>
+    <w:lvl w:ilvl="6" w:tplc="0409000F">
+      <w:start w:val="1"/>
+      <w:numFmt w:val="decimal"/>
+      <w:lvlText w:val="%7."/>
+      <w:lvlJc w:val="left"/>
+      <w:pPr>
+        <w:ind w:left="5040" w:hanging="360"/>
+      </w:pPr>
+    </w:lvl>
+    <w:lvl w:ilvl="7" w:tplc="04090019">
+      <w:start w:val="1"/>
+      <w:numFmt w:val="lowerLetter"/>
+      <w:lvlText w:val="%8."/>
+      <w:lvlJc w:val="left"/>
+      <w:pPr>
+        <w:ind w:left="5760" w:hanging="360"/>
+      </w:pPr>
+    </w:lvl>
+    <w:lvl w:ilvl="8" w:tplc="0409001B">
+      <w:start w:val="1"/>
+      <w:numFmt w:val="lowerRoman"/>
+      <w:lvlText w:val="%9."/>
+      <w:lvlJc w:val="right"/>
+      <w:pPr>
+        <w:ind w:left="6480" w:hanging="180"/>
+      </w:pPr>
+    </w:lvl>
+  </w:abstractNum>
+  <w:abstractNum w:abstractNumId="17" w15:restartNumberingAfterBreak="0">
     <w:nsid w:val="54B72BE5"/>
     <w:multiLevelType w:val="multilevel"/>
     <w:tmpl w:val="34BEEE1A"/>
@@ -1962,7 +7335,7 @@
       </w:rPr>
     </w:lvl>
   </w:abstractNum>
-  <w:abstractNum w:abstractNumId="13" w15:restartNumberingAfterBreak="0">
+  <w:abstractNum w:abstractNumId="18" w15:restartNumberingAfterBreak="0">
     <w:nsid w:val="59350A0F"/>
     <w:multiLevelType w:val="multilevel"/>
     <w:tmpl w:val="3D7E84FE"/>
@@ -2111,7 +7484,233 @@
       </w:rPr>
     </w:lvl>
   </w:abstractNum>
-  <w:abstractNum w:abstractNumId="14" w15:restartNumberingAfterBreak="0">
+  <w:abstractNum w:abstractNumId="19" w15:restartNumberingAfterBreak="0">
+    <w:nsid w:val="5C475469"/>
+    <w:multiLevelType w:val="hybridMultilevel"/>
+    <w:tmpl w:val="F4922FF8"/>
+    <w:lvl w:ilvl="0" w:tplc="04090001">
+      <w:start w:val="1"/>
+      <w:numFmt w:val="bullet"/>
+      <w:lvlText w:val=""/>
+      <w:lvlJc w:val="left"/>
+      <w:pPr>
+        <w:ind w:left="720" w:hanging="360"/>
+      </w:pPr>
+      <w:rPr>
+        <w:rFonts w:ascii="Symbol" w:hAnsi="Symbol" w:hint="default"/>
+      </w:rPr>
+    </w:lvl>
+    <w:lvl w:ilvl="1" w:tplc="04090003">
+      <w:start w:val="1"/>
+      <w:numFmt w:val="bullet"/>
+      <w:lvlText w:val="o"/>
+      <w:lvlJc w:val="left"/>
+      <w:pPr>
+        <w:ind w:left="1440" w:hanging="360"/>
+      </w:pPr>
+      <w:rPr>
+        <w:rFonts w:ascii="Courier New" w:hAnsi="Courier New" w:cs="Courier New" w:hint="default"/>
+      </w:rPr>
+    </w:lvl>
+    <w:lvl w:ilvl="2" w:tplc="04090005">
+      <w:start w:val="1"/>
+      <w:numFmt w:val="bullet"/>
+      <w:lvlText w:val=""/>
+      <w:lvlJc w:val="left"/>
+      <w:pPr>
+        <w:ind w:left="2160" w:hanging="360"/>
+      </w:pPr>
+      <w:rPr>
+        <w:rFonts w:ascii="Wingdings" w:hAnsi="Wingdings" w:hint="default"/>
+      </w:rPr>
+    </w:lvl>
+    <w:lvl w:ilvl="3" w:tplc="04090001">
+      <w:start w:val="1"/>
+      <w:numFmt w:val="bullet"/>
+      <w:lvlText w:val=""/>
+      <w:lvlJc w:val="left"/>
+      <w:pPr>
+        <w:ind w:left="2880" w:hanging="360"/>
+      </w:pPr>
+      <w:rPr>
+        <w:rFonts w:ascii="Symbol" w:hAnsi="Symbol" w:hint="default"/>
+      </w:rPr>
+    </w:lvl>
+    <w:lvl w:ilvl="4" w:tplc="04090003">
+      <w:start w:val="1"/>
+      <w:numFmt w:val="bullet"/>
+      <w:lvlText w:val="o"/>
+      <w:lvlJc w:val="left"/>
+      <w:pPr>
+        <w:ind w:left="3600" w:hanging="360"/>
+      </w:pPr>
+      <w:rPr>
+        <w:rFonts w:ascii="Courier New" w:hAnsi="Courier New" w:cs="Courier New" w:hint="default"/>
+      </w:rPr>
+    </w:lvl>
+    <w:lvl w:ilvl="5" w:tplc="04090005">
+      <w:start w:val="1"/>
+      <w:numFmt w:val="bullet"/>
+      <w:lvlText w:val=""/>
+      <w:lvlJc w:val="left"/>
+      <w:pPr>
+        <w:ind w:left="4320" w:hanging="360"/>
+      </w:pPr>
+      <w:rPr>
+        <w:rFonts w:ascii="Wingdings" w:hAnsi="Wingdings" w:hint="default"/>
+      </w:rPr>
+    </w:lvl>
+    <w:lvl w:ilvl="6" w:tplc="04090001">
+      <w:start w:val="1"/>
+      <w:numFmt w:val="bullet"/>
+      <w:lvlText w:val=""/>
+      <w:lvlJc w:val="left"/>
+      <w:pPr>
+        <w:ind w:left="5040" w:hanging="360"/>
+      </w:pPr>
+      <w:rPr>
+        <w:rFonts w:ascii="Symbol" w:hAnsi="Symbol" w:hint="default"/>
+      </w:rPr>
+    </w:lvl>
+    <w:lvl w:ilvl="7" w:tplc="04090003">
+      <w:start w:val="1"/>
+      <w:numFmt w:val="bullet"/>
+      <w:lvlText w:val="o"/>
+      <w:lvlJc w:val="left"/>
+      <w:pPr>
+        <w:ind w:left="5760" w:hanging="360"/>
+      </w:pPr>
+      <w:rPr>
+        <w:rFonts w:ascii="Courier New" w:hAnsi="Courier New" w:cs="Courier New" w:hint="default"/>
+      </w:rPr>
+    </w:lvl>
+    <w:lvl w:ilvl="8" w:tplc="04090005">
+      <w:start w:val="1"/>
+      <w:numFmt w:val="bullet"/>
+      <w:lvlText w:val=""/>
+      <w:lvlJc w:val="left"/>
+      <w:pPr>
+        <w:ind w:left="6480" w:hanging="360"/>
+      </w:pPr>
+      <w:rPr>
+        <w:rFonts w:ascii="Wingdings" w:hAnsi="Wingdings" w:hint="default"/>
+      </w:rPr>
+    </w:lvl>
+  </w:abstractNum>
+  <w:abstractNum w:abstractNumId="20" w15:restartNumberingAfterBreak="0">
+    <w:nsid w:val="606D7F3B"/>
+    <w:multiLevelType w:val="hybridMultilevel"/>
+    <w:tmpl w:val="8892F084"/>
+    <w:lvl w:ilvl="0" w:tplc="04090001">
+      <w:start w:val="1"/>
+      <w:numFmt w:val="bullet"/>
+      <w:lvlText w:val=""/>
+      <w:lvlJc w:val="left"/>
+      <w:pPr>
+        <w:ind w:left="720" w:hanging="360"/>
+      </w:pPr>
+      <w:rPr>
+        <w:rFonts w:ascii="Symbol" w:hAnsi="Symbol" w:hint="default"/>
+      </w:rPr>
+    </w:lvl>
+    <w:lvl w:ilvl="1" w:tplc="04090003">
+      <w:start w:val="1"/>
+      <w:numFmt w:val="bullet"/>
+      <w:lvlText w:val="o"/>
+      <w:lvlJc w:val="left"/>
+      <w:pPr>
+        <w:ind w:left="1440" w:hanging="360"/>
+      </w:pPr>
+      <w:rPr>
+        <w:rFonts w:ascii="Courier New" w:hAnsi="Courier New" w:cs="Courier New" w:hint="default"/>
+      </w:rPr>
+    </w:lvl>
+    <w:lvl w:ilvl="2" w:tplc="04090005">
+      <w:start w:val="1"/>
+      <w:numFmt w:val="bullet"/>
+      <w:lvlText w:val=""/>
+      <w:lvlJc w:val="left"/>
+      <w:pPr>
+        <w:ind w:left="2160" w:hanging="360"/>
+      </w:pPr>
+      <w:rPr>
+        <w:rFonts w:ascii="Wingdings" w:hAnsi="Wingdings" w:hint="default"/>
+      </w:rPr>
+    </w:lvl>
+    <w:lvl w:ilvl="3" w:tplc="04090001">
+      <w:start w:val="1"/>
+      <w:numFmt w:val="bullet"/>
+      <w:lvlText w:val=""/>
+      <w:lvlJc w:val="left"/>
+      <w:pPr>
+        <w:ind w:left="2880" w:hanging="360"/>
+      </w:pPr>
+      <w:rPr>
+        <w:rFonts w:ascii="Symbol" w:hAnsi="Symbol" w:hint="default"/>
+      </w:rPr>
+    </w:lvl>
+    <w:lvl w:ilvl="4" w:tplc="04090003">
+      <w:start w:val="1"/>
+      <w:numFmt w:val="bullet"/>
+      <w:lvlText w:val="o"/>
+      <w:lvlJc w:val="left"/>
+      <w:pPr>
+        <w:ind w:left="3600" w:hanging="360"/>
+      </w:pPr>
+      <w:rPr>
+        <w:rFonts w:ascii="Courier New" w:hAnsi="Courier New" w:cs="Courier New" w:hint="default"/>
+      </w:rPr>
+    </w:lvl>
+    <w:lvl w:ilvl="5" w:tplc="04090005">
+      <w:start w:val="1"/>
+      <w:numFmt w:val="bullet"/>
+      <w:lvlText w:val=""/>
+      <w:lvlJc w:val="left"/>
+      <w:pPr>
+        <w:ind w:left="4320" w:hanging="360"/>
+      </w:pPr>
+      <w:rPr>
+        <w:rFonts w:ascii="Wingdings" w:hAnsi="Wingdings" w:hint="default"/>
+      </w:rPr>
+    </w:lvl>
+    <w:lvl w:ilvl="6" w:tplc="04090001">
+      <w:start w:val="1"/>
+      <w:numFmt w:val="bullet"/>
+      <w:lvlText w:val=""/>
+      <w:lvlJc w:val="left"/>
+      <w:pPr>
+        <w:ind w:left="5040" w:hanging="360"/>
+      </w:pPr>
+      <w:rPr>
+        <w:rFonts w:ascii="Symbol" w:hAnsi="Symbol" w:hint="default"/>
+      </w:rPr>
+    </w:lvl>
+    <w:lvl w:ilvl="7" w:tplc="04090003">
+      <w:start w:val="1"/>
+      <w:numFmt w:val="bullet"/>
+      <w:lvlText w:val="o"/>
+      <w:lvlJc w:val="left"/>
+      <w:pPr>
+        <w:ind w:left="5760" w:hanging="360"/>
+      </w:pPr>
+      <w:rPr>
+        <w:rFonts w:ascii="Courier New" w:hAnsi="Courier New" w:cs="Courier New" w:hint="default"/>
+      </w:rPr>
+    </w:lvl>
+    <w:lvl w:ilvl="8" w:tplc="04090005">
+      <w:start w:val="1"/>
+      <w:numFmt w:val="bullet"/>
+      <w:lvlText w:val=""/>
+      <w:lvlJc w:val="left"/>
+      <w:pPr>
+        <w:ind w:left="6480" w:hanging="360"/>
+      </w:pPr>
+      <w:rPr>
+        <w:rFonts w:ascii="Wingdings" w:hAnsi="Wingdings" w:hint="default"/>
+      </w:rPr>
+    </w:lvl>
+  </w:abstractNum>
+  <w:abstractNum w:abstractNumId="21" w15:restartNumberingAfterBreak="0">
     <w:nsid w:val="66231B93"/>
     <w:multiLevelType w:val="multilevel"/>
     <w:tmpl w:val="FD322518"/>
@@ -2258,22 +7857,194 @@
         <w:rFonts w:ascii="Wingdings" w:hAnsi="Wingdings" w:hint="default"/>
         <w:sz w:val="20"/>
       </w:rPr>
+    </w:lvl>
+  </w:abstractNum>
+  <w:abstractNum w:abstractNumId="22" w15:restartNumberingAfterBreak="0">
+    <w:nsid w:val="6AB73D7B"/>
+    <w:multiLevelType w:val="hybridMultilevel"/>
+    <w:tmpl w:val="B9A46E80"/>
+    <w:lvl w:ilvl="0" w:tplc="2000000F">
+      <w:start w:val="1"/>
+      <w:numFmt w:val="decimal"/>
+      <w:lvlText w:val="%1."/>
+      <w:lvlJc w:val="left"/>
+      <w:pPr>
+        <w:ind w:left="720" w:hanging="360"/>
+      </w:pPr>
+    </w:lvl>
+    <w:lvl w:ilvl="1" w:tplc="20000019" w:tentative="1">
+      <w:start w:val="1"/>
+      <w:numFmt w:val="lowerLetter"/>
+      <w:lvlText w:val="%2."/>
+      <w:lvlJc w:val="left"/>
+      <w:pPr>
+        <w:ind w:left="1440" w:hanging="360"/>
+      </w:pPr>
+    </w:lvl>
+    <w:lvl w:ilvl="2" w:tplc="2000001B" w:tentative="1">
+      <w:start w:val="1"/>
+      <w:numFmt w:val="lowerRoman"/>
+      <w:lvlText w:val="%3."/>
+      <w:lvlJc w:val="right"/>
+      <w:pPr>
+        <w:ind w:left="2160" w:hanging="180"/>
+      </w:pPr>
+    </w:lvl>
+    <w:lvl w:ilvl="3" w:tplc="2000000F" w:tentative="1">
+      <w:start w:val="1"/>
+      <w:numFmt w:val="decimal"/>
+      <w:lvlText w:val="%4."/>
+      <w:lvlJc w:val="left"/>
+      <w:pPr>
+        <w:ind w:left="2880" w:hanging="360"/>
+      </w:pPr>
+    </w:lvl>
+    <w:lvl w:ilvl="4" w:tplc="20000019" w:tentative="1">
+      <w:start w:val="1"/>
+      <w:numFmt w:val="lowerLetter"/>
+      <w:lvlText w:val="%5."/>
+      <w:lvlJc w:val="left"/>
+      <w:pPr>
+        <w:ind w:left="3600" w:hanging="360"/>
+      </w:pPr>
+    </w:lvl>
+    <w:lvl w:ilvl="5" w:tplc="2000001B" w:tentative="1">
+      <w:start w:val="1"/>
+      <w:numFmt w:val="lowerRoman"/>
+      <w:lvlText w:val="%6."/>
+      <w:lvlJc w:val="right"/>
+      <w:pPr>
+        <w:ind w:left="4320" w:hanging="180"/>
+      </w:pPr>
+    </w:lvl>
+    <w:lvl w:ilvl="6" w:tplc="2000000F" w:tentative="1">
+      <w:start w:val="1"/>
+      <w:numFmt w:val="decimal"/>
+      <w:lvlText w:val="%7."/>
+      <w:lvlJc w:val="left"/>
+      <w:pPr>
+        <w:ind w:left="5040" w:hanging="360"/>
+      </w:pPr>
+    </w:lvl>
+    <w:lvl w:ilvl="7" w:tplc="20000019" w:tentative="1">
+      <w:start w:val="1"/>
+      <w:numFmt w:val="lowerLetter"/>
+      <w:lvlText w:val="%8."/>
+      <w:lvlJc w:val="left"/>
+      <w:pPr>
+        <w:ind w:left="5760" w:hanging="360"/>
+      </w:pPr>
+    </w:lvl>
+    <w:lvl w:ilvl="8" w:tplc="2000001B" w:tentative="1">
+      <w:start w:val="1"/>
+      <w:numFmt w:val="lowerRoman"/>
+      <w:lvlText w:val="%9."/>
+      <w:lvlJc w:val="right"/>
+      <w:pPr>
+        <w:ind w:left="6480" w:hanging="180"/>
+      </w:pPr>
+    </w:lvl>
+  </w:abstractNum>
+  <w:abstractNum w:abstractNumId="23" w15:restartNumberingAfterBreak="0">
+    <w:nsid w:val="6DB75983"/>
+    <w:multiLevelType w:val="hybridMultilevel"/>
+    <w:tmpl w:val="84DC6144"/>
+    <w:lvl w:ilvl="0" w:tplc="2000000F">
+      <w:start w:val="1"/>
+      <w:numFmt w:val="decimal"/>
+      <w:lvlText w:val="%1."/>
+      <w:lvlJc w:val="left"/>
+      <w:pPr>
+        <w:ind w:left="720" w:hanging="360"/>
+      </w:pPr>
+    </w:lvl>
+    <w:lvl w:ilvl="1" w:tplc="20000019" w:tentative="1">
+      <w:start w:val="1"/>
+      <w:numFmt w:val="lowerLetter"/>
+      <w:lvlText w:val="%2."/>
+      <w:lvlJc w:val="left"/>
+      <w:pPr>
+        <w:ind w:left="1440" w:hanging="360"/>
+      </w:pPr>
+    </w:lvl>
+    <w:lvl w:ilvl="2" w:tplc="2000001B" w:tentative="1">
+      <w:start w:val="1"/>
+      <w:numFmt w:val="lowerRoman"/>
+      <w:lvlText w:val="%3."/>
+      <w:lvlJc w:val="right"/>
+      <w:pPr>
+        <w:ind w:left="2160" w:hanging="180"/>
+      </w:pPr>
+    </w:lvl>
+    <w:lvl w:ilvl="3" w:tplc="2000000F" w:tentative="1">
+      <w:start w:val="1"/>
+      <w:numFmt w:val="decimal"/>
+      <w:lvlText w:val="%4."/>
+      <w:lvlJc w:val="left"/>
+      <w:pPr>
+        <w:ind w:left="2880" w:hanging="360"/>
+      </w:pPr>
+    </w:lvl>
+    <w:lvl w:ilvl="4" w:tplc="20000019" w:tentative="1">
+      <w:start w:val="1"/>
+      <w:numFmt w:val="lowerLetter"/>
+      <w:lvlText w:val="%5."/>
+      <w:lvlJc w:val="left"/>
+      <w:pPr>
+        <w:ind w:left="3600" w:hanging="360"/>
+      </w:pPr>
+    </w:lvl>
+    <w:lvl w:ilvl="5" w:tplc="2000001B" w:tentative="1">
+      <w:start w:val="1"/>
+      <w:numFmt w:val="lowerRoman"/>
+      <w:lvlText w:val="%6."/>
+      <w:lvlJc w:val="right"/>
+      <w:pPr>
+        <w:ind w:left="4320" w:hanging="180"/>
+      </w:pPr>
+    </w:lvl>
+    <w:lvl w:ilvl="6" w:tplc="2000000F" w:tentative="1">
+      <w:start w:val="1"/>
+      <w:numFmt w:val="decimal"/>
+      <w:lvlText w:val="%7."/>
+      <w:lvlJc w:val="left"/>
+      <w:pPr>
+        <w:ind w:left="5040" w:hanging="360"/>
+      </w:pPr>
+    </w:lvl>
+    <w:lvl w:ilvl="7" w:tplc="20000019" w:tentative="1">
+      <w:start w:val="1"/>
+      <w:numFmt w:val="lowerLetter"/>
+      <w:lvlText w:val="%8."/>
+      <w:lvlJc w:val="left"/>
+      <w:pPr>
+        <w:ind w:left="5760" w:hanging="360"/>
+      </w:pPr>
+    </w:lvl>
+    <w:lvl w:ilvl="8" w:tplc="2000001B" w:tentative="1">
+      <w:start w:val="1"/>
+      <w:numFmt w:val="lowerRoman"/>
+      <w:lvlText w:val="%9."/>
+      <w:lvlJc w:val="right"/>
+      <w:pPr>
+        <w:ind w:left="6480" w:hanging="180"/>
+      </w:pPr>
     </w:lvl>
   </w:abstractNum>
   <w:num w:numId="1" w16cid:durableId="861018611">
     <w:abstractNumId w:val="4"/>
   </w:num>
   <w:num w:numId="2" w16cid:durableId="1058210460">
-    <w:abstractNumId w:val="7"/>
+    <w:abstractNumId w:val="10"/>
   </w:num>
   <w:num w:numId="3" w16cid:durableId="654140616">
-    <w:abstractNumId w:val="10"/>
+    <w:abstractNumId w:val="13"/>
   </w:num>
   <w:num w:numId="4" w16cid:durableId="376054974">
     <w:abstractNumId w:val="1"/>
   </w:num>
   <w:num w:numId="5" w16cid:durableId="953824993">
-    <w:abstractNumId w:val="9"/>
+    <w:abstractNumId w:val="12"/>
   </w:num>
   <w:num w:numId="6" w16cid:durableId="254673863">
     <w:abstractNumId w:val="0"/>
@@ -2282,28 +8053,94 @@
     <w:abstractNumId w:val="3"/>
   </w:num>
   <w:num w:numId="8" w16cid:durableId="830484061">
-    <w:abstractNumId w:val="13"/>
+    <w:abstractNumId w:val="18"/>
   </w:num>
   <w:num w:numId="9" w16cid:durableId="971712569">
+    <w:abstractNumId w:val="15"/>
+  </w:num>
+  <w:num w:numId="10" w16cid:durableId="2144158482">
     <w:abstractNumId w:val="11"/>
   </w:num>
-  <w:num w:numId="10" w16cid:durableId="2144158482">
-    <w:abstractNumId w:val="8"/>
-  </w:num>
   <w:num w:numId="11" w16cid:durableId="1887836327">
-    <w:abstractNumId w:val="12"/>
+    <w:abstractNumId w:val="17"/>
   </w:num>
   <w:num w:numId="12" w16cid:durableId="749666534">
-    <w:abstractNumId w:val="14"/>
+    <w:abstractNumId w:val="21"/>
   </w:num>
   <w:num w:numId="13" w16cid:durableId="1298219506">
-    <w:abstractNumId w:val="6"/>
+    <w:abstractNumId w:val="9"/>
   </w:num>
   <w:num w:numId="14" w16cid:durableId="1531533631">
-    <w:abstractNumId w:val="5"/>
+    <w:abstractNumId w:val="7"/>
   </w:num>
   <w:num w:numId="15" w16cid:durableId="122433540">
     <w:abstractNumId w:val="2"/>
+  </w:num>
+  <w:num w:numId="16" w16cid:durableId="1224874199">
+    <w:abstractNumId w:val="6"/>
+  </w:num>
+  <w:num w:numId="17" w16cid:durableId="968243680">
+    <w:abstractNumId w:val="20"/>
+    <w:lvlOverride w:ilvl="0"/>
+    <w:lvlOverride w:ilvl="1"/>
+    <w:lvlOverride w:ilvl="2"/>
+    <w:lvlOverride w:ilvl="3"/>
+    <w:lvlOverride w:ilvl="4"/>
+    <w:lvlOverride w:ilvl="5"/>
+    <w:lvlOverride w:ilvl="6"/>
+    <w:lvlOverride w:ilvl="7"/>
+    <w:lvlOverride w:ilvl="8"/>
+  </w:num>
+  <w:num w:numId="18" w16cid:durableId="384372882">
+    <w:abstractNumId w:val="22"/>
+  </w:num>
+  <w:num w:numId="19" w16cid:durableId="609433828">
+    <w:abstractNumId w:val="14"/>
+  </w:num>
+  <w:num w:numId="20" w16cid:durableId="95290761">
+    <w:abstractNumId w:val="8"/>
+    <w:lvlOverride w:ilvl="0"/>
+    <w:lvlOverride w:ilvl="1"/>
+    <w:lvlOverride w:ilvl="2"/>
+    <w:lvlOverride w:ilvl="3"/>
+    <w:lvlOverride w:ilvl="4"/>
+    <w:lvlOverride w:ilvl="5"/>
+    <w:lvlOverride w:ilvl="6"/>
+    <w:lvlOverride w:ilvl="7"/>
+    <w:lvlOverride w:ilvl="8"/>
+  </w:num>
+  <w:num w:numId="21" w16cid:durableId="1593125051">
+    <w:abstractNumId w:val="19"/>
+    <w:lvlOverride w:ilvl="0"/>
+    <w:lvlOverride w:ilvl="1"/>
+    <w:lvlOverride w:ilvl="2"/>
+    <w:lvlOverride w:ilvl="3"/>
+    <w:lvlOverride w:ilvl="4"/>
+    <w:lvlOverride w:ilvl="5"/>
+    <w:lvlOverride w:ilvl="6"/>
+    <w:lvlOverride w:ilvl="7"/>
+    <w:lvlOverride w:ilvl="8"/>
+  </w:num>
+  <w:num w:numId="22" w16cid:durableId="827750900">
+    <w:abstractNumId w:val="16"/>
+  </w:num>
+  <w:num w:numId="23" w16cid:durableId="1409228398">
+    <w:abstractNumId w:val="5"/>
+    <w:lvlOverride w:ilvl="0"/>
+    <w:lvlOverride w:ilvl="1"/>
+    <w:lvlOverride w:ilvl="2"/>
+    <w:lvlOverride w:ilvl="3"/>
+    <w:lvlOverride w:ilvl="4"/>
+    <w:lvlOverride w:ilvl="5"/>
+    <w:lvlOverride w:ilvl="6"/>
+    <w:lvlOverride w:ilvl="7"/>
+    <w:lvlOverride w:ilvl="8"/>
+  </w:num>
+  <w:num w:numId="24" w16cid:durableId="973603700">
+    <w:abstractNumId w:val="16"/>
+  </w:num>
+  <w:num w:numId="25" w16cid:durableId="2007857883">
+    <w:abstractNumId w:val="23"/>
   </w:num>
 </w:numbering>
 </file>
@@ -2708,6 +8545,7 @@
   <w:style w:type="paragraph" w:default="1" w:styleId="a">
     <w:name w:val="Normal"/>
     <w:qFormat/>
+    <w:rsid w:val="003B26F7"/>
   </w:style>
   <w:style w:type="paragraph" w:styleId="1">
     <w:name w:val="heading 1"/>
@@ -2911,7 +8749,6 @@
   <w:style w:type="character" w:default="1" w:styleId="a0">
     <w:name w:val="Default Paragraph Font"/>
     <w:uiPriority w:val="1"/>
-    <w:semiHidden/>
     <w:unhideWhenUsed/>
   </w:style>
   <w:style w:type="table" w:default="1" w:styleId="a1">
@@ -3225,6 +9062,29 @@
       <w:spacing w:val="5"/>
     </w:rPr>
   </w:style>
+  <w:style w:type="character" w:styleId="ae">
+    <w:name w:val="Hyperlink"/>
+    <w:basedOn w:val="a0"/>
+    <w:uiPriority w:val="99"/>
+    <w:unhideWhenUsed/>
+    <w:rsid w:val="003B26F7"/>
+    <w:rPr>
+      <w:color w:val="467886" w:themeColor="hyperlink"/>
+      <w:u w:val="single"/>
+    </w:rPr>
+  </w:style>
+  <w:style w:type="character" w:styleId="af">
+    <w:name w:val="Unresolved Mention"/>
+    <w:basedOn w:val="a0"/>
+    <w:uiPriority w:val="99"/>
+    <w:semiHidden/>
+    <w:unhideWhenUsed/>
+    <w:rsid w:val="003B26F7"/>
+    <w:rPr>
+      <w:color w:val="605E5C"/>
+      <w:shd w:val="clear" w:color="auto" w:fill="E1DFDD"/>
+    </w:rPr>
+  </w:style>
 </w:styles>
 </file>
 
